--- a/Quotation_Women_Livelihood_Programme_Sir_Syed_Trust.docx
+++ b/Quotation_Women_Livelihood_Programme_Sir_Syed_Trust.docx
@@ -2,964 +2,3968 @@
 <file path=word/document.xml><?xml version="1.0" encoding="utf-8"?>
 <w:document xmlns:wpc="http://schemas.microsoft.com/office/word/2010/wordprocessingCanvas" xmlns:mo="http://schemas.microsoft.com/office/mac/office/2008/main" xmlns:mc="http://schemas.openxmlformats.org/markup-compatibility/2006" xmlns:mv="urn:schemas-microsoft-com:mac:vml" xmlns:o="urn:schemas-microsoft-com:office:office" xmlns:r="http://schemas.openxmlformats.org/officeDocument/2006/relationships" xmlns:m="http://schemas.openxmlformats.org/officeDocument/2006/math" xmlns:v="urn:schemas-microsoft-com:vml" xmlns:wp14="http://schemas.microsoft.com/office/word/2010/wordprocessingDrawing" xmlns:wp="http://schemas.openxmlformats.org/drawingml/2006/wordprocessingDrawing" xmlns:w10="urn:schemas-microsoft-com:office:word" xmlns:w="http://schemas.openxmlformats.org/wordprocessingml/2006/main" xmlns:w14="http://schemas.microsoft.com/office/word/2010/wordml" xmlns:wpg="http://schemas.microsoft.com/office/word/2010/wordprocessingGroup" xmlns:wpi="http://schemas.microsoft.com/office/word/2010/wordprocessingInk" xmlns:wne="http://schemas.microsoft.com/office/word/2006/wordml" xmlns:wps="http://schemas.microsoft.com/office/word/2010/wordprocessingShape" mc:Ignorable="w14 wp14">
   <w:body>
+    <w:tbl>
+      <w:tblPr>
+        <w:tblW w:type="auto" w:w="0"/>
+        <w:jc w:val="left"/>
+        <w:tblLayout w:type="fixed"/>
+        <w:tblLook w:firstColumn="1" w:firstRow="1" w:lastColumn="0" w:lastRow="0" w:noHBand="0" w:noVBand="1" w:val="04A0"/>
+      </w:tblPr>
+      <w:tblGrid>
+        <w:gridCol w:w="4819"/>
+        <w:gridCol w:w="4819"/>
+      </w:tblGrid>
+      <w:tr>
+        <w:tc>
+          <w:tcPr>
+            <w:tcW w:type="dxa" w:w="5953"/>
+            <w:tcBorders>
+              <w:top w:val="nil"/>
+              <w:left w:val="nil"/>
+              <w:bottom w:val="single" w:sz="36" w:color="0E7C86"/>
+              <w:right w:val="nil"/>
+            </w:tcBorders>
+            <w:shd w:val="clear" w:color="auto" w:fill="12294A"/>
+            <w:tcMar>
+              <w:top w:w="220" w:type="dxa"/>
+              <w:left w:w="260" w:type="dxa"/>
+              <w:bottom w:w="200" w:type="dxa"/>
+              <w:right w:w="260" w:type="dxa"/>
+            </w:tcMar>
+            <w:vAlign w:val="center"/>
+          </w:tcPr>
+          <w:p>
+            <w:pPr>
+              <w:spacing w:after="0" w:before="0"/>
+            </w:pPr>
+            <w:r>
+              <w:rPr>
+                <w:b/>
+                <w:i w:val="0"/>
+                <w:color w:val="FFFFFF"/>
+                <w:sz w:val="44"/>
+              </w:rPr>
+              <w:t>RAIJMAIT QUANTUM</w:t>
+            </w:r>
+          </w:p>
+          <w:p>
+            <w:pPr>
+              <w:spacing w:after="0" w:before="40"/>
+            </w:pPr>
+            <w:r>
+              <w:rPr>
+                <w:b w:val="0"/>
+                <w:i w:val="0"/>
+                <w:color w:val="BFD9DD"/>
+                <w:sz w:val="20"/>
+              </w:rPr>
+              <w:t>Software Development &amp; Data Management Solutions</w:t>
+            </w:r>
+          </w:p>
+        </w:tc>
+        <w:tc>
+          <w:tcPr>
+            <w:tcW w:type="dxa" w:w="3685"/>
+            <w:tcBorders>
+              <w:top w:val="nil"/>
+              <w:left w:val="nil"/>
+              <w:bottom w:val="single" w:sz="36" w:color="0E7C86"/>
+              <w:right w:val="nil"/>
+            </w:tcBorders>
+            <w:shd w:val="clear" w:color="auto" w:fill="12294A"/>
+            <w:tcMar>
+              <w:top w:w="220" w:type="dxa"/>
+              <w:left w:w="260" w:type="dxa"/>
+              <w:bottom w:w="200" w:type="dxa"/>
+              <w:right w:w="260" w:type="dxa"/>
+            </w:tcMar>
+            <w:vAlign w:val="center"/>
+          </w:tcPr>
+          <w:p>
+            <w:pPr>
+              <w:spacing w:after="0" w:before="0"/>
+              <w:jc w:val="right"/>
+            </w:pPr>
+            <w:r>
+              <w:rPr>
+                <w:b/>
+                <w:i w:val="0"/>
+                <w:color w:val="FFFFFF"/>
+                <w:sz w:val="36"/>
+              </w:rPr>
+              <w:t>QUOTATION</w:t>
+            </w:r>
+          </w:p>
+          <w:p>
+            <w:pPr>
+              <w:spacing w:after="0" w:before="40"/>
+              <w:jc w:val="right"/>
+            </w:pPr>
+            <w:r>
+              <w:rPr>
+                <w:b w:val="0"/>
+                <w:i w:val="0"/>
+                <w:color w:val="BFD9DD"/>
+                <w:sz w:val="20"/>
+              </w:rPr>
+              <w:t>03 October 2026</w:t>
+            </w:r>
+          </w:p>
+        </w:tc>
+      </w:tr>
+    </w:tbl>
     <w:p>
       <w:pPr>
-        <w:spacing w:after="0"/>
-        <w:jc w:val="center"/>
+        <w:spacing w:after="0" w:line="200" w:lineRule="exact"/>
       </w:pPr>
-      <w:r>
-        <w:rPr>
-          <w:b/>
-          <w:color w:val="1F3A5F"/>
-          <w:sz w:val="40"/>
-        </w:rPr>
-        <w:t>RAIJMAIT QUANTUM</w:t>
-      </w:r>
+    </w:p>
+    <w:tbl>
+      <w:tblPr>
+        <w:tblW w:type="auto" w:w="0"/>
+        <w:jc w:val="left"/>
+        <w:tblLayout w:type="fixed"/>
+        <w:tblLook w:firstColumn="1" w:firstRow="1" w:lastColumn="0" w:lastRow="0" w:noHBand="0" w:noVBand="1" w:val="04A0"/>
+      </w:tblPr>
+      <w:tblGrid>
+        <w:gridCol w:w="4819"/>
+        <w:gridCol w:w="4819"/>
+      </w:tblGrid>
+      <w:tr>
+        <w:tc>
+          <w:tcPr>
+            <w:tcW w:type="dxa" w:w="1474"/>
+            <w:tcBorders>
+              <w:top w:val="nil"/>
+              <w:left w:val="single" w:sz="24" w:color="0E7C86"/>
+              <w:bottom w:val="single" w:sz="4" w:color="D5DCE6"/>
+              <w:right w:val="nil"/>
+            </w:tcBorders>
+            <w:shd w:val="clear" w:color="auto" w:fill="F3F6FA"/>
+            <w:tcMar>
+              <w:top w:w="90" w:type="dxa"/>
+              <w:left w:w="180" w:type="dxa"/>
+              <w:bottom w:w="90" w:type="dxa"/>
+              <w:right w:w="120" w:type="dxa"/>
+            </w:tcMar>
+          </w:tcPr>
+          <w:p>
+            <w:pPr>
+              <w:spacing w:after="0" w:before="0"/>
+            </w:pPr>
+            <w:r>
+              <w:rPr>
+                <w:b/>
+                <w:i w:val="0"/>
+                <w:color w:val="0E7C86"/>
+                <w:sz w:val="17"/>
+              </w:rPr>
+              <w:t>FROM</w:t>
+            </w:r>
+          </w:p>
+        </w:tc>
+        <w:tc>
+          <w:tcPr>
+            <w:tcW w:type="dxa" w:w="8164"/>
+            <w:tcBorders>
+              <w:top w:val="nil"/>
+              <w:left w:val="nil"/>
+              <w:bottom w:val="single" w:sz="4" w:color="D5DCE6"/>
+              <w:right w:val="nil"/>
+            </w:tcBorders>
+            <w:shd w:val="clear" w:color="auto" w:fill="F3F6FA"/>
+            <w:tcMar>
+              <w:top w:w="90" w:type="dxa"/>
+              <w:left w:w="180" w:type="dxa"/>
+              <w:bottom w:w="90" w:type="dxa"/>
+              <w:right w:w="120" w:type="dxa"/>
+            </w:tcMar>
+          </w:tcPr>
+          <w:p>
+            <w:pPr>
+              <w:spacing w:after="0" w:before="0"/>
+            </w:pPr>
+            <w:r>
+              <w:rPr>
+                <w:b w:val="0"/>
+                <w:i w:val="0"/>
+                <w:sz w:val="21"/>
+              </w:rPr>
+              <w:t>Raijmait Quantum, Software Development &amp; Data Management Solutions</w:t>
+            </w:r>
+          </w:p>
+        </w:tc>
+      </w:tr>
+      <w:tr>
+        <w:tc>
+          <w:tcPr>
+            <w:tcW w:type="dxa" w:w="1474"/>
+            <w:tcBorders>
+              <w:top w:val="nil"/>
+              <w:left w:val="single" w:sz="24" w:color="0E7C86"/>
+              <w:bottom w:val="single" w:sz="4" w:color="D5DCE6"/>
+              <w:right w:val="nil"/>
+            </w:tcBorders>
+            <w:shd w:val="clear" w:color="auto" w:fill="F3F6FA"/>
+            <w:tcMar>
+              <w:top w:w="90" w:type="dxa"/>
+              <w:left w:w="180" w:type="dxa"/>
+              <w:bottom w:w="90" w:type="dxa"/>
+              <w:right w:w="120" w:type="dxa"/>
+            </w:tcMar>
+          </w:tcPr>
+          <w:p>
+            <w:pPr>
+              <w:spacing w:after="0" w:before="0"/>
+            </w:pPr>
+            <w:r>
+              <w:rPr>
+                <w:b/>
+                <w:i w:val="0"/>
+                <w:color w:val="0E7C86"/>
+                <w:sz w:val="17"/>
+              </w:rPr>
+              <w:t>TO</w:t>
+            </w:r>
+          </w:p>
+        </w:tc>
+        <w:tc>
+          <w:tcPr>
+            <w:tcW w:type="dxa" w:w="8164"/>
+            <w:tcBorders>
+              <w:top w:val="nil"/>
+              <w:left w:val="nil"/>
+              <w:bottom w:val="single" w:sz="4" w:color="D5DCE6"/>
+              <w:right w:val="nil"/>
+            </w:tcBorders>
+            <w:shd w:val="clear" w:color="auto" w:fill="F3F6FA"/>
+            <w:tcMar>
+              <w:top w:w="90" w:type="dxa"/>
+              <w:left w:w="180" w:type="dxa"/>
+              <w:bottom w:w="90" w:type="dxa"/>
+              <w:right w:w="120" w:type="dxa"/>
+            </w:tcMar>
+          </w:tcPr>
+          <w:p>
+            <w:pPr>
+              <w:spacing w:after="0" w:before="0"/>
+            </w:pPr>
+            <w:r>
+              <w:rPr>
+                <w:b w:val="0"/>
+                <w:i w:val="0"/>
+                <w:sz w:val="21"/>
+              </w:rPr>
+              <w:t>Sir Syed Trust</w:t>
+            </w:r>
+          </w:p>
+        </w:tc>
+      </w:tr>
+      <w:tr>
+        <w:tc>
+          <w:tcPr>
+            <w:tcW w:type="dxa" w:w="1474"/>
+            <w:tcBorders>
+              <w:top w:val="nil"/>
+              <w:left w:val="single" w:sz="24" w:color="0E7C86"/>
+              <w:bottom w:val="nil"/>
+              <w:right w:val="nil"/>
+            </w:tcBorders>
+            <w:shd w:val="clear" w:color="auto" w:fill="F3F6FA"/>
+            <w:tcMar>
+              <w:top w:w="90" w:type="dxa"/>
+              <w:left w:w="180" w:type="dxa"/>
+              <w:bottom w:w="90" w:type="dxa"/>
+              <w:right w:w="120" w:type="dxa"/>
+            </w:tcMar>
+          </w:tcPr>
+          <w:p>
+            <w:pPr>
+              <w:spacing w:after="0" w:before="0"/>
+            </w:pPr>
+            <w:r>
+              <w:rPr>
+                <w:b/>
+                <w:i w:val="0"/>
+                <w:color w:val="0E7C86"/>
+                <w:sz w:val="17"/>
+              </w:rPr>
+              <w:t>SUBJECT</w:t>
+            </w:r>
+          </w:p>
+        </w:tc>
+        <w:tc>
+          <w:tcPr>
+            <w:tcW w:type="dxa" w:w="8164"/>
+            <w:tcBorders>
+              <w:top w:val="nil"/>
+              <w:left w:val="nil"/>
+              <w:bottom w:val="nil"/>
+              <w:right w:val="nil"/>
+            </w:tcBorders>
+            <w:shd w:val="clear" w:color="auto" w:fill="F3F6FA"/>
+            <w:tcMar>
+              <w:top w:w="90" w:type="dxa"/>
+              <w:left w:w="180" w:type="dxa"/>
+              <w:bottom w:w="90" w:type="dxa"/>
+              <w:right w:w="120" w:type="dxa"/>
+            </w:tcMar>
+          </w:tcPr>
+          <w:p>
+            <w:pPr>
+              <w:spacing w:after="0" w:before="0"/>
+            </w:pPr>
+            <w:r>
+              <w:rPr>
+                <w:b/>
+                <w:i w:val="0"/>
+                <w:color w:val="12294A"/>
+                <w:sz w:val="21"/>
+              </w:rPr>
+              <w:t>Quotation for Development of Women Livelihood Programme Management Application</w:t>
+            </w:r>
+          </w:p>
+        </w:tc>
+      </w:tr>
+    </w:tbl>
+    <w:p>
+      <w:pPr>
+        <w:spacing w:after="0" w:line="240" w:lineRule="exact"/>
+      </w:pPr>
     </w:p>
     <w:p>
       <w:pPr>
-        <w:spacing w:after="200"/>
-        <w:jc w:val="center"/>
+        <w:spacing w:after="120"/>
       </w:pPr>
       <w:r>
         <w:rPr>
           <w:b w:val="0"/>
-          <w:color w:val="555555"/>
-          <w:sz w:val="22"/>
-        </w:rPr>
-        <w:t>Software Development &amp; Data Management Solutions</w:t>
-      </w:r>
-    </w:p>
-    <w:p>
-      <w:pPr>
-        <w:spacing w:after="40"/>
-      </w:pPr>
-      <w:r>
-        <w:rPr>
-          <w:b/>
-        </w:rPr>
-        <w:t xml:space="preserve">From: </w:t>
-      </w:r>
-      <w:r>
-        <w:t>Raijmait Quantum, Software Development &amp; Data Management Solutions</w:t>
-      </w:r>
-    </w:p>
-    <w:p>
-      <w:pPr>
-        <w:spacing w:after="40"/>
-      </w:pPr>
-      <w:r>
-        <w:rPr>
-          <w:b/>
-        </w:rPr>
-        <w:t xml:space="preserve">To: </w:t>
-      </w:r>
-      <w:r>
-        <w:t>Sir Syed Trust</w:t>
-      </w:r>
-    </w:p>
-    <w:p>
-      <w:pPr>
-        <w:spacing w:after="40"/>
-      </w:pPr>
-      <w:r>
-        <w:rPr>
-          <w:b/>
-        </w:rPr>
-        <w:t xml:space="preserve">Date: </w:t>
-      </w:r>
-      <w:r>
-        <w:t>03 October 2026</w:t>
-      </w:r>
-    </w:p>
-    <w:p>
-      <w:pPr>
-        <w:spacing w:after="40"/>
-      </w:pPr>
-      <w:r>
-        <w:rPr>
-          <w:b/>
-        </w:rPr>
-        <w:t xml:space="preserve">Subject: </w:t>
-      </w:r>
-      <w:r>
-        <w:t>Quotation for Development of Women Livelihood Programme Management Application</w:t>
-      </w:r>
-    </w:p>
-    <w:p>
-      <w:r>
-        <w:rPr>
-          <w:b w:val="0"/>
-        </w:rPr>
-      </w:r>
-    </w:p>
-    <w:p>
-      <w:r>
-        <w:rPr>
-          <w:b w:val="0"/>
+          <w:i w:val="0"/>
         </w:rPr>
         <w:t>Dear Sir/Madam,</w:t>
       </w:r>
     </w:p>
     <w:p>
+      <w:pPr>
+        <w:spacing w:after="120"/>
+        <w:jc w:val="both"/>
+      </w:pPr>
       <w:r>
         <w:rPr>
           <w:b w:val="0"/>
+          <w:i w:val="0"/>
         </w:rPr>
         <w:t>Raijmait Quantum is pleased to submit this quotation for the design, development, implementation, and deployment of a comprehensive Women Livelihood Programme Management Application for Sir Syed Trust.</w:t>
       </w:r>
     </w:p>
     <w:p>
+      <w:pPr>
+        <w:spacing w:after="80"/>
+        <w:jc w:val="both"/>
+      </w:pPr>
       <w:r>
         <w:rPr>
           <w:b w:val="0"/>
+          <w:i w:val="0"/>
         </w:rPr>
         <w:t>The proposed application will be developed on the AppSheet platform and designed specifically to support field-level programme implementation, beneficiary management, financial tracking, monitoring, and reporting. The solution will provide an integrated platform for managing SHGs, loans and CCL, agriculture, livestock, micro-enterprises, and other livelihood interventions.</w:t>
       </w:r>
     </w:p>
     <w:p>
       <w:pPr>
-        <w:keepNext/>
-        <w:spacing w:before="280"/>
-        <w:pBdr>
-          <w:bottom w:val="single" w:sz="6" w:space="1" w:color="1F3A5F"/>
-        </w:pBdr>
+        <w:spacing w:after="0" w:line="120" w:lineRule="exact"/>
+      </w:pPr>
+    </w:p>
+    <w:tbl>
+      <w:tblPr>
+        <w:tblW w:type="auto" w:w="0"/>
+        <w:jc w:val="left"/>
+        <w:tblLayout w:type="fixed"/>
+        <w:tblLook w:firstColumn="1" w:firstRow="1" w:lastColumn="0" w:lastRow="0" w:noHBand="0" w:noVBand="1" w:val="04A0"/>
+      </w:tblPr>
+      <w:tblGrid>
+        <w:gridCol w:w="2409"/>
+        <w:gridCol w:w="2409"/>
+        <w:gridCol w:w="2409"/>
+        <w:gridCol w:w="2409"/>
+      </w:tblGrid>
+      <w:tr>
+        <w:tc>
+          <w:tcPr>
+            <w:tcW w:type="dxa" w:w="2409"/>
+            <w:tcBorders>
+              <w:top w:val="single" w:sz="18" w:color="0E7C86"/>
+              <w:left w:val="nil"/>
+              <w:bottom w:val="nil"/>
+              <w:right w:val="nil"/>
+            </w:tcBorders>
+            <w:shd w:val="clear" w:color="auto" w:fill="E6F2F3"/>
+            <w:tcMar>
+              <w:top w:w="110" w:type="dxa"/>
+              <w:left w:w="80" w:type="dxa"/>
+              <w:bottom w:w="110" w:type="dxa"/>
+              <w:right w:w="80" w:type="dxa"/>
+            </w:tcMar>
+          </w:tcPr>
+          <w:p>
+            <w:pPr>
+              <w:spacing w:after="0" w:before="0"/>
+              <w:jc w:val="center"/>
+            </w:pPr>
+            <w:r>
+              <w:rPr>
+                <w:b/>
+                <w:i w:val="0"/>
+                <w:color w:val="12294A"/>
+                <w:sz w:val="30"/>
+              </w:rPr>
+              <w:t>5</w:t>
+            </w:r>
+          </w:p>
+          <w:p>
+            <w:pPr>
+              <w:spacing w:after="0" w:before="0"/>
+              <w:jc w:val="center"/>
+            </w:pPr>
+            <w:r>
+              <w:rPr>
+                <w:b w:val="0"/>
+                <w:i w:val="0"/>
+                <w:color w:val="5A6472"/>
+                <w:sz w:val="17"/>
+              </w:rPr>
+              <w:t>Core modules</w:t>
+            </w:r>
+          </w:p>
+        </w:tc>
+        <w:tc>
+          <w:tcPr>
+            <w:tcW w:type="dxa" w:w="2409"/>
+            <w:tcBorders>
+              <w:top w:val="single" w:sz="18" w:color="0E7C86"/>
+              <w:left w:val="nil"/>
+              <w:bottom w:val="nil"/>
+              <w:right w:val="nil"/>
+            </w:tcBorders>
+            <w:shd w:val="clear" w:color="auto" w:fill="E6F2F3"/>
+            <w:tcMar>
+              <w:top w:w="110" w:type="dxa"/>
+              <w:left w:w="80" w:type="dxa"/>
+              <w:bottom w:w="110" w:type="dxa"/>
+              <w:right w:w="80" w:type="dxa"/>
+            </w:tcMar>
+          </w:tcPr>
+          <w:p>
+            <w:pPr>
+              <w:spacing w:after="0" w:before="0"/>
+              <w:jc w:val="center"/>
+            </w:pPr>
+            <w:r>
+              <w:rPr>
+                <w:b/>
+                <w:i w:val="0"/>
+                <w:color w:val="12294A"/>
+                <w:sz w:val="30"/>
+              </w:rPr>
+              <w:t>AppSheet</w:t>
+            </w:r>
+          </w:p>
+          <w:p>
+            <w:pPr>
+              <w:spacing w:after="0" w:before="0"/>
+              <w:jc w:val="center"/>
+            </w:pPr>
+            <w:r>
+              <w:rPr>
+                <w:b w:val="0"/>
+                <w:i w:val="0"/>
+                <w:color w:val="5A6472"/>
+                <w:sz w:val="17"/>
+              </w:rPr>
+              <w:t>Mobile &amp; web platform</w:t>
+            </w:r>
+          </w:p>
+        </w:tc>
+        <w:tc>
+          <w:tcPr>
+            <w:tcW w:type="dxa" w:w="2409"/>
+            <w:tcBorders>
+              <w:top w:val="single" w:sz="18" w:color="0E7C86"/>
+              <w:left w:val="nil"/>
+              <w:bottom w:val="nil"/>
+              <w:right w:val="nil"/>
+            </w:tcBorders>
+            <w:shd w:val="clear" w:color="auto" w:fill="E6F2F3"/>
+            <w:tcMar>
+              <w:top w:w="110" w:type="dxa"/>
+              <w:left w:w="80" w:type="dxa"/>
+              <w:bottom w:w="110" w:type="dxa"/>
+              <w:right w:w="80" w:type="dxa"/>
+            </w:tcMar>
+          </w:tcPr>
+          <w:p>
+            <w:pPr>
+              <w:spacing w:after="0" w:before="0"/>
+              <w:jc w:val="center"/>
+            </w:pPr>
+            <w:r>
+              <w:rPr>
+                <w:b/>
+                <w:i w:val="0"/>
+                <w:color w:val="12294A"/>
+                <w:sz w:val="30"/>
+              </w:rPr>
+              <w:t>Offline</w:t>
+            </w:r>
+          </w:p>
+          <w:p>
+            <w:pPr>
+              <w:spacing w:after="0" w:before="0"/>
+              <w:jc w:val="center"/>
+            </w:pPr>
+            <w:r>
+              <w:rPr>
+                <w:b w:val="0"/>
+                <w:i w:val="0"/>
+                <w:color w:val="5A6472"/>
+                <w:sz w:val="17"/>
+              </w:rPr>
+              <w:t>Field data capture</w:t>
+            </w:r>
+          </w:p>
+        </w:tc>
+        <w:tc>
+          <w:tcPr>
+            <w:tcW w:type="dxa" w:w="2409"/>
+            <w:tcBorders>
+              <w:top w:val="single" w:sz="18" w:color="0E7C86"/>
+              <w:left w:val="nil"/>
+              <w:bottom w:val="nil"/>
+              <w:right w:val="nil"/>
+            </w:tcBorders>
+            <w:shd w:val="clear" w:color="auto" w:fill="E6F2F3"/>
+            <w:tcMar>
+              <w:top w:w="110" w:type="dxa"/>
+              <w:left w:w="80" w:type="dxa"/>
+              <w:bottom w:w="110" w:type="dxa"/>
+              <w:right w:w="80" w:type="dxa"/>
+            </w:tcMar>
+          </w:tcPr>
+          <w:p>
+            <w:pPr>
+              <w:spacing w:after="0" w:before="0"/>
+              <w:jc w:val="center"/>
+            </w:pPr>
+            <w:r>
+              <w:rPr>
+                <w:b/>
+                <w:i w:val="0"/>
+                <w:color w:val="12294A"/>
+                <w:sz w:val="30"/>
+              </w:rPr>
+              <w:t>Dashboards</w:t>
+            </w:r>
+          </w:p>
+          <w:p>
+            <w:pPr>
+              <w:spacing w:after="0" w:before="0"/>
+              <w:jc w:val="center"/>
+            </w:pPr>
+            <w:r>
+              <w:rPr>
+                <w:b w:val="0"/>
+                <w:i w:val="0"/>
+                <w:color w:val="5A6472"/>
+                <w:sz w:val="17"/>
+              </w:rPr>
+              <w:t>MIS &amp; reporting</w:t>
+            </w:r>
+          </w:p>
+        </w:tc>
+      </w:tr>
+    </w:tbl>
+    <w:p>
+      <w:pPr>
+        <w:spacing w:after="0" w:line="160" w:lineRule="exact"/>
+      </w:pPr>
+    </w:p>
+    <w:tbl>
+      <w:tblPr>
+        <w:tblW w:type="auto" w:w="0"/>
+        <w:jc w:val="left"/>
+        <w:tblLayout w:type="fixed"/>
+        <w:tblLook w:firstColumn="1" w:firstRow="1" w:lastColumn="0" w:lastRow="0" w:noHBand="0" w:noVBand="1" w:val="04A0"/>
+      </w:tblPr>
+      <w:tblGrid>
+        <w:gridCol w:w="4819"/>
+        <w:gridCol w:w="4819"/>
+      </w:tblGrid>
+      <w:tr>
+        <w:tc>
+          <w:tcPr>
+            <w:tcW w:type="dxa" w:w="624"/>
+            <w:tcBorders>
+              <w:top w:val="nil"/>
+              <w:left w:val="nil"/>
+              <w:bottom w:val="nil"/>
+              <w:right w:val="nil"/>
+            </w:tcBorders>
+            <w:shd w:val="clear" w:color="auto" w:fill="12294A"/>
+            <w:tcMar>
+              <w:top w:w="70" w:type="dxa"/>
+              <w:left w:w="60" w:type="dxa"/>
+              <w:bottom w:w="70" w:type="dxa"/>
+              <w:right w:w="60" w:type="dxa"/>
+            </w:tcMar>
+            <w:vAlign w:val="center"/>
+          </w:tcPr>
+          <w:p>
+            <w:pPr>
+              <w:spacing w:after="0" w:before="0"/>
+              <w:jc w:val="center"/>
+            </w:pPr>
+            <w:r>
+              <w:rPr>
+                <w:b/>
+                <w:i w:val="0"/>
+                <w:color w:val="FFFFFF"/>
+                <w:sz w:val="26"/>
+              </w:rPr>
+              <w:t>1</w:t>
+            </w:r>
+          </w:p>
+        </w:tc>
+        <w:tc>
+          <w:tcPr>
+            <w:tcW w:type="dxa" w:w="9014"/>
+            <w:tcBorders>
+              <w:top w:val="nil"/>
+              <w:left w:val="nil"/>
+              <w:bottom w:val="single" w:sz="12" w:color="0E7C86"/>
+              <w:right w:val="nil"/>
+            </w:tcBorders>
+            <w:tcMar>
+              <w:top w:w="70" w:type="dxa"/>
+              <w:left w:w="160" w:type="dxa"/>
+              <w:bottom w:w="70" w:type="dxa"/>
+              <w:right w:w="60" w:type="dxa"/>
+            </w:tcMar>
+            <w:vAlign w:val="center"/>
+          </w:tcPr>
+          <w:p>
+            <w:pPr>
+              <w:keepNext/>
+              <w:spacing w:after="0" w:before="0"/>
+            </w:pPr>
+            <w:r>
+              <w:rPr>
+                <w:b/>
+                <w:i w:val="0"/>
+                <w:color w:val="12294A"/>
+                <w:sz w:val="25"/>
+              </w:rPr>
+              <w:t>PROPOSED APPLICATION MODULES</w:t>
+            </w:r>
+          </w:p>
+        </w:tc>
+      </w:tr>
+    </w:tbl>
+    <w:p>
+      <w:pPr>
+        <w:spacing w:after="0" w:line="120" w:lineRule="exact"/>
+      </w:pPr>
+    </w:p>
+    <w:p>
+      <w:pPr>
+        <w:spacing w:after="120"/>
       </w:pPr>
       <w:r>
         <w:rPr>
-          <w:b/>
-          <w:color w:val="1F3A5F"/>
-          <w:sz w:val="26"/>
-        </w:rPr>
-        <w:t>1. Proposed Application Modules</w:t>
-      </w:r>
-    </w:p>
-    <w:p>
-      <w:r>
-        <w:rPr>
           <w:b w:val="0"/>
+          <w:i w:val="0"/>
         </w:rPr>
         <w:t>The application will include the following major modules:</w:t>
       </w:r>
     </w:p>
+    <w:tbl>
+      <w:tblPr>
+        <w:tblW w:type="auto" w:w="0"/>
+        <w:jc w:val="left"/>
+        <w:tblLayout w:type="fixed"/>
+        <w:tblLook w:firstColumn="1" w:firstRow="1" w:lastColumn="0" w:lastRow="0" w:noHBand="0" w:noVBand="1" w:val="04A0"/>
+      </w:tblPr>
+      <w:tblGrid>
+        <w:gridCol w:w="3213"/>
+        <w:gridCol w:w="3213"/>
+        <w:gridCol w:w="3213"/>
+      </w:tblGrid>
+      <w:tr>
+        <w:trPr>
+          <w:cantSplit/>
+        </w:trPr>
+        <w:tc>
+          <w:tcPr>
+            <w:tcW w:type="dxa" w:w="4720"/>
+            <w:tcBorders>
+              <w:top w:val="single" w:sz="24" w:color="0E7C86"/>
+              <w:left w:val="single" w:sz="4" w:color="D5DCE6"/>
+              <w:bottom w:val="single" w:sz="4" w:color="D5DCE6"/>
+              <w:right w:val="single" w:sz="4" w:color="D5DCE6"/>
+            </w:tcBorders>
+            <w:shd w:val="clear" w:color="auto" w:fill="F3F6FA"/>
+            <w:tcMar>
+              <w:top w:w="110" w:type="dxa"/>
+              <w:left w:w="160" w:type="dxa"/>
+              <w:bottom w:w="110" w:type="dxa"/>
+              <w:right w:w="120" w:type="dxa"/>
+            </w:tcMar>
+          </w:tcPr>
+          <w:p>
+            <w:pPr>
+              <w:spacing w:after="100" w:before="0"/>
+            </w:pPr>
+            <w:r>
+              <w:rPr>
+                <w:b/>
+                <w:i w:val="0"/>
+                <w:color w:val="0E7C86"/>
+                <w:sz w:val="22"/>
+              </w:rPr>
+              <w:t xml:space="preserve">01  </w:t>
+            </w:r>
+            <w:r>
+              <w:rPr>
+                <w:b/>
+                <w:i w:val="0"/>
+                <w:color w:val="12294A"/>
+                <w:sz w:val="22"/>
+              </w:rPr>
+              <w:t>SHG Management</w:t>
+            </w:r>
+          </w:p>
+          <w:p>
+            <w:pPr>
+              <w:spacing w:after="50" w:before="0"/>
+              <w:ind w:left="255" w:hanging="255"/>
+            </w:pPr>
+            <w:r>
+              <w:rPr>
+                <w:b w:val="0"/>
+                <w:i w:val="0"/>
+                <w:color w:val="0E7C86"/>
+                <w:sz w:val="13"/>
+              </w:rPr>
+              <w:t xml:space="preserve">■  </w:t>
+            </w:r>
+            <w:r>
+              <w:rPr>
+                <w:b w:val="0"/>
+                <w:i w:val="0"/>
+                <w:sz w:val="20"/>
+              </w:rPr>
+              <w:t>SHG registration and profiling</w:t>
+            </w:r>
+          </w:p>
+          <w:p>
+            <w:pPr>
+              <w:spacing w:after="50" w:before="0"/>
+              <w:ind w:left="255" w:hanging="255"/>
+            </w:pPr>
+            <w:r>
+              <w:rPr>
+                <w:b w:val="0"/>
+                <w:i w:val="0"/>
+                <w:color w:val="0E7C86"/>
+                <w:sz w:val="13"/>
+              </w:rPr>
+              <w:t xml:space="preserve">■  </w:t>
+            </w:r>
+            <w:r>
+              <w:rPr>
+                <w:b w:val="0"/>
+                <w:i w:val="0"/>
+                <w:sz w:val="20"/>
+              </w:rPr>
+              <w:t>SHG member management</w:t>
+            </w:r>
+          </w:p>
+          <w:p>
+            <w:pPr>
+              <w:spacing w:after="50" w:before="0"/>
+              <w:ind w:left="255" w:hanging="255"/>
+            </w:pPr>
+            <w:r>
+              <w:rPr>
+                <w:b w:val="0"/>
+                <w:i w:val="0"/>
+                <w:color w:val="0E7C86"/>
+                <w:sz w:val="13"/>
+              </w:rPr>
+              <w:t xml:space="preserve">■  </w:t>
+            </w:r>
+            <w:r>
+              <w:rPr>
+                <w:b w:val="0"/>
+                <w:i w:val="0"/>
+                <w:sz w:val="20"/>
+              </w:rPr>
+              <w:t>Village and location mapping</w:t>
+            </w:r>
+          </w:p>
+          <w:p>
+            <w:pPr>
+              <w:spacing w:after="50" w:before="0"/>
+              <w:ind w:left="255" w:hanging="255"/>
+            </w:pPr>
+            <w:r>
+              <w:rPr>
+                <w:b w:val="0"/>
+                <w:i w:val="0"/>
+                <w:color w:val="0E7C86"/>
+                <w:sz w:val="13"/>
+              </w:rPr>
+              <w:t xml:space="preserve">■  </w:t>
+            </w:r>
+            <w:r>
+              <w:rPr>
+                <w:b w:val="0"/>
+                <w:i w:val="0"/>
+                <w:sz w:val="20"/>
+              </w:rPr>
+              <w:t>Member enrolment and exit tracking</w:t>
+            </w:r>
+          </w:p>
+          <w:p>
+            <w:pPr>
+              <w:spacing w:after="50" w:before="0"/>
+              <w:ind w:left="255" w:hanging="255"/>
+            </w:pPr>
+            <w:r>
+              <w:rPr>
+                <w:b w:val="0"/>
+                <w:i w:val="0"/>
+                <w:color w:val="0E7C86"/>
+                <w:sz w:val="13"/>
+              </w:rPr>
+              <w:t xml:space="preserve">■  </w:t>
+            </w:r>
+            <w:r>
+              <w:rPr>
+                <w:b w:val="0"/>
+                <w:i w:val="0"/>
+                <w:sz w:val="20"/>
+              </w:rPr>
+              <w:t>SHG meeting and activity records</w:t>
+            </w:r>
+          </w:p>
+          <w:p>
+            <w:pPr>
+              <w:spacing w:after="50" w:before="0"/>
+              <w:ind w:left="255" w:hanging="255"/>
+            </w:pPr>
+            <w:r>
+              <w:rPr>
+                <w:b w:val="0"/>
+                <w:i w:val="0"/>
+                <w:color w:val="0E7C86"/>
+                <w:sz w:val="13"/>
+              </w:rPr>
+              <w:t xml:space="preserve">■  </w:t>
+            </w:r>
+            <w:r>
+              <w:rPr>
+                <w:b w:val="0"/>
+                <w:i w:val="0"/>
+                <w:sz w:val="20"/>
+              </w:rPr>
+              <w:t>Savings and contribution tracking</w:t>
+            </w:r>
+          </w:p>
+          <w:p>
+            <w:pPr>
+              <w:spacing w:after="50" w:before="0"/>
+              <w:ind w:left="255" w:hanging="255"/>
+            </w:pPr>
+            <w:r>
+              <w:rPr>
+                <w:b w:val="0"/>
+                <w:i w:val="0"/>
+                <w:color w:val="0E7C86"/>
+                <w:sz w:val="13"/>
+              </w:rPr>
+              <w:t xml:space="preserve">■  </w:t>
+            </w:r>
+            <w:r>
+              <w:rPr>
+                <w:b w:val="0"/>
+                <w:i w:val="0"/>
+                <w:sz w:val="20"/>
+              </w:rPr>
+              <w:t>Group-level financial records</w:t>
+            </w:r>
+          </w:p>
+        </w:tc>
+        <w:tc>
+          <w:tcPr>
+            <w:tcW w:type="dxa" w:w="198"/>
+            <w:tcBorders>
+              <w:top w:val="nil"/>
+              <w:left w:val="nil"/>
+              <w:bottom w:val="nil"/>
+              <w:right w:val="nil"/>
+            </w:tcBorders>
+          </w:tcPr>
+          <w:p/>
+        </w:tc>
+        <w:tc>
+          <w:tcPr>
+            <w:tcW w:type="dxa" w:w="4720"/>
+            <w:tcBorders>
+              <w:top w:val="single" w:sz="24" w:color="0E7C86"/>
+              <w:left w:val="single" w:sz="4" w:color="D5DCE6"/>
+              <w:bottom w:val="single" w:sz="4" w:color="D5DCE6"/>
+              <w:right w:val="single" w:sz="4" w:color="D5DCE6"/>
+            </w:tcBorders>
+            <w:shd w:val="clear" w:color="auto" w:fill="F3F6FA"/>
+            <w:tcMar>
+              <w:top w:w="110" w:type="dxa"/>
+              <w:left w:w="160" w:type="dxa"/>
+              <w:bottom w:w="110" w:type="dxa"/>
+              <w:right w:w="120" w:type="dxa"/>
+            </w:tcMar>
+          </w:tcPr>
+          <w:p>
+            <w:pPr>
+              <w:spacing w:after="100" w:before="0"/>
+            </w:pPr>
+            <w:r>
+              <w:rPr>
+                <w:b/>
+                <w:i w:val="0"/>
+                <w:color w:val="0E7C86"/>
+                <w:sz w:val="22"/>
+              </w:rPr>
+              <w:t xml:space="preserve">02  </w:t>
+            </w:r>
+            <w:r>
+              <w:rPr>
+                <w:b/>
+                <w:i w:val="0"/>
+                <w:color w:val="12294A"/>
+                <w:sz w:val="22"/>
+              </w:rPr>
+              <w:t>Loan &amp; CCL Management</w:t>
+            </w:r>
+          </w:p>
+          <w:p>
+            <w:pPr>
+              <w:spacing w:after="50" w:before="0"/>
+              <w:ind w:left="255" w:hanging="255"/>
+            </w:pPr>
+            <w:r>
+              <w:rPr>
+                <w:b w:val="0"/>
+                <w:i w:val="0"/>
+                <w:color w:val="0E7C86"/>
+                <w:sz w:val="13"/>
+              </w:rPr>
+              <w:t xml:space="preserve">■  </w:t>
+            </w:r>
+            <w:r>
+              <w:rPr>
+                <w:b w:val="0"/>
+                <w:i w:val="0"/>
+                <w:sz w:val="20"/>
+              </w:rPr>
+              <w:t>Loan application and disbursement records</w:t>
+            </w:r>
+          </w:p>
+          <w:p>
+            <w:pPr>
+              <w:spacing w:after="50" w:before="0"/>
+              <w:ind w:left="255" w:hanging="255"/>
+            </w:pPr>
+            <w:r>
+              <w:rPr>
+                <w:b w:val="0"/>
+                <w:i w:val="0"/>
+                <w:color w:val="0E7C86"/>
+                <w:sz w:val="13"/>
+              </w:rPr>
+              <w:t xml:space="preserve">■  </w:t>
+            </w:r>
+            <w:r>
+              <w:rPr>
+                <w:b w:val="0"/>
+                <w:i w:val="0"/>
+                <w:sz w:val="20"/>
+              </w:rPr>
+              <w:t>Individual and group loan management</w:t>
+            </w:r>
+          </w:p>
+          <w:p>
+            <w:pPr>
+              <w:spacing w:after="50" w:before="0"/>
+              <w:ind w:left="255" w:hanging="255"/>
+            </w:pPr>
+            <w:r>
+              <w:rPr>
+                <w:b w:val="0"/>
+                <w:i w:val="0"/>
+                <w:color w:val="0E7C86"/>
+                <w:sz w:val="13"/>
+              </w:rPr>
+              <w:t xml:space="preserve">■  </w:t>
+            </w:r>
+            <w:r>
+              <w:rPr>
+                <w:b w:val="0"/>
+                <w:i w:val="0"/>
+                <w:sz w:val="20"/>
+              </w:rPr>
+              <w:t>Loan repayment schedules</w:t>
+            </w:r>
+          </w:p>
+          <w:p>
+            <w:pPr>
+              <w:spacing w:after="50" w:before="0"/>
+              <w:ind w:left="255" w:hanging="255"/>
+            </w:pPr>
+            <w:r>
+              <w:rPr>
+                <w:b w:val="0"/>
+                <w:i w:val="0"/>
+                <w:color w:val="0E7C86"/>
+                <w:sz w:val="13"/>
+              </w:rPr>
+              <w:t xml:space="preserve">■  </w:t>
+            </w:r>
+            <w:r>
+              <w:rPr>
+                <w:b w:val="0"/>
+                <w:i w:val="0"/>
+                <w:sz w:val="20"/>
+              </w:rPr>
+              <w:t>Principal and interest tracking</w:t>
+            </w:r>
+          </w:p>
+          <w:p>
+            <w:pPr>
+              <w:spacing w:after="50" w:before="0"/>
+              <w:ind w:left="255" w:hanging="255"/>
+            </w:pPr>
+            <w:r>
+              <w:rPr>
+                <w:b w:val="0"/>
+                <w:i w:val="0"/>
+                <w:color w:val="0E7C86"/>
+                <w:sz w:val="13"/>
+              </w:rPr>
+              <w:t xml:space="preserve">■  </w:t>
+            </w:r>
+            <w:r>
+              <w:rPr>
+                <w:b w:val="0"/>
+                <w:i w:val="0"/>
+                <w:sz w:val="20"/>
+              </w:rPr>
+              <w:t>Outstanding balance monitoring</w:t>
+            </w:r>
+          </w:p>
+          <w:p>
+            <w:pPr>
+              <w:spacing w:after="50" w:before="0"/>
+              <w:ind w:left="255" w:hanging="255"/>
+            </w:pPr>
+            <w:r>
+              <w:rPr>
+                <w:b w:val="0"/>
+                <w:i w:val="0"/>
+                <w:color w:val="0E7C86"/>
+                <w:sz w:val="13"/>
+              </w:rPr>
+              <w:t xml:space="preserve">■  </w:t>
+            </w:r>
+            <w:r>
+              <w:rPr>
+                <w:b w:val="0"/>
+                <w:i w:val="0"/>
+                <w:sz w:val="20"/>
+              </w:rPr>
+              <w:t>CCL (Cash Credit Limit) management</w:t>
+            </w:r>
+          </w:p>
+          <w:p>
+            <w:pPr>
+              <w:spacing w:after="50" w:before="0"/>
+              <w:ind w:left="255" w:hanging="255"/>
+            </w:pPr>
+            <w:r>
+              <w:rPr>
+                <w:b w:val="0"/>
+                <w:i w:val="0"/>
+                <w:color w:val="0E7C86"/>
+                <w:sz w:val="13"/>
+              </w:rPr>
+              <w:t xml:space="preserve">■  </w:t>
+            </w:r>
+            <w:r>
+              <w:rPr>
+                <w:b w:val="0"/>
+                <w:i w:val="0"/>
+                <w:sz w:val="20"/>
+              </w:rPr>
+              <w:t>Repayment history</w:t>
+            </w:r>
+          </w:p>
+          <w:p>
+            <w:pPr>
+              <w:spacing w:after="50" w:before="0"/>
+              <w:ind w:left="255" w:hanging="255"/>
+            </w:pPr>
+            <w:r>
+              <w:rPr>
+                <w:b w:val="0"/>
+                <w:i w:val="0"/>
+                <w:color w:val="0E7C86"/>
+                <w:sz w:val="13"/>
+              </w:rPr>
+              <w:t xml:space="preserve">■  </w:t>
+            </w:r>
+            <w:r>
+              <w:rPr>
+                <w:b w:val="0"/>
+                <w:i w:val="0"/>
+                <w:sz w:val="20"/>
+              </w:rPr>
+              <w:t>Overdue loan identification and tracking</w:t>
+            </w:r>
+          </w:p>
+          <w:p>
+            <w:pPr>
+              <w:spacing w:after="50" w:before="0"/>
+              <w:ind w:left="255" w:hanging="255"/>
+            </w:pPr>
+            <w:r>
+              <w:rPr>
+                <w:b w:val="0"/>
+                <w:i w:val="0"/>
+                <w:color w:val="0E7C86"/>
+                <w:sz w:val="13"/>
+              </w:rPr>
+              <w:t xml:space="preserve">■  </w:t>
+            </w:r>
+            <w:r>
+              <w:rPr>
+                <w:b w:val="0"/>
+                <w:i w:val="0"/>
+                <w:sz w:val="20"/>
+              </w:rPr>
+              <w:t>Loan utilization monitoring</w:t>
+            </w:r>
+          </w:p>
+        </w:tc>
+      </w:tr>
+      <w:tr>
+        <w:trPr>
+          <w:cantSplit/>
+          <w:trHeight w:val="160" w:hRule="exact"/>
+        </w:trPr>
+        <w:tc>
+          <w:tcPr>
+            <w:tcW w:type="dxa" w:w="4720"/>
+            <w:tcBorders>
+              <w:top w:val="nil"/>
+              <w:left w:val="nil"/>
+              <w:bottom w:val="nil"/>
+              <w:right w:val="nil"/>
+            </w:tcBorders>
+          </w:tcPr>
+          <w:p/>
+        </w:tc>
+        <w:tc>
+          <w:tcPr>
+            <w:tcW w:type="dxa" w:w="198"/>
+            <w:tcBorders>
+              <w:top w:val="nil"/>
+              <w:left w:val="nil"/>
+              <w:bottom w:val="nil"/>
+              <w:right w:val="nil"/>
+            </w:tcBorders>
+          </w:tcPr>
+          <w:p/>
+        </w:tc>
+        <w:tc>
+          <w:tcPr>
+            <w:tcW w:type="dxa" w:w="4720"/>
+            <w:tcBorders>
+              <w:top w:val="nil"/>
+              <w:left w:val="nil"/>
+              <w:bottom w:val="nil"/>
+              <w:right w:val="nil"/>
+            </w:tcBorders>
+          </w:tcPr>
+          <w:p/>
+        </w:tc>
+      </w:tr>
+      <w:tr>
+        <w:trPr>
+          <w:cantSplit/>
+        </w:trPr>
+        <w:tc>
+          <w:tcPr>
+            <w:tcW w:type="dxa" w:w="4720"/>
+            <w:tcBorders>
+              <w:top w:val="single" w:sz="24" w:color="0E7C86"/>
+              <w:left w:val="single" w:sz="4" w:color="D5DCE6"/>
+              <w:bottom w:val="single" w:sz="4" w:color="D5DCE6"/>
+              <w:right w:val="single" w:sz="4" w:color="D5DCE6"/>
+            </w:tcBorders>
+            <w:shd w:val="clear" w:color="auto" w:fill="F3F6FA"/>
+            <w:tcMar>
+              <w:top w:w="110" w:type="dxa"/>
+              <w:left w:w="160" w:type="dxa"/>
+              <w:bottom w:w="110" w:type="dxa"/>
+              <w:right w:w="120" w:type="dxa"/>
+            </w:tcMar>
+          </w:tcPr>
+          <w:p>
+            <w:pPr>
+              <w:spacing w:after="100" w:before="0"/>
+            </w:pPr>
+            <w:r>
+              <w:rPr>
+                <w:b/>
+                <w:i w:val="0"/>
+                <w:color w:val="0E7C86"/>
+                <w:sz w:val="22"/>
+              </w:rPr>
+              <w:t xml:space="preserve">03  </w:t>
+            </w:r>
+            <w:r>
+              <w:rPr>
+                <w:b/>
+                <w:i w:val="0"/>
+                <w:color w:val="12294A"/>
+                <w:sz w:val="22"/>
+              </w:rPr>
+              <w:t>Agriculture Module</w:t>
+            </w:r>
+          </w:p>
+          <w:p>
+            <w:pPr>
+              <w:spacing w:after="50" w:before="0"/>
+              <w:ind w:left="255" w:hanging="255"/>
+            </w:pPr>
+            <w:r>
+              <w:rPr>
+                <w:b w:val="0"/>
+                <w:i w:val="0"/>
+                <w:color w:val="0E7C86"/>
+                <w:sz w:val="13"/>
+              </w:rPr>
+              <w:t xml:space="preserve">■  </w:t>
+            </w:r>
+            <w:r>
+              <w:rPr>
+                <w:b w:val="0"/>
+                <w:i w:val="0"/>
+                <w:sz w:val="20"/>
+              </w:rPr>
+              <w:t>Farmer/beneficiary profiling</w:t>
+            </w:r>
+          </w:p>
+          <w:p>
+            <w:pPr>
+              <w:spacing w:after="50" w:before="0"/>
+              <w:ind w:left="255" w:hanging="255"/>
+            </w:pPr>
+            <w:r>
+              <w:rPr>
+                <w:b w:val="0"/>
+                <w:i w:val="0"/>
+                <w:color w:val="0E7C86"/>
+                <w:sz w:val="13"/>
+              </w:rPr>
+              <w:t xml:space="preserve">■  </w:t>
+            </w:r>
+            <w:r>
+              <w:rPr>
+                <w:b w:val="0"/>
+                <w:i w:val="0"/>
+                <w:sz w:val="20"/>
+              </w:rPr>
+              <w:t>Landholding details</w:t>
+            </w:r>
+          </w:p>
+          <w:p>
+            <w:pPr>
+              <w:spacing w:after="50" w:before="0"/>
+              <w:ind w:left="255" w:hanging="255"/>
+            </w:pPr>
+            <w:r>
+              <w:rPr>
+                <w:b w:val="0"/>
+                <w:i w:val="0"/>
+                <w:color w:val="0E7C86"/>
+                <w:sz w:val="13"/>
+              </w:rPr>
+              <w:t xml:space="preserve">■  </w:t>
+            </w:r>
+            <w:r>
+              <w:rPr>
+                <w:b w:val="0"/>
+                <w:i w:val="0"/>
+                <w:sz w:val="20"/>
+              </w:rPr>
+              <w:t>Crop and season-wise records</w:t>
+            </w:r>
+          </w:p>
+          <w:p>
+            <w:pPr>
+              <w:spacing w:after="50" w:before="0"/>
+              <w:ind w:left="255" w:hanging="255"/>
+            </w:pPr>
+            <w:r>
+              <w:rPr>
+                <w:b w:val="0"/>
+                <w:i w:val="0"/>
+                <w:color w:val="0E7C86"/>
+                <w:sz w:val="13"/>
+              </w:rPr>
+              <w:t xml:space="preserve">■  </w:t>
+            </w:r>
+            <w:r>
+              <w:rPr>
+                <w:b w:val="0"/>
+                <w:i w:val="0"/>
+                <w:sz w:val="20"/>
+              </w:rPr>
+              <w:t>Agriculture activities and interventions</w:t>
+            </w:r>
+          </w:p>
+          <w:p>
+            <w:pPr>
+              <w:spacing w:after="50" w:before="0"/>
+              <w:ind w:left="255" w:hanging="255"/>
+            </w:pPr>
+            <w:r>
+              <w:rPr>
+                <w:b w:val="0"/>
+                <w:i w:val="0"/>
+                <w:color w:val="0E7C86"/>
+                <w:sz w:val="13"/>
+              </w:rPr>
+              <w:t xml:space="preserve">■  </w:t>
+            </w:r>
+            <w:r>
+              <w:rPr>
+                <w:b w:val="0"/>
+                <w:i w:val="0"/>
+                <w:sz w:val="20"/>
+              </w:rPr>
+              <w:t>Input/support distribution</w:t>
+            </w:r>
+          </w:p>
+          <w:p>
+            <w:pPr>
+              <w:spacing w:after="50" w:before="0"/>
+              <w:ind w:left="255" w:hanging="255"/>
+            </w:pPr>
+            <w:r>
+              <w:rPr>
+                <w:b w:val="0"/>
+                <w:i w:val="0"/>
+                <w:color w:val="0E7C86"/>
+                <w:sz w:val="13"/>
+              </w:rPr>
+              <w:t xml:space="preserve">■  </w:t>
+            </w:r>
+            <w:r>
+              <w:rPr>
+                <w:b w:val="0"/>
+                <w:i w:val="0"/>
+                <w:sz w:val="20"/>
+              </w:rPr>
+              <w:t>Production and yield tracking</w:t>
+            </w:r>
+          </w:p>
+          <w:p>
+            <w:pPr>
+              <w:spacing w:after="50" w:before="0"/>
+              <w:ind w:left="255" w:hanging="255"/>
+            </w:pPr>
+            <w:r>
+              <w:rPr>
+                <w:b w:val="0"/>
+                <w:i w:val="0"/>
+                <w:color w:val="0E7C86"/>
+                <w:sz w:val="13"/>
+              </w:rPr>
+              <w:t xml:space="preserve">■  </w:t>
+            </w:r>
+            <w:r>
+              <w:rPr>
+                <w:b w:val="0"/>
+                <w:i w:val="0"/>
+                <w:sz w:val="20"/>
+              </w:rPr>
+              <w:t>Training and capacity-building records</w:t>
+            </w:r>
+          </w:p>
+          <w:p>
+            <w:pPr>
+              <w:spacing w:after="50" w:before="0"/>
+              <w:ind w:left="255" w:hanging="255"/>
+            </w:pPr>
+            <w:r>
+              <w:rPr>
+                <w:b w:val="0"/>
+                <w:i w:val="0"/>
+                <w:color w:val="0E7C86"/>
+                <w:sz w:val="13"/>
+              </w:rPr>
+              <w:t xml:space="preserve">■  </w:t>
+            </w:r>
+            <w:r>
+              <w:rPr>
+                <w:b w:val="0"/>
+                <w:i w:val="0"/>
+                <w:sz w:val="20"/>
+              </w:rPr>
+              <w:t>Income and outcome tracking</w:t>
+            </w:r>
+          </w:p>
+        </w:tc>
+        <w:tc>
+          <w:tcPr>
+            <w:tcW w:type="dxa" w:w="198"/>
+            <w:tcBorders>
+              <w:top w:val="nil"/>
+              <w:left w:val="nil"/>
+              <w:bottom w:val="nil"/>
+              <w:right w:val="nil"/>
+            </w:tcBorders>
+          </w:tcPr>
+          <w:p/>
+        </w:tc>
+        <w:tc>
+          <w:tcPr>
+            <w:tcW w:type="dxa" w:w="4720"/>
+            <w:tcBorders>
+              <w:top w:val="single" w:sz="24" w:color="0E7C86"/>
+              <w:left w:val="single" w:sz="4" w:color="D5DCE6"/>
+              <w:bottom w:val="single" w:sz="4" w:color="D5DCE6"/>
+              <w:right w:val="single" w:sz="4" w:color="D5DCE6"/>
+            </w:tcBorders>
+            <w:shd w:val="clear" w:color="auto" w:fill="F3F6FA"/>
+            <w:tcMar>
+              <w:top w:w="110" w:type="dxa"/>
+              <w:left w:w="160" w:type="dxa"/>
+              <w:bottom w:w="110" w:type="dxa"/>
+              <w:right w:w="120" w:type="dxa"/>
+            </w:tcMar>
+          </w:tcPr>
+          <w:p>
+            <w:pPr>
+              <w:spacing w:after="100" w:before="0"/>
+            </w:pPr>
+            <w:r>
+              <w:rPr>
+                <w:b/>
+                <w:i w:val="0"/>
+                <w:color w:val="0E7C86"/>
+                <w:sz w:val="22"/>
+              </w:rPr>
+              <w:t xml:space="preserve">04  </w:t>
+            </w:r>
+            <w:r>
+              <w:rPr>
+                <w:b/>
+                <w:i w:val="0"/>
+                <w:color w:val="12294A"/>
+                <w:sz w:val="22"/>
+              </w:rPr>
+              <w:t>Livestock Module</w:t>
+            </w:r>
+          </w:p>
+          <w:p>
+            <w:pPr>
+              <w:spacing w:after="50" w:before="0"/>
+              <w:ind w:left="255" w:hanging="255"/>
+            </w:pPr>
+            <w:r>
+              <w:rPr>
+                <w:b w:val="0"/>
+                <w:i w:val="0"/>
+                <w:color w:val="0E7C86"/>
+                <w:sz w:val="13"/>
+              </w:rPr>
+              <w:t xml:space="preserve">■  </w:t>
+            </w:r>
+            <w:r>
+              <w:rPr>
+                <w:b w:val="0"/>
+                <w:i w:val="0"/>
+                <w:sz w:val="20"/>
+              </w:rPr>
+              <w:t>Livestock beneficiary records</w:t>
+            </w:r>
+          </w:p>
+          <w:p>
+            <w:pPr>
+              <w:spacing w:after="50" w:before="0"/>
+              <w:ind w:left="255" w:hanging="255"/>
+            </w:pPr>
+            <w:r>
+              <w:rPr>
+                <w:b w:val="0"/>
+                <w:i w:val="0"/>
+                <w:color w:val="0E7C86"/>
+                <w:sz w:val="13"/>
+              </w:rPr>
+              <w:t xml:space="preserve">■  </w:t>
+            </w:r>
+            <w:r>
+              <w:rPr>
+                <w:b w:val="0"/>
+                <w:i w:val="0"/>
+                <w:sz w:val="20"/>
+              </w:rPr>
+              <w:t>Animal-wise details</w:t>
+            </w:r>
+          </w:p>
+          <w:p>
+            <w:pPr>
+              <w:spacing w:after="50" w:before="0"/>
+              <w:ind w:left="255" w:hanging="255"/>
+            </w:pPr>
+            <w:r>
+              <w:rPr>
+                <w:b w:val="0"/>
+                <w:i w:val="0"/>
+                <w:color w:val="0E7C86"/>
+                <w:sz w:val="13"/>
+              </w:rPr>
+              <w:t xml:space="preserve">■  </w:t>
+            </w:r>
+            <w:r>
+              <w:rPr>
+                <w:b w:val="0"/>
+                <w:i w:val="0"/>
+                <w:sz w:val="20"/>
+              </w:rPr>
+              <w:t>Livestock intervention/support tracking</w:t>
+            </w:r>
+          </w:p>
+          <w:p>
+            <w:pPr>
+              <w:spacing w:after="50" w:before="0"/>
+              <w:ind w:left="255" w:hanging="255"/>
+            </w:pPr>
+            <w:r>
+              <w:rPr>
+                <w:b w:val="0"/>
+                <w:i w:val="0"/>
+                <w:color w:val="0E7C86"/>
+                <w:sz w:val="13"/>
+              </w:rPr>
+              <w:t xml:space="preserve">■  </w:t>
+            </w:r>
+            <w:r>
+              <w:rPr>
+                <w:b w:val="0"/>
+                <w:i w:val="0"/>
+                <w:sz w:val="20"/>
+              </w:rPr>
+              <w:t>Vaccination and health records</w:t>
+            </w:r>
+          </w:p>
+          <w:p>
+            <w:pPr>
+              <w:spacing w:after="50" w:before="0"/>
+              <w:ind w:left="255" w:hanging="255"/>
+            </w:pPr>
+            <w:r>
+              <w:rPr>
+                <w:b w:val="0"/>
+                <w:i w:val="0"/>
+                <w:color w:val="0E7C86"/>
+                <w:sz w:val="13"/>
+              </w:rPr>
+              <w:t xml:space="preserve">■  </w:t>
+            </w:r>
+            <w:r>
+              <w:rPr>
+                <w:b w:val="0"/>
+                <w:i w:val="0"/>
+                <w:sz w:val="20"/>
+              </w:rPr>
+              <w:t>Training records</w:t>
+            </w:r>
+          </w:p>
+          <w:p>
+            <w:pPr>
+              <w:spacing w:after="50" w:before="0"/>
+              <w:ind w:left="255" w:hanging="255"/>
+            </w:pPr>
+            <w:r>
+              <w:rPr>
+                <w:b w:val="0"/>
+                <w:i w:val="0"/>
+                <w:color w:val="0E7C86"/>
+                <w:sz w:val="13"/>
+              </w:rPr>
+              <w:t xml:space="preserve">■  </w:t>
+            </w:r>
+            <w:r>
+              <w:rPr>
+                <w:b w:val="0"/>
+                <w:i w:val="0"/>
+                <w:sz w:val="20"/>
+              </w:rPr>
+              <w:t>Production and income tracking</w:t>
+            </w:r>
+          </w:p>
+        </w:tc>
+      </w:tr>
+      <w:tr>
+        <w:trPr>
+          <w:cantSplit/>
+          <w:trHeight w:val="160" w:hRule="exact"/>
+        </w:trPr>
+        <w:tc>
+          <w:tcPr>
+            <w:tcW w:type="dxa" w:w="4720"/>
+            <w:tcBorders>
+              <w:top w:val="nil"/>
+              <w:left w:val="nil"/>
+              <w:bottom w:val="nil"/>
+              <w:right w:val="nil"/>
+            </w:tcBorders>
+          </w:tcPr>
+          <w:p/>
+        </w:tc>
+        <w:tc>
+          <w:tcPr>
+            <w:tcW w:type="dxa" w:w="198"/>
+            <w:tcBorders>
+              <w:top w:val="nil"/>
+              <w:left w:val="nil"/>
+              <w:bottom w:val="nil"/>
+              <w:right w:val="nil"/>
+            </w:tcBorders>
+          </w:tcPr>
+          <w:p/>
+        </w:tc>
+        <w:tc>
+          <w:tcPr>
+            <w:tcW w:type="dxa" w:w="4720"/>
+            <w:tcBorders>
+              <w:top w:val="nil"/>
+              <w:left w:val="nil"/>
+              <w:bottom w:val="nil"/>
+              <w:right w:val="nil"/>
+            </w:tcBorders>
+          </w:tcPr>
+          <w:p/>
+        </w:tc>
+      </w:tr>
+      <w:tr>
+        <w:trPr>
+          <w:cantSplit/>
+        </w:trPr>
+        <w:tc>
+          <w:tcPr>
+            <w:tcW w:type="dxa" w:w="4720"/>
+            <w:tcBorders>
+              <w:top w:val="single" w:sz="24" w:color="0E7C86"/>
+              <w:left w:val="single" w:sz="4" w:color="D5DCE6"/>
+              <w:bottom w:val="single" w:sz="4" w:color="D5DCE6"/>
+              <w:right w:val="single" w:sz="4" w:color="D5DCE6"/>
+            </w:tcBorders>
+            <w:shd w:val="clear" w:color="auto" w:fill="F3F6FA"/>
+            <w:tcMar>
+              <w:top w:w="110" w:type="dxa"/>
+              <w:left w:w="160" w:type="dxa"/>
+              <w:bottom w:w="110" w:type="dxa"/>
+              <w:right w:w="120" w:type="dxa"/>
+            </w:tcMar>
+          </w:tcPr>
+          <w:p>
+            <w:pPr>
+              <w:spacing w:after="100" w:before="0"/>
+            </w:pPr>
+            <w:r>
+              <w:rPr>
+                <w:b/>
+                <w:i w:val="0"/>
+                <w:color w:val="0E7C86"/>
+                <w:sz w:val="22"/>
+              </w:rPr>
+              <w:t xml:space="preserve">05  </w:t>
+            </w:r>
+            <w:r>
+              <w:rPr>
+                <w:b/>
+                <w:i w:val="0"/>
+                <w:color w:val="12294A"/>
+                <w:sz w:val="22"/>
+              </w:rPr>
+              <w:t>Micro-Enterprise Module</w:t>
+            </w:r>
+          </w:p>
+          <w:p>
+            <w:pPr>
+              <w:spacing w:after="50" w:before="0"/>
+              <w:ind w:left="255" w:hanging="255"/>
+            </w:pPr>
+            <w:r>
+              <w:rPr>
+                <w:b w:val="0"/>
+                <w:i w:val="0"/>
+                <w:color w:val="0E7C86"/>
+                <w:sz w:val="13"/>
+              </w:rPr>
+              <w:t xml:space="preserve">■  </w:t>
+            </w:r>
+            <w:r>
+              <w:rPr>
+                <w:b w:val="0"/>
+                <w:i w:val="0"/>
+                <w:sz w:val="20"/>
+              </w:rPr>
+              <w:t>Entrepreneur registration</w:t>
+            </w:r>
+          </w:p>
+          <w:p>
+            <w:pPr>
+              <w:spacing w:after="50" w:before="0"/>
+              <w:ind w:left="255" w:hanging="255"/>
+            </w:pPr>
+            <w:r>
+              <w:rPr>
+                <w:b w:val="0"/>
+                <w:i w:val="0"/>
+                <w:color w:val="0E7C86"/>
+                <w:sz w:val="13"/>
+              </w:rPr>
+              <w:t xml:space="preserve">■  </w:t>
+            </w:r>
+            <w:r>
+              <w:rPr>
+                <w:b w:val="0"/>
+                <w:i w:val="0"/>
+                <w:sz w:val="20"/>
+              </w:rPr>
+              <w:t>Enterprise profiling</w:t>
+            </w:r>
+          </w:p>
+          <w:p>
+            <w:pPr>
+              <w:spacing w:after="50" w:before="0"/>
+              <w:ind w:left="255" w:hanging="255"/>
+            </w:pPr>
+            <w:r>
+              <w:rPr>
+                <w:b w:val="0"/>
+                <w:i w:val="0"/>
+                <w:color w:val="0E7C86"/>
+                <w:sz w:val="13"/>
+              </w:rPr>
+              <w:t xml:space="preserve">■  </w:t>
+            </w:r>
+            <w:r>
+              <w:rPr>
+                <w:b w:val="0"/>
+                <w:i w:val="0"/>
+                <w:sz w:val="20"/>
+              </w:rPr>
+              <w:t>Business category and activity</w:t>
+            </w:r>
+          </w:p>
+          <w:p>
+            <w:pPr>
+              <w:spacing w:after="50" w:before="0"/>
+              <w:ind w:left="255" w:hanging="255"/>
+            </w:pPr>
+            <w:r>
+              <w:rPr>
+                <w:b w:val="0"/>
+                <w:i w:val="0"/>
+                <w:color w:val="0E7C86"/>
+                <w:sz w:val="13"/>
+              </w:rPr>
+              <w:t xml:space="preserve">■  </w:t>
+            </w:r>
+            <w:r>
+              <w:rPr>
+                <w:b w:val="0"/>
+                <w:i w:val="0"/>
+                <w:sz w:val="20"/>
+              </w:rPr>
+              <w:t>Financial assistance/support</w:t>
+            </w:r>
+          </w:p>
+          <w:p>
+            <w:pPr>
+              <w:spacing w:after="50" w:before="0"/>
+              <w:ind w:left="255" w:hanging="255"/>
+            </w:pPr>
+            <w:r>
+              <w:rPr>
+                <w:b w:val="0"/>
+                <w:i w:val="0"/>
+                <w:color w:val="0E7C86"/>
+                <w:sz w:val="13"/>
+              </w:rPr>
+              <w:t xml:space="preserve">■  </w:t>
+            </w:r>
+            <w:r>
+              <w:rPr>
+                <w:b w:val="0"/>
+                <w:i w:val="0"/>
+                <w:sz w:val="20"/>
+              </w:rPr>
+              <w:t>Investment details</w:t>
+            </w:r>
+          </w:p>
+          <w:p>
+            <w:pPr>
+              <w:spacing w:after="50" w:before="0"/>
+              <w:ind w:left="255" w:hanging="255"/>
+            </w:pPr>
+            <w:r>
+              <w:rPr>
+                <w:b w:val="0"/>
+                <w:i w:val="0"/>
+                <w:color w:val="0E7C86"/>
+                <w:sz w:val="13"/>
+              </w:rPr>
+              <w:t xml:space="preserve">■  </w:t>
+            </w:r>
+            <w:r>
+              <w:rPr>
+                <w:b w:val="0"/>
+                <w:i w:val="0"/>
+                <w:sz w:val="20"/>
+              </w:rPr>
+              <w:t>Sales, revenue, and income tracking</w:t>
+            </w:r>
+          </w:p>
+          <w:p>
+            <w:pPr>
+              <w:spacing w:after="50" w:before="0"/>
+              <w:ind w:left="255" w:hanging="255"/>
+            </w:pPr>
+            <w:r>
+              <w:rPr>
+                <w:b w:val="0"/>
+                <w:i w:val="0"/>
+                <w:color w:val="0E7C86"/>
+                <w:sz w:val="13"/>
+              </w:rPr>
+              <w:t xml:space="preserve">■  </w:t>
+            </w:r>
+            <w:r>
+              <w:rPr>
+                <w:b w:val="0"/>
+                <w:i w:val="0"/>
+                <w:sz w:val="20"/>
+              </w:rPr>
+              <w:t>Enterprise progress monitoring</w:t>
+            </w:r>
+          </w:p>
+          <w:p>
+            <w:pPr>
+              <w:spacing w:after="50" w:before="0"/>
+              <w:ind w:left="255" w:hanging="255"/>
+            </w:pPr>
+            <w:r>
+              <w:rPr>
+                <w:b w:val="0"/>
+                <w:i w:val="0"/>
+                <w:color w:val="0E7C86"/>
+                <w:sz w:val="13"/>
+              </w:rPr>
+              <w:t xml:space="preserve">■  </w:t>
+            </w:r>
+            <w:r>
+              <w:rPr>
+                <w:b w:val="0"/>
+                <w:i w:val="0"/>
+                <w:sz w:val="20"/>
+              </w:rPr>
+              <w:t>Training and mentoring records</w:t>
+            </w:r>
+          </w:p>
+        </w:tc>
+        <w:tc>
+          <w:tcPr>
+            <w:tcW w:type="dxa" w:w="198"/>
+            <w:tcBorders>
+              <w:top w:val="nil"/>
+              <w:left w:val="nil"/>
+              <w:bottom w:val="nil"/>
+              <w:right w:val="nil"/>
+            </w:tcBorders>
+          </w:tcPr>
+          <w:p/>
+        </w:tc>
+        <w:tc>
+          <w:tcPr>
+            <w:tcW w:type="dxa" w:w="4720"/>
+            <w:tcBorders>
+              <w:top w:val="single" w:sz="24" w:color="0E7C86"/>
+              <w:left w:val="single" w:sz="4" w:color="D5DCE6"/>
+              <w:bottom w:val="single" w:sz="4" w:color="D5DCE6"/>
+              <w:right w:val="single" w:sz="4" w:color="D5DCE6"/>
+            </w:tcBorders>
+            <w:shd w:val="clear" w:color="auto" w:fill="F3F6FA"/>
+            <w:tcMar>
+              <w:top w:w="110" w:type="dxa"/>
+              <w:left w:w="160" w:type="dxa"/>
+              <w:bottom w:w="110" w:type="dxa"/>
+              <w:right w:w="120" w:type="dxa"/>
+            </w:tcMar>
+          </w:tcPr>
+          <w:p>
+            <w:pPr>
+              <w:spacing w:after="100" w:before="0"/>
+            </w:pPr>
+            <w:r>
+              <w:rPr>
+                <w:b/>
+                <w:i w:val="0"/>
+                <w:color w:val="0E7C86"/>
+                <w:sz w:val="22"/>
+              </w:rPr>
+              <w:t xml:space="preserve">06  </w:t>
+            </w:r>
+            <w:r>
+              <w:rPr>
+                <w:b/>
+                <w:i w:val="0"/>
+                <w:color w:val="12294A"/>
+                <w:sz w:val="22"/>
+              </w:rPr>
+              <w:t>Additional Programme Management Features</w:t>
+            </w:r>
+          </w:p>
+          <w:p>
+            <w:pPr>
+              <w:spacing w:after="50" w:before="0"/>
+              <w:ind w:left="255" w:hanging="255"/>
+            </w:pPr>
+            <w:r>
+              <w:rPr>
+                <w:b w:val="0"/>
+                <w:i w:val="0"/>
+                <w:color w:val="0E7C86"/>
+                <w:sz w:val="13"/>
+              </w:rPr>
+              <w:t xml:space="preserve">■  </w:t>
+            </w:r>
+            <w:r>
+              <w:rPr>
+                <w:b w:val="0"/>
+                <w:i w:val="0"/>
+                <w:sz w:val="20"/>
+              </w:rPr>
+              <w:t>Project management</w:t>
+            </w:r>
+          </w:p>
+          <w:p>
+            <w:pPr>
+              <w:spacing w:after="50" w:before="0"/>
+              <w:ind w:left="255" w:hanging="255"/>
+            </w:pPr>
+            <w:r>
+              <w:rPr>
+                <w:b w:val="0"/>
+                <w:i w:val="0"/>
+                <w:color w:val="0E7C86"/>
+                <w:sz w:val="13"/>
+              </w:rPr>
+              <w:t xml:space="preserve">■  </w:t>
+            </w:r>
+            <w:r>
+              <w:rPr>
+                <w:b w:val="0"/>
+                <w:i w:val="0"/>
+                <w:sz w:val="20"/>
+              </w:rPr>
+              <w:t>State, district, block, village and location masters</w:t>
+            </w:r>
+          </w:p>
+          <w:p>
+            <w:pPr>
+              <w:spacing w:after="50" w:before="0"/>
+              <w:ind w:left="255" w:hanging="255"/>
+            </w:pPr>
+            <w:r>
+              <w:rPr>
+                <w:b w:val="0"/>
+                <w:i w:val="0"/>
+                <w:color w:val="0E7C86"/>
+                <w:sz w:val="13"/>
+              </w:rPr>
+              <w:t xml:space="preserve">■  </w:t>
+            </w:r>
+            <w:r>
+              <w:rPr>
+                <w:b w:val="0"/>
+                <w:i w:val="0"/>
+                <w:sz w:val="20"/>
+              </w:rPr>
+              <w:t>User management</w:t>
+            </w:r>
+          </w:p>
+          <w:p>
+            <w:pPr>
+              <w:spacing w:after="50" w:before="0"/>
+              <w:ind w:left="255" w:hanging="255"/>
+            </w:pPr>
+            <w:r>
+              <w:rPr>
+                <w:b w:val="0"/>
+                <w:i w:val="0"/>
+                <w:color w:val="0E7C86"/>
+                <w:sz w:val="13"/>
+              </w:rPr>
+              <w:t xml:space="preserve">■  </w:t>
+            </w:r>
+            <w:r>
+              <w:rPr>
+                <w:b w:val="0"/>
+                <w:i w:val="0"/>
+                <w:sz w:val="20"/>
+              </w:rPr>
+              <w:t>Role-based access control</w:t>
+            </w:r>
+          </w:p>
+          <w:p>
+            <w:pPr>
+              <w:spacing w:after="50" w:before="0"/>
+              <w:ind w:left="255" w:hanging="255"/>
+            </w:pPr>
+            <w:r>
+              <w:rPr>
+                <w:b w:val="0"/>
+                <w:i w:val="0"/>
+                <w:color w:val="0E7C86"/>
+                <w:sz w:val="13"/>
+              </w:rPr>
+              <w:t xml:space="preserve">■  </w:t>
+            </w:r>
+            <w:r>
+              <w:rPr>
+                <w:b w:val="0"/>
+                <w:i w:val="0"/>
+                <w:sz w:val="20"/>
+              </w:rPr>
+              <w:t>Field staff allocation</w:t>
+            </w:r>
+          </w:p>
+          <w:p>
+            <w:pPr>
+              <w:spacing w:after="50" w:before="0"/>
+              <w:ind w:left="255" w:hanging="255"/>
+            </w:pPr>
+            <w:r>
+              <w:rPr>
+                <w:b w:val="0"/>
+                <w:i w:val="0"/>
+                <w:color w:val="0E7C86"/>
+                <w:sz w:val="13"/>
+              </w:rPr>
+              <w:t xml:space="preserve">■  </w:t>
+            </w:r>
+            <w:r>
+              <w:rPr>
+                <w:b w:val="0"/>
+                <w:i w:val="0"/>
+                <w:sz w:val="20"/>
+              </w:rPr>
+              <w:t>Beneficiary management</w:t>
+            </w:r>
+          </w:p>
+          <w:p>
+            <w:pPr>
+              <w:spacing w:after="50" w:before="0"/>
+              <w:ind w:left="255" w:hanging="255"/>
+            </w:pPr>
+            <w:r>
+              <w:rPr>
+                <w:b w:val="0"/>
+                <w:i w:val="0"/>
+                <w:color w:val="0E7C86"/>
+                <w:sz w:val="13"/>
+              </w:rPr>
+              <w:t xml:space="preserve">■  </w:t>
+            </w:r>
+            <w:r>
+              <w:rPr>
+                <w:b w:val="0"/>
+                <w:i w:val="0"/>
+                <w:sz w:val="20"/>
+              </w:rPr>
+              <w:t>Training and meeting records</w:t>
+            </w:r>
+          </w:p>
+          <w:p>
+            <w:pPr>
+              <w:spacing w:after="50" w:before="0"/>
+              <w:ind w:left="255" w:hanging="255"/>
+            </w:pPr>
+            <w:r>
+              <w:rPr>
+                <w:b w:val="0"/>
+                <w:i w:val="0"/>
+                <w:color w:val="0E7C86"/>
+                <w:sz w:val="13"/>
+              </w:rPr>
+              <w:t xml:space="preserve">■  </w:t>
+            </w:r>
+            <w:r>
+              <w:rPr>
+                <w:b w:val="0"/>
+                <w:i w:val="0"/>
+                <w:sz w:val="20"/>
+              </w:rPr>
+              <w:t>Activity tracking</w:t>
+            </w:r>
+          </w:p>
+          <w:p>
+            <w:pPr>
+              <w:spacing w:after="50" w:before="0"/>
+              <w:ind w:left="255" w:hanging="255"/>
+            </w:pPr>
+            <w:r>
+              <w:rPr>
+                <w:b w:val="0"/>
+                <w:i w:val="0"/>
+                <w:color w:val="0E7C86"/>
+                <w:sz w:val="13"/>
+              </w:rPr>
+              <w:t xml:space="preserve">■  </w:t>
+            </w:r>
+            <w:r>
+              <w:rPr>
+                <w:b w:val="0"/>
+                <w:i w:val="0"/>
+                <w:sz w:val="20"/>
+              </w:rPr>
+              <w:t>Document and photograph uploading</w:t>
+            </w:r>
+          </w:p>
+          <w:p>
+            <w:pPr>
+              <w:spacing w:after="50" w:before="0"/>
+              <w:ind w:left="255" w:hanging="255"/>
+            </w:pPr>
+            <w:r>
+              <w:rPr>
+                <w:b w:val="0"/>
+                <w:i w:val="0"/>
+                <w:color w:val="0E7C86"/>
+                <w:sz w:val="13"/>
+              </w:rPr>
+              <w:t xml:space="preserve">■  </w:t>
+            </w:r>
+            <w:r>
+              <w:rPr>
+                <w:b w:val="0"/>
+                <w:i w:val="0"/>
+                <w:sz w:val="20"/>
+              </w:rPr>
+              <w:t>Monitoring indicators</w:t>
+            </w:r>
+          </w:p>
+          <w:p>
+            <w:pPr>
+              <w:spacing w:after="50" w:before="0"/>
+              <w:ind w:left="255" w:hanging="255"/>
+            </w:pPr>
+            <w:r>
+              <w:rPr>
+                <w:b w:val="0"/>
+                <w:i w:val="0"/>
+                <w:color w:val="0E7C86"/>
+                <w:sz w:val="13"/>
+              </w:rPr>
+              <w:t xml:space="preserve">■  </w:t>
+            </w:r>
+            <w:r>
+              <w:rPr>
+                <w:b w:val="0"/>
+                <w:i w:val="0"/>
+                <w:sz w:val="20"/>
+              </w:rPr>
+              <w:t>MIS reports and dashboards</w:t>
+            </w:r>
+          </w:p>
+          <w:p>
+            <w:pPr>
+              <w:spacing w:after="50" w:before="0"/>
+              <w:ind w:left="255" w:hanging="255"/>
+            </w:pPr>
+            <w:r>
+              <w:rPr>
+                <w:b w:val="0"/>
+                <w:i w:val="0"/>
+                <w:color w:val="0E7C86"/>
+                <w:sz w:val="13"/>
+              </w:rPr>
+              <w:t xml:space="preserve">■  </w:t>
+            </w:r>
+            <w:r>
+              <w:rPr>
+                <w:b w:val="0"/>
+                <w:i w:val="0"/>
+                <w:sz w:val="20"/>
+              </w:rPr>
+              <w:t>Data export for further analysis</w:t>
+            </w:r>
+          </w:p>
+          <w:p>
+            <w:pPr>
+              <w:spacing w:after="50" w:before="0"/>
+              <w:ind w:left="255" w:hanging="255"/>
+            </w:pPr>
+            <w:r>
+              <w:rPr>
+                <w:b w:val="0"/>
+                <w:i w:val="0"/>
+                <w:color w:val="0E7C86"/>
+                <w:sz w:val="13"/>
+              </w:rPr>
+              <w:t xml:space="preserve">■  </w:t>
+            </w:r>
+            <w:r>
+              <w:rPr>
+                <w:b w:val="0"/>
+                <w:i w:val="0"/>
+                <w:sz w:val="20"/>
+              </w:rPr>
+              <w:t>Other livelihood-related modules as mutually finalized during the requirement analysis stage</w:t>
+            </w:r>
+          </w:p>
+        </w:tc>
+      </w:tr>
+    </w:tbl>
     <w:p>
       <w:pPr>
-        <w:keepNext/>
-        <w:spacing w:after="40" w:before="160"/>
+        <w:spacing w:after="0" w:line="160" w:lineRule="exact"/>
+      </w:pPr>
+    </w:p>
+    <w:tbl>
+      <w:tblPr>
+        <w:tblW w:type="auto" w:w="0"/>
+        <w:jc w:val="left"/>
+        <w:tblLayout w:type="fixed"/>
+        <w:tblLook w:firstColumn="1" w:firstRow="1" w:lastColumn="0" w:lastRow="0" w:noHBand="0" w:noVBand="1" w:val="04A0"/>
+      </w:tblPr>
+      <w:tblGrid>
+        <w:gridCol w:w="4819"/>
+        <w:gridCol w:w="4819"/>
+      </w:tblGrid>
+      <w:tr>
+        <w:tc>
+          <w:tcPr>
+            <w:tcW w:type="dxa" w:w="624"/>
+            <w:tcBorders>
+              <w:top w:val="nil"/>
+              <w:left w:val="nil"/>
+              <w:bottom w:val="nil"/>
+              <w:right w:val="nil"/>
+            </w:tcBorders>
+            <w:shd w:val="clear" w:color="auto" w:fill="12294A"/>
+            <w:tcMar>
+              <w:top w:w="70" w:type="dxa"/>
+              <w:left w:w="60" w:type="dxa"/>
+              <w:bottom w:w="70" w:type="dxa"/>
+              <w:right w:w="60" w:type="dxa"/>
+            </w:tcMar>
+            <w:vAlign w:val="center"/>
+          </w:tcPr>
+          <w:p>
+            <w:pPr>
+              <w:spacing w:after="0" w:before="0"/>
+              <w:jc w:val="center"/>
+            </w:pPr>
+            <w:r>
+              <w:rPr>
+                <w:b/>
+                <w:i w:val="0"/>
+                <w:color w:val="FFFFFF"/>
+                <w:sz w:val="26"/>
+              </w:rPr>
+              <w:t>2</w:t>
+            </w:r>
+          </w:p>
+        </w:tc>
+        <w:tc>
+          <w:tcPr>
+            <w:tcW w:type="dxa" w:w="9014"/>
+            <w:tcBorders>
+              <w:top w:val="nil"/>
+              <w:left w:val="nil"/>
+              <w:bottom w:val="single" w:sz="12" w:color="0E7C86"/>
+              <w:right w:val="nil"/>
+            </w:tcBorders>
+            <w:tcMar>
+              <w:top w:w="70" w:type="dxa"/>
+              <w:left w:w="160" w:type="dxa"/>
+              <w:bottom w:w="70" w:type="dxa"/>
+              <w:right w:w="60" w:type="dxa"/>
+            </w:tcMar>
+            <w:vAlign w:val="center"/>
+          </w:tcPr>
+          <w:p>
+            <w:pPr>
+              <w:keepNext/>
+              <w:spacing w:after="0" w:before="0"/>
+            </w:pPr>
+            <w:r>
+              <w:rPr>
+                <w:b/>
+                <w:i w:val="0"/>
+                <w:color w:val="12294A"/>
+                <w:sz w:val="25"/>
+              </w:rPr>
+              <w:t>BENEFITS OF THE APPSHEET PLATFORM</w:t>
+            </w:r>
+          </w:p>
+        </w:tc>
+      </w:tr>
+    </w:tbl>
+    <w:p>
+      <w:pPr>
+        <w:spacing w:after="0" w:line="120" w:lineRule="exact"/>
+      </w:pPr>
+    </w:p>
+    <w:p>
+      <w:pPr>
+        <w:spacing w:after="120"/>
       </w:pPr>
       <w:r>
         <w:rPr>
-          <w:b/>
-        </w:rPr>
-        <w:t>SHG Management</w:t>
-      </w:r>
-    </w:p>
-    <w:p>
-      <w:pPr>
-        <w:pStyle w:val="ListBullet"/>
-        <w:spacing w:after="20"/>
-      </w:pPr>
-      <w:r>
-        <w:t>SHG registration and profiling</w:t>
-      </w:r>
-    </w:p>
-    <w:p>
-      <w:pPr>
-        <w:pStyle w:val="ListBullet"/>
-        <w:spacing w:after="20"/>
-      </w:pPr>
-      <w:r>
-        <w:t>SHG member management</w:t>
-      </w:r>
-    </w:p>
-    <w:p>
-      <w:pPr>
-        <w:pStyle w:val="ListBullet"/>
-        <w:spacing w:after="20"/>
-      </w:pPr>
-      <w:r>
-        <w:t>Village and location mapping</w:t>
-      </w:r>
-    </w:p>
-    <w:p>
-      <w:pPr>
-        <w:pStyle w:val="ListBullet"/>
-        <w:spacing w:after="20"/>
-      </w:pPr>
-      <w:r>
-        <w:t>Member enrolment and exit tracking</w:t>
-      </w:r>
-    </w:p>
-    <w:p>
-      <w:pPr>
-        <w:pStyle w:val="ListBullet"/>
-        <w:spacing w:after="20"/>
-      </w:pPr>
-      <w:r>
-        <w:t>SHG meeting and activity records</w:t>
-      </w:r>
-    </w:p>
-    <w:p>
-      <w:pPr>
-        <w:pStyle w:val="ListBullet"/>
-        <w:spacing w:after="20"/>
-      </w:pPr>
-      <w:r>
-        <w:t>Savings and contribution tracking</w:t>
-      </w:r>
-    </w:p>
-    <w:p>
-      <w:pPr>
-        <w:pStyle w:val="ListBullet"/>
-        <w:spacing w:after="20"/>
-      </w:pPr>
-      <w:r>
-        <w:t>Group-level financial records</w:t>
-      </w:r>
-    </w:p>
-    <w:p>
-      <w:pPr>
-        <w:keepNext/>
-        <w:spacing w:after="40" w:before="160"/>
-      </w:pPr>
-      <w:r>
-        <w:rPr>
-          <w:b/>
-        </w:rPr>
-        <w:t>Loan &amp; CCL Management</w:t>
-      </w:r>
-    </w:p>
-    <w:p>
-      <w:pPr>
-        <w:pStyle w:val="ListBullet"/>
-        <w:spacing w:after="20"/>
-      </w:pPr>
-      <w:r>
-        <w:t>Loan application and disbursement records</w:t>
-      </w:r>
-    </w:p>
-    <w:p>
-      <w:pPr>
-        <w:pStyle w:val="ListBullet"/>
-        <w:spacing w:after="20"/>
-      </w:pPr>
-      <w:r>
-        <w:t>Individual and group loan management</w:t>
-      </w:r>
-    </w:p>
-    <w:p>
-      <w:pPr>
-        <w:pStyle w:val="ListBullet"/>
-        <w:spacing w:after="20"/>
-      </w:pPr>
-      <w:r>
-        <w:t>Loan repayment schedules</w:t>
-      </w:r>
-    </w:p>
-    <w:p>
-      <w:pPr>
-        <w:pStyle w:val="ListBullet"/>
-        <w:spacing w:after="20"/>
-      </w:pPr>
-      <w:r>
-        <w:t>Principal and interest tracking</w:t>
-      </w:r>
-    </w:p>
-    <w:p>
-      <w:pPr>
-        <w:pStyle w:val="ListBullet"/>
-        <w:spacing w:after="20"/>
-      </w:pPr>
-      <w:r>
-        <w:t>Outstanding balance monitoring</w:t>
-      </w:r>
-    </w:p>
-    <w:p>
-      <w:pPr>
-        <w:pStyle w:val="ListBullet"/>
-        <w:spacing w:after="20"/>
-      </w:pPr>
-      <w:r>
-        <w:t>CCL (Cash Credit Limit) management</w:t>
-      </w:r>
-    </w:p>
-    <w:p>
-      <w:pPr>
-        <w:pStyle w:val="ListBullet"/>
-        <w:spacing w:after="20"/>
-      </w:pPr>
-      <w:r>
-        <w:t>Repayment history</w:t>
-      </w:r>
-    </w:p>
-    <w:p>
-      <w:pPr>
-        <w:pStyle w:val="ListBullet"/>
-        <w:spacing w:after="20"/>
-      </w:pPr>
-      <w:r>
-        <w:t>Overdue loan identification and tracking</w:t>
-      </w:r>
-    </w:p>
-    <w:p>
-      <w:pPr>
-        <w:pStyle w:val="ListBullet"/>
-        <w:spacing w:after="20"/>
-      </w:pPr>
-      <w:r>
-        <w:t>Loan utilization monitoring</w:t>
-      </w:r>
-    </w:p>
-    <w:p>
-      <w:pPr>
-        <w:keepNext/>
-        <w:spacing w:after="40" w:before="160"/>
-      </w:pPr>
-      <w:r>
-        <w:rPr>
-          <w:b/>
-        </w:rPr>
-        <w:t>Agriculture Module</w:t>
-      </w:r>
-    </w:p>
-    <w:p>
-      <w:pPr>
-        <w:pStyle w:val="ListBullet"/>
-        <w:spacing w:after="20"/>
-      </w:pPr>
-      <w:r>
-        <w:t>Farmer/beneficiary profiling</w:t>
-      </w:r>
-    </w:p>
-    <w:p>
-      <w:pPr>
-        <w:pStyle w:val="ListBullet"/>
-        <w:spacing w:after="20"/>
-      </w:pPr>
-      <w:r>
-        <w:t>Landholding details</w:t>
-      </w:r>
-    </w:p>
-    <w:p>
-      <w:pPr>
-        <w:pStyle w:val="ListBullet"/>
-        <w:spacing w:after="20"/>
-      </w:pPr>
-      <w:r>
-        <w:t>Crop and season-wise records</w:t>
-      </w:r>
-    </w:p>
-    <w:p>
-      <w:pPr>
-        <w:pStyle w:val="ListBullet"/>
-        <w:spacing w:after="20"/>
-      </w:pPr>
-      <w:r>
-        <w:t>Agriculture activities and interventions</w:t>
-      </w:r>
-    </w:p>
-    <w:p>
-      <w:pPr>
-        <w:pStyle w:val="ListBullet"/>
-        <w:spacing w:after="20"/>
-      </w:pPr>
-      <w:r>
-        <w:t>Input/support distribution</w:t>
-      </w:r>
-    </w:p>
-    <w:p>
-      <w:pPr>
-        <w:pStyle w:val="ListBullet"/>
-        <w:spacing w:after="20"/>
-      </w:pPr>
-      <w:r>
-        <w:t>Production and yield tracking</w:t>
-      </w:r>
-    </w:p>
-    <w:p>
-      <w:pPr>
-        <w:pStyle w:val="ListBullet"/>
-        <w:spacing w:after="20"/>
-      </w:pPr>
-      <w:r>
-        <w:t>Training and capacity-building records</w:t>
-      </w:r>
-    </w:p>
-    <w:p>
-      <w:pPr>
-        <w:pStyle w:val="ListBullet"/>
-        <w:spacing w:after="20"/>
-      </w:pPr>
-      <w:r>
-        <w:t>Income and outcome tracking</w:t>
-      </w:r>
-    </w:p>
-    <w:p>
-      <w:pPr>
-        <w:keepNext/>
-        <w:spacing w:after="40" w:before="160"/>
-      </w:pPr>
-      <w:r>
-        <w:rPr>
-          <w:b/>
-        </w:rPr>
-        <w:t>Livestock Module</w:t>
-      </w:r>
-    </w:p>
-    <w:p>
-      <w:pPr>
-        <w:pStyle w:val="ListBullet"/>
-        <w:spacing w:after="20"/>
-      </w:pPr>
-      <w:r>
-        <w:t>Livestock beneficiary records</w:t>
-      </w:r>
-    </w:p>
-    <w:p>
-      <w:pPr>
-        <w:pStyle w:val="ListBullet"/>
-        <w:spacing w:after="20"/>
-      </w:pPr>
-      <w:r>
-        <w:t>Animal-wise details</w:t>
-      </w:r>
-    </w:p>
-    <w:p>
-      <w:pPr>
-        <w:pStyle w:val="ListBullet"/>
-        <w:spacing w:after="20"/>
-      </w:pPr>
-      <w:r>
-        <w:t>Livestock intervention/support tracking</w:t>
-      </w:r>
-    </w:p>
-    <w:p>
-      <w:pPr>
-        <w:pStyle w:val="ListBullet"/>
-        <w:spacing w:after="20"/>
-      </w:pPr>
-      <w:r>
-        <w:t>Vaccination and health records</w:t>
-      </w:r>
-    </w:p>
-    <w:p>
-      <w:pPr>
-        <w:pStyle w:val="ListBullet"/>
-        <w:spacing w:after="20"/>
-      </w:pPr>
-      <w:r>
-        <w:t>Training records</w:t>
-      </w:r>
-    </w:p>
-    <w:p>
-      <w:pPr>
-        <w:pStyle w:val="ListBullet"/>
-        <w:spacing w:after="20"/>
-      </w:pPr>
-      <w:r>
-        <w:t>Production and income tracking</w:t>
-      </w:r>
-    </w:p>
-    <w:p>
-      <w:pPr>
-        <w:keepNext/>
-        <w:spacing w:after="40" w:before="160"/>
-      </w:pPr>
-      <w:r>
-        <w:rPr>
-          <w:b/>
-        </w:rPr>
-        <w:t>Micro-Enterprise Module</w:t>
-      </w:r>
-    </w:p>
-    <w:p>
-      <w:pPr>
-        <w:pStyle w:val="ListBullet"/>
-        <w:spacing w:after="20"/>
-      </w:pPr>
-      <w:r>
-        <w:t>Entrepreneur registration</w:t>
-      </w:r>
-    </w:p>
-    <w:p>
-      <w:pPr>
-        <w:pStyle w:val="ListBullet"/>
-        <w:spacing w:after="20"/>
-      </w:pPr>
-      <w:r>
-        <w:t>Enterprise profiling</w:t>
-      </w:r>
-    </w:p>
-    <w:p>
-      <w:pPr>
-        <w:pStyle w:val="ListBullet"/>
-        <w:spacing w:after="20"/>
-      </w:pPr>
-      <w:r>
-        <w:t>Business category and activity</w:t>
-      </w:r>
-    </w:p>
-    <w:p>
-      <w:pPr>
-        <w:pStyle w:val="ListBullet"/>
-        <w:spacing w:after="20"/>
-      </w:pPr>
-      <w:r>
-        <w:t>Financial assistance/support</w:t>
-      </w:r>
-    </w:p>
-    <w:p>
-      <w:pPr>
-        <w:pStyle w:val="ListBullet"/>
-        <w:spacing w:after="20"/>
-      </w:pPr>
-      <w:r>
-        <w:t>Investment details</w:t>
-      </w:r>
-    </w:p>
-    <w:p>
-      <w:pPr>
-        <w:pStyle w:val="ListBullet"/>
-        <w:spacing w:after="20"/>
-      </w:pPr>
-      <w:r>
-        <w:t>Sales, revenue, and income tracking</w:t>
-      </w:r>
-    </w:p>
-    <w:p>
-      <w:pPr>
-        <w:pStyle w:val="ListBullet"/>
-        <w:spacing w:after="20"/>
-      </w:pPr>
-      <w:r>
-        <w:t>Enterprise progress monitoring</w:t>
-      </w:r>
-    </w:p>
-    <w:p>
-      <w:pPr>
-        <w:pStyle w:val="ListBullet"/>
-        <w:spacing w:after="20"/>
-      </w:pPr>
-      <w:r>
-        <w:t>Training and mentoring records</w:t>
-      </w:r>
-    </w:p>
-    <w:p>
-      <w:pPr>
-        <w:keepNext/>
-        <w:spacing w:after="40" w:before="160"/>
-      </w:pPr>
-      <w:r>
-        <w:rPr>
-          <w:b/>
-        </w:rPr>
-        <w:t>Additional Programme Management Features</w:t>
-      </w:r>
-    </w:p>
-    <w:p>
-      <w:pPr>
-        <w:pStyle w:val="ListBullet"/>
-        <w:spacing w:after="20"/>
-      </w:pPr>
-      <w:r>
-        <w:t>Project management</w:t>
-      </w:r>
-    </w:p>
-    <w:p>
-      <w:pPr>
-        <w:pStyle w:val="ListBullet"/>
-        <w:spacing w:after="20"/>
-      </w:pPr>
-      <w:r>
-        <w:t>State, district, block, village and location masters</w:t>
-      </w:r>
-    </w:p>
-    <w:p>
-      <w:pPr>
-        <w:pStyle w:val="ListBullet"/>
-        <w:spacing w:after="20"/>
-      </w:pPr>
-      <w:r>
-        <w:t>User management</w:t>
-      </w:r>
-    </w:p>
-    <w:p>
-      <w:pPr>
-        <w:pStyle w:val="ListBullet"/>
-        <w:spacing w:after="20"/>
-      </w:pPr>
-      <w:r>
-        <w:t>Role-based access control</w:t>
-      </w:r>
-    </w:p>
-    <w:p>
-      <w:pPr>
-        <w:pStyle w:val="ListBullet"/>
-        <w:spacing w:after="20"/>
-      </w:pPr>
-      <w:r>
-        <w:t>Field staff allocation</w:t>
-      </w:r>
-    </w:p>
-    <w:p>
-      <w:pPr>
-        <w:pStyle w:val="ListBullet"/>
-        <w:spacing w:after="20"/>
-      </w:pPr>
-      <w:r>
-        <w:t>Beneficiary management</w:t>
-      </w:r>
-    </w:p>
-    <w:p>
-      <w:pPr>
-        <w:pStyle w:val="ListBullet"/>
-        <w:spacing w:after="20"/>
-      </w:pPr>
-      <w:r>
-        <w:t>Training and meeting records</w:t>
-      </w:r>
-    </w:p>
-    <w:p>
-      <w:pPr>
-        <w:pStyle w:val="ListBullet"/>
-        <w:spacing w:after="20"/>
-      </w:pPr>
-      <w:r>
-        <w:t>Activity tracking</w:t>
-      </w:r>
-    </w:p>
-    <w:p>
-      <w:pPr>
-        <w:pStyle w:val="ListBullet"/>
-        <w:spacing w:after="20"/>
-      </w:pPr>
-      <w:r>
-        <w:t>Document and photograph uploading</w:t>
-      </w:r>
-    </w:p>
-    <w:p>
-      <w:pPr>
-        <w:pStyle w:val="ListBullet"/>
-        <w:spacing w:after="20"/>
-      </w:pPr>
-      <w:r>
-        <w:t>Monitoring indicators</w:t>
-      </w:r>
-    </w:p>
-    <w:p>
-      <w:pPr>
-        <w:pStyle w:val="ListBullet"/>
-        <w:spacing w:after="20"/>
-      </w:pPr>
-      <w:r>
-        <w:t>MIS reports and dashboards</w:t>
-      </w:r>
-    </w:p>
-    <w:p>
-      <w:pPr>
-        <w:pStyle w:val="ListBullet"/>
-        <w:spacing w:after="20"/>
-      </w:pPr>
-      <w:r>
-        <w:t>Data export for further analysis</w:t>
-      </w:r>
-    </w:p>
-    <w:p>
-      <w:pPr>
-        <w:pStyle w:val="ListBullet"/>
-        <w:spacing w:after="20"/>
-      </w:pPr>
-      <w:r>
-        <w:t>Other livelihood-related modules as mutually finalized during the requirement analysis stage</w:t>
-      </w:r>
-    </w:p>
-    <w:p>
-      <w:pPr>
-        <w:keepNext/>
-        <w:spacing w:before="280"/>
-        <w:pBdr>
-          <w:bottom w:val="single" w:sz="6" w:space="1" w:color="1F3A5F"/>
-        </w:pBdr>
-      </w:pPr>
-      <w:r>
-        <w:rPr>
-          <w:b/>
-          <w:color w:val="1F3A5F"/>
-          <w:sz w:val="26"/>
-        </w:rPr>
-        <w:t>2. Benefits of the AppSheet Platform</w:t>
-      </w:r>
-    </w:p>
-    <w:p>
-      <w:r>
-        <w:rPr>
           <w:b w:val="0"/>
+          <w:i w:val="0"/>
         </w:rPr>
         <w:t>The application will be developed using Google AppSheet, providing several advantages for field-based livelihood programmes:</w:t>
       </w:r>
     </w:p>
+    <w:tbl>
+      <w:tblPr>
+        <w:tblW w:type="auto" w:w="0"/>
+        <w:jc w:val="left"/>
+        <w:tblLayout w:type="fixed"/>
+        <w:tblLook w:firstColumn="1" w:firstRow="1" w:lastColumn="0" w:lastRow="0" w:noHBand="0" w:noVBand="1" w:val="04A0"/>
+      </w:tblPr>
+      <w:tblGrid>
+        <w:gridCol w:w="3213"/>
+        <w:gridCol w:w="3213"/>
+        <w:gridCol w:w="3213"/>
+      </w:tblGrid>
+      <w:tr>
+        <w:trPr>
+          <w:cantSplit/>
+        </w:trPr>
+        <w:tc>
+          <w:tcPr>
+            <w:tcW w:type="dxa" w:w="4720"/>
+            <w:tcBorders>
+              <w:top w:val="nil"/>
+              <w:left w:val="single" w:sz="24" w:color="0E7C86"/>
+              <w:bottom w:val="single" w:sz="4" w:color="D5DCE6"/>
+              <w:right w:val="nil"/>
+            </w:tcBorders>
+            <w:shd w:val="clear" w:color="auto" w:fill="F3F6FA"/>
+            <w:tcMar>
+              <w:top w:w="90" w:type="dxa"/>
+              <w:left w:w="150" w:type="dxa"/>
+              <w:bottom w:w="90" w:type="dxa"/>
+              <w:right w:w="110" w:type="dxa"/>
+            </w:tcMar>
+          </w:tcPr>
+          <w:p>
+            <w:pPr>
+              <w:spacing w:after="40" w:before="0"/>
+            </w:pPr>
+            <w:r>
+              <w:rPr>
+                <w:b/>
+                <w:i w:val="0"/>
+                <w:color w:val="12294A"/>
+                <w:sz w:val="20"/>
+              </w:rPr>
+              <w:t>Offline Data Collection</w:t>
+            </w:r>
+          </w:p>
+          <w:p>
+            <w:pPr>
+              <w:spacing w:after="0" w:before="0"/>
+            </w:pPr>
+            <w:r>
+              <w:rPr>
+                <w:b w:val="0"/>
+                <w:i w:val="0"/>
+                <w:color w:val="333B47"/>
+                <w:sz w:val="19"/>
+              </w:rPr>
+              <w:t>Field teams can capture data even in locations with limited or no internet connectivity and synchronize it when connectivity becomes available.</w:t>
+            </w:r>
+          </w:p>
+        </w:tc>
+        <w:tc>
+          <w:tcPr>
+            <w:tcW w:type="dxa" w:w="198"/>
+            <w:tcBorders>
+              <w:top w:val="nil"/>
+              <w:left w:val="nil"/>
+              <w:bottom w:val="nil"/>
+              <w:right w:val="nil"/>
+            </w:tcBorders>
+          </w:tcPr>
+          <w:p/>
+        </w:tc>
+        <w:tc>
+          <w:tcPr>
+            <w:tcW w:type="dxa" w:w="4720"/>
+            <w:tcBorders>
+              <w:top w:val="nil"/>
+              <w:left w:val="single" w:sz="24" w:color="0E7C86"/>
+              <w:bottom w:val="single" w:sz="4" w:color="D5DCE6"/>
+              <w:right w:val="nil"/>
+            </w:tcBorders>
+            <w:shd w:val="clear" w:color="auto" w:fill="F3F6FA"/>
+            <w:tcMar>
+              <w:top w:w="90" w:type="dxa"/>
+              <w:left w:w="150" w:type="dxa"/>
+              <w:bottom w:w="90" w:type="dxa"/>
+              <w:right w:w="110" w:type="dxa"/>
+            </w:tcMar>
+          </w:tcPr>
+          <w:p>
+            <w:pPr>
+              <w:spacing w:after="40" w:before="0"/>
+            </w:pPr>
+            <w:r>
+              <w:rPr>
+                <w:b/>
+                <w:i w:val="0"/>
+                <w:color w:val="12294A"/>
+                <w:sz w:val="20"/>
+              </w:rPr>
+              <w:t>Mobile &amp; Web Access</w:t>
+            </w:r>
+          </w:p>
+          <w:p>
+            <w:pPr>
+              <w:spacing w:after="0" w:before="0"/>
+            </w:pPr>
+            <w:r>
+              <w:rPr>
+                <w:b w:val="0"/>
+                <w:i w:val="0"/>
+                <w:color w:val="333B47"/>
+                <w:sz w:val="19"/>
+              </w:rPr>
+              <w:t>The application can be accessed through smartphones, tablets, laptops, and web browsers.</w:t>
+            </w:r>
+          </w:p>
+        </w:tc>
+      </w:tr>
+      <w:tr>
+        <w:trPr>
+          <w:cantSplit/>
+        </w:trPr>
+        <w:tc>
+          <w:tcPr>
+            <w:tcW w:type="dxa" w:w="4720"/>
+            <w:tcBorders>
+              <w:top w:val="nil"/>
+              <w:left w:val="single" w:sz="24" w:color="0E7C86"/>
+              <w:bottom w:val="single" w:sz="4" w:color="D5DCE6"/>
+              <w:right w:val="nil"/>
+            </w:tcBorders>
+            <w:shd w:val="clear" w:color="auto" w:fill="FFFFFF"/>
+            <w:tcMar>
+              <w:top w:w="90" w:type="dxa"/>
+              <w:left w:w="150" w:type="dxa"/>
+              <w:bottom w:w="90" w:type="dxa"/>
+              <w:right w:w="110" w:type="dxa"/>
+            </w:tcMar>
+          </w:tcPr>
+          <w:p>
+            <w:pPr>
+              <w:spacing w:after="40" w:before="0"/>
+            </w:pPr>
+            <w:r>
+              <w:rPr>
+                <w:b/>
+                <w:i w:val="0"/>
+                <w:color w:val="12294A"/>
+                <w:sz w:val="20"/>
+              </w:rPr>
+              <w:t>Centralized Database</w:t>
+            </w:r>
+          </w:p>
+          <w:p>
+            <w:pPr>
+              <w:spacing w:after="0" w:before="0"/>
+            </w:pPr>
+            <w:r>
+              <w:rPr>
+                <w:b w:val="0"/>
+                <w:i w:val="0"/>
+                <w:color w:val="333B47"/>
+                <w:sz w:val="19"/>
+              </w:rPr>
+              <w:t>Programme information can be maintained centrally instead of managing multiple disconnected spreadsheets.</w:t>
+            </w:r>
+          </w:p>
+        </w:tc>
+        <w:tc>
+          <w:tcPr>
+            <w:tcW w:type="dxa" w:w="198"/>
+            <w:tcBorders>
+              <w:top w:val="nil"/>
+              <w:left w:val="nil"/>
+              <w:bottom w:val="nil"/>
+              <w:right w:val="nil"/>
+            </w:tcBorders>
+          </w:tcPr>
+          <w:p/>
+        </w:tc>
+        <w:tc>
+          <w:tcPr>
+            <w:tcW w:type="dxa" w:w="4720"/>
+            <w:tcBorders>
+              <w:top w:val="nil"/>
+              <w:left w:val="single" w:sz="24" w:color="0E7C86"/>
+              <w:bottom w:val="single" w:sz="4" w:color="D5DCE6"/>
+              <w:right w:val="nil"/>
+            </w:tcBorders>
+            <w:shd w:val="clear" w:color="auto" w:fill="FFFFFF"/>
+            <w:tcMar>
+              <w:top w:w="90" w:type="dxa"/>
+              <w:left w:w="150" w:type="dxa"/>
+              <w:bottom w:w="90" w:type="dxa"/>
+              <w:right w:w="110" w:type="dxa"/>
+            </w:tcMar>
+          </w:tcPr>
+          <w:p>
+            <w:pPr>
+              <w:spacing w:after="40" w:before="0"/>
+            </w:pPr>
+            <w:r>
+              <w:rPr>
+                <w:b/>
+                <w:i w:val="0"/>
+                <w:color w:val="12294A"/>
+                <w:sz w:val="20"/>
+              </w:rPr>
+              <w:t>Data Recovery &amp; Synchronization</w:t>
+            </w:r>
+          </w:p>
+          <w:p>
+            <w:pPr>
+              <w:spacing w:after="0" w:before="0"/>
+            </w:pPr>
+            <w:r>
+              <w:rPr>
+                <w:b w:val="0"/>
+                <w:i w:val="0"/>
+                <w:color w:val="333B47"/>
+                <w:sz w:val="19"/>
+              </w:rPr>
+              <w:t>Data synchronization and cloud-based storage help reduce the risk associated with locally stored records.</w:t>
+            </w:r>
+          </w:p>
+        </w:tc>
+      </w:tr>
+      <w:tr>
+        <w:trPr>
+          <w:cantSplit/>
+        </w:trPr>
+        <w:tc>
+          <w:tcPr>
+            <w:tcW w:type="dxa" w:w="4720"/>
+            <w:tcBorders>
+              <w:top w:val="nil"/>
+              <w:left w:val="single" w:sz="24" w:color="0E7C86"/>
+              <w:bottom w:val="single" w:sz="4" w:color="D5DCE6"/>
+              <w:right w:val="nil"/>
+            </w:tcBorders>
+            <w:shd w:val="clear" w:color="auto" w:fill="F3F6FA"/>
+            <w:tcMar>
+              <w:top w:w="90" w:type="dxa"/>
+              <w:left w:w="150" w:type="dxa"/>
+              <w:bottom w:w="90" w:type="dxa"/>
+              <w:right w:w="110" w:type="dxa"/>
+            </w:tcMar>
+          </w:tcPr>
+          <w:p>
+            <w:pPr>
+              <w:spacing w:after="40" w:before="0"/>
+            </w:pPr>
+            <w:r>
+              <w:rPr>
+                <w:b/>
+                <w:i w:val="0"/>
+                <w:color w:val="12294A"/>
+                <w:sz w:val="20"/>
+              </w:rPr>
+              <w:t>Role-Based Access</w:t>
+            </w:r>
+          </w:p>
+          <w:p>
+            <w:pPr>
+              <w:spacing w:after="0" w:before="0"/>
+            </w:pPr>
+            <w:r>
+              <w:rPr>
+                <w:b w:val="0"/>
+                <w:i w:val="0"/>
+                <w:color w:val="333B47"/>
+                <w:sz w:val="19"/>
+              </w:rPr>
+              <w:t>Different access levels can be configured for administrators, programme managers, MIS teams, supervisors, and field users.</w:t>
+            </w:r>
+          </w:p>
+        </w:tc>
+        <w:tc>
+          <w:tcPr>
+            <w:tcW w:type="dxa" w:w="198"/>
+            <w:tcBorders>
+              <w:top w:val="nil"/>
+              <w:left w:val="nil"/>
+              <w:bottom w:val="nil"/>
+              <w:right w:val="nil"/>
+            </w:tcBorders>
+          </w:tcPr>
+          <w:p/>
+        </w:tc>
+        <w:tc>
+          <w:tcPr>
+            <w:tcW w:type="dxa" w:w="4720"/>
+            <w:tcBorders>
+              <w:top w:val="nil"/>
+              <w:left w:val="single" w:sz="24" w:color="0E7C86"/>
+              <w:bottom w:val="single" w:sz="4" w:color="D5DCE6"/>
+              <w:right w:val="nil"/>
+            </w:tcBorders>
+            <w:shd w:val="clear" w:color="auto" w:fill="F3F6FA"/>
+            <w:tcMar>
+              <w:top w:w="90" w:type="dxa"/>
+              <w:left w:w="150" w:type="dxa"/>
+              <w:bottom w:w="90" w:type="dxa"/>
+              <w:right w:w="110" w:type="dxa"/>
+            </w:tcMar>
+          </w:tcPr>
+          <w:p>
+            <w:pPr>
+              <w:spacing w:after="40" w:before="0"/>
+            </w:pPr>
+            <w:r>
+              <w:rPr>
+                <w:b/>
+                <w:i w:val="0"/>
+                <w:color w:val="12294A"/>
+                <w:sz w:val="20"/>
+              </w:rPr>
+              <w:t>Real-Time Monitoring</w:t>
+            </w:r>
+          </w:p>
+          <w:p>
+            <w:pPr>
+              <w:spacing w:after="0" w:before="0"/>
+            </w:pPr>
+            <w:r>
+              <w:rPr>
+                <w:b w:val="0"/>
+                <w:i w:val="0"/>
+                <w:color w:val="333B47"/>
+                <w:sz w:val="19"/>
+              </w:rPr>
+              <w:t>Management can monitor programme progress and field-level data without waiting for manual consolidation.</w:t>
+            </w:r>
+          </w:p>
+        </w:tc>
+      </w:tr>
+      <w:tr>
+        <w:trPr>
+          <w:cantSplit/>
+        </w:trPr>
+        <w:tc>
+          <w:tcPr>
+            <w:tcW w:type="dxa" w:w="4720"/>
+            <w:tcBorders>
+              <w:top w:val="nil"/>
+              <w:left w:val="single" w:sz="24" w:color="0E7C86"/>
+              <w:bottom w:val="single" w:sz="4" w:color="D5DCE6"/>
+              <w:right w:val="nil"/>
+            </w:tcBorders>
+            <w:shd w:val="clear" w:color="auto" w:fill="FFFFFF"/>
+            <w:tcMar>
+              <w:top w:w="90" w:type="dxa"/>
+              <w:left w:w="150" w:type="dxa"/>
+              <w:bottom w:w="90" w:type="dxa"/>
+              <w:right w:w="110" w:type="dxa"/>
+            </w:tcMar>
+          </w:tcPr>
+          <w:p>
+            <w:pPr>
+              <w:spacing w:after="40" w:before="0"/>
+            </w:pPr>
+            <w:r>
+              <w:rPr>
+                <w:b/>
+                <w:i w:val="0"/>
+                <w:color w:val="12294A"/>
+                <w:sz w:val="20"/>
+              </w:rPr>
+              <w:t>Geo-Tagging</w:t>
+            </w:r>
+          </w:p>
+          <w:p>
+            <w:pPr>
+              <w:spacing w:after="0" w:before="0"/>
+            </w:pPr>
+            <w:r>
+              <w:rPr>
+                <w:b w:val="0"/>
+                <w:i w:val="0"/>
+                <w:color w:val="333B47"/>
+                <w:sz w:val="19"/>
+              </w:rPr>
+              <w:t>GPS coordinates can be captured for relevant field activities and beneficiary visits.</w:t>
+            </w:r>
+          </w:p>
+        </w:tc>
+        <w:tc>
+          <w:tcPr>
+            <w:tcW w:type="dxa" w:w="198"/>
+            <w:tcBorders>
+              <w:top w:val="nil"/>
+              <w:left w:val="nil"/>
+              <w:bottom w:val="nil"/>
+              <w:right w:val="nil"/>
+            </w:tcBorders>
+          </w:tcPr>
+          <w:p/>
+        </w:tc>
+        <w:tc>
+          <w:tcPr>
+            <w:tcW w:type="dxa" w:w="4720"/>
+            <w:tcBorders>
+              <w:top w:val="nil"/>
+              <w:left w:val="single" w:sz="24" w:color="0E7C86"/>
+              <w:bottom w:val="single" w:sz="4" w:color="D5DCE6"/>
+              <w:right w:val="nil"/>
+            </w:tcBorders>
+            <w:shd w:val="clear" w:color="auto" w:fill="FFFFFF"/>
+            <w:tcMar>
+              <w:top w:w="90" w:type="dxa"/>
+              <w:left w:w="150" w:type="dxa"/>
+              <w:bottom w:w="90" w:type="dxa"/>
+              <w:right w:w="110" w:type="dxa"/>
+            </w:tcMar>
+          </w:tcPr>
+          <w:p>
+            <w:pPr>
+              <w:spacing w:after="40" w:before="0"/>
+            </w:pPr>
+            <w:r>
+              <w:rPr>
+                <w:b/>
+                <w:i w:val="0"/>
+                <w:color w:val="12294A"/>
+                <w:sz w:val="20"/>
+              </w:rPr>
+              <w:t>Photo &amp; Document Capture</w:t>
+            </w:r>
+          </w:p>
+          <w:p>
+            <w:pPr>
+              <w:spacing w:after="0" w:before="0"/>
+            </w:pPr>
+            <w:r>
+              <w:rPr>
+                <w:b w:val="0"/>
+                <w:i w:val="0"/>
+                <w:color w:val="333B47"/>
+                <w:sz w:val="19"/>
+              </w:rPr>
+              <w:t>Users can upload photographs, documents, supporting evidence, and other programme records directly through the application.</w:t>
+            </w:r>
+          </w:p>
+        </w:tc>
+      </w:tr>
+      <w:tr>
+        <w:trPr>
+          <w:cantSplit/>
+        </w:trPr>
+        <w:tc>
+          <w:tcPr>
+            <w:tcW w:type="dxa" w:w="4720"/>
+            <w:tcBorders>
+              <w:top w:val="nil"/>
+              <w:left w:val="single" w:sz="24" w:color="0E7C86"/>
+              <w:bottom w:val="single" w:sz="4" w:color="D5DCE6"/>
+              <w:right w:val="nil"/>
+            </w:tcBorders>
+            <w:shd w:val="clear" w:color="auto" w:fill="F3F6FA"/>
+            <w:tcMar>
+              <w:top w:w="90" w:type="dxa"/>
+              <w:left w:w="150" w:type="dxa"/>
+              <w:bottom w:w="90" w:type="dxa"/>
+              <w:right w:w="110" w:type="dxa"/>
+            </w:tcMar>
+          </w:tcPr>
+          <w:p>
+            <w:pPr>
+              <w:spacing w:after="40" w:before="0"/>
+            </w:pPr>
+            <w:r>
+              <w:rPr>
+                <w:b/>
+                <w:i w:val="0"/>
+                <w:color w:val="12294A"/>
+                <w:sz w:val="20"/>
+              </w:rPr>
+              <w:t>Automated Workflows</w:t>
+            </w:r>
+          </w:p>
+          <w:p>
+            <w:pPr>
+              <w:spacing w:after="0" w:before="0"/>
+            </w:pPr>
+            <w:r>
+              <w:rPr>
+                <w:b w:val="0"/>
+                <w:i w:val="0"/>
+                <w:color w:val="333B47"/>
+                <w:sz w:val="19"/>
+              </w:rPr>
+              <w:t>Notifications, approvals, alerts, document generation, and other repetitive processes can be automated wherever applicable.</w:t>
+            </w:r>
+          </w:p>
+        </w:tc>
+        <w:tc>
+          <w:tcPr>
+            <w:tcW w:type="dxa" w:w="198"/>
+            <w:tcBorders>
+              <w:top w:val="nil"/>
+              <w:left w:val="nil"/>
+              <w:bottom w:val="nil"/>
+              <w:right w:val="nil"/>
+            </w:tcBorders>
+          </w:tcPr>
+          <w:p/>
+        </w:tc>
+        <w:tc>
+          <w:tcPr>
+            <w:tcW w:type="dxa" w:w="4720"/>
+            <w:tcBorders>
+              <w:top w:val="nil"/>
+              <w:left w:val="single" w:sz="24" w:color="0E7C86"/>
+              <w:bottom w:val="single" w:sz="4" w:color="D5DCE6"/>
+              <w:right w:val="nil"/>
+            </w:tcBorders>
+            <w:shd w:val="clear" w:color="auto" w:fill="F3F6FA"/>
+            <w:tcMar>
+              <w:top w:w="90" w:type="dxa"/>
+              <w:left w:w="150" w:type="dxa"/>
+              <w:bottom w:w="90" w:type="dxa"/>
+              <w:right w:w="110" w:type="dxa"/>
+            </w:tcMar>
+          </w:tcPr>
+          <w:p>
+            <w:pPr>
+              <w:spacing w:after="40" w:before="0"/>
+            </w:pPr>
+            <w:r>
+              <w:rPr>
+                <w:b/>
+                <w:i w:val="0"/>
+                <w:color w:val="12294A"/>
+                <w:sz w:val="20"/>
+              </w:rPr>
+              <w:t>Validation &amp; Data Quality</w:t>
+            </w:r>
+          </w:p>
+          <w:p>
+            <w:pPr>
+              <w:spacing w:after="0" w:before="0"/>
+            </w:pPr>
+            <w:r>
+              <w:rPr>
+                <w:b w:val="0"/>
+                <w:i w:val="0"/>
+                <w:color w:val="333B47"/>
+                <w:sz w:val="19"/>
+              </w:rPr>
+              <w:t>Mandatory fields, validation rules, dependent dropdowns, and automated calculations can improve data accuracy.</w:t>
+            </w:r>
+          </w:p>
+        </w:tc>
+      </w:tr>
+      <w:tr>
+        <w:trPr>
+          <w:cantSplit/>
+        </w:trPr>
+        <w:tc>
+          <w:tcPr>
+            <w:tcW w:type="dxa" w:w="4720"/>
+            <w:tcBorders>
+              <w:top w:val="nil"/>
+              <w:left w:val="single" w:sz="24" w:color="0E7C86"/>
+              <w:bottom w:val="single" w:sz="4" w:color="D5DCE6"/>
+              <w:right w:val="nil"/>
+            </w:tcBorders>
+            <w:shd w:val="clear" w:color="auto" w:fill="FFFFFF"/>
+            <w:tcMar>
+              <w:top w:w="90" w:type="dxa"/>
+              <w:left w:w="150" w:type="dxa"/>
+              <w:bottom w:w="90" w:type="dxa"/>
+              <w:right w:w="110" w:type="dxa"/>
+            </w:tcMar>
+          </w:tcPr>
+          <w:p>
+            <w:pPr>
+              <w:spacing w:after="40" w:before="0"/>
+            </w:pPr>
+            <w:r>
+              <w:rPr>
+                <w:b/>
+                <w:i w:val="0"/>
+                <w:color w:val="12294A"/>
+                <w:sz w:val="20"/>
+              </w:rPr>
+              <w:t>Scalable Architecture</w:t>
+            </w:r>
+          </w:p>
+          <w:p>
+            <w:pPr>
+              <w:spacing w:after="0" w:before="0"/>
+            </w:pPr>
+            <w:r>
+              <w:rPr>
+                <w:b w:val="0"/>
+                <w:i w:val="0"/>
+                <w:color w:val="333B47"/>
+                <w:sz w:val="19"/>
+              </w:rPr>
+              <w:t>New projects, locations, users, questionnaires, and programme modules can be added as programme requirements grow.</w:t>
+            </w:r>
+          </w:p>
+        </w:tc>
+        <w:tc>
+          <w:tcPr>
+            <w:tcW w:type="dxa" w:w="198"/>
+            <w:tcBorders>
+              <w:top w:val="nil"/>
+              <w:left w:val="nil"/>
+              <w:bottom w:val="nil"/>
+              <w:right w:val="nil"/>
+            </w:tcBorders>
+          </w:tcPr>
+          <w:p/>
+        </w:tc>
+        <w:tc>
+          <w:tcPr>
+            <w:tcW w:type="dxa" w:w="4720"/>
+            <w:tcBorders>
+              <w:top w:val="nil"/>
+              <w:left w:val="single" w:sz="24" w:color="0E7C86"/>
+              <w:bottom w:val="single" w:sz="4" w:color="D5DCE6"/>
+              <w:right w:val="nil"/>
+            </w:tcBorders>
+            <w:shd w:val="clear" w:color="auto" w:fill="FFFFFF"/>
+            <w:tcMar>
+              <w:top w:w="90" w:type="dxa"/>
+              <w:left w:w="150" w:type="dxa"/>
+              <w:bottom w:w="90" w:type="dxa"/>
+              <w:right w:w="110" w:type="dxa"/>
+            </w:tcMar>
+          </w:tcPr>
+          <w:p>
+            <w:pPr>
+              <w:spacing w:after="40" w:before="0"/>
+            </w:pPr>
+            <w:r>
+              <w:rPr>
+                <w:b/>
+                <w:i w:val="0"/>
+                <w:color w:val="12294A"/>
+                <w:sz w:val="20"/>
+              </w:rPr>
+              <w:t>Dashboard &amp; Reporting</w:t>
+            </w:r>
+          </w:p>
+          <w:p>
+            <w:pPr>
+              <w:spacing w:after="0" w:before="0"/>
+            </w:pPr>
+            <w:r>
+              <w:rPr>
+                <w:b w:val="0"/>
+                <w:i w:val="0"/>
+                <w:color w:val="333B47"/>
+                <w:sz w:val="19"/>
+              </w:rPr>
+              <w:t>Management-level dashboards and operational reports can be created for programme monitoring and decision-making.</w:t>
+            </w:r>
+          </w:p>
+        </w:tc>
+      </w:tr>
+      <w:tr>
+        <w:trPr>
+          <w:cantSplit/>
+        </w:trPr>
+        <w:tc>
+          <w:tcPr>
+            <w:tcW w:type="dxa" w:w="4720"/>
+            <w:tcBorders>
+              <w:top w:val="nil"/>
+              <w:left w:val="single" w:sz="24" w:color="0E7C86"/>
+              <w:bottom w:val="single" w:sz="4" w:color="D5DCE6"/>
+              <w:right w:val="nil"/>
+            </w:tcBorders>
+            <w:shd w:val="clear" w:color="auto" w:fill="F3F6FA"/>
+            <w:tcMar>
+              <w:top w:w="90" w:type="dxa"/>
+              <w:left w:w="150" w:type="dxa"/>
+              <w:bottom w:w="90" w:type="dxa"/>
+              <w:right w:w="110" w:type="dxa"/>
+            </w:tcMar>
+          </w:tcPr>
+          <w:p>
+            <w:pPr>
+              <w:spacing w:after="40" w:before="0"/>
+            </w:pPr>
+            <w:r>
+              <w:rPr>
+                <w:b/>
+                <w:i w:val="0"/>
+                <w:color w:val="12294A"/>
+                <w:sz w:val="20"/>
+              </w:rPr>
+              <w:t>Secure Access</w:t>
+            </w:r>
+          </w:p>
+          <w:p>
+            <w:pPr>
+              <w:spacing w:after="0" w:before="0"/>
+            </w:pPr>
+            <w:r>
+              <w:rPr>
+                <w:b w:val="0"/>
+                <w:i w:val="0"/>
+                <w:color w:val="333B47"/>
+                <w:sz w:val="19"/>
+              </w:rPr>
+              <w:t>Authentication and role-based data restrictions can be configured so users access only authorized programme information.</w:t>
+            </w:r>
+          </w:p>
+        </w:tc>
+        <w:tc>
+          <w:tcPr>
+            <w:tcW w:type="dxa" w:w="198"/>
+            <w:tcBorders>
+              <w:top w:val="nil"/>
+              <w:left w:val="nil"/>
+              <w:bottom w:val="nil"/>
+              <w:right w:val="nil"/>
+            </w:tcBorders>
+          </w:tcPr>
+          <w:p/>
+        </w:tc>
+        <w:tc>
+          <w:tcPr>
+            <w:tcW w:type="dxa" w:w="4720"/>
+            <w:tcBorders>
+              <w:top w:val="nil"/>
+              <w:left w:val="nil"/>
+              <w:bottom w:val="nil"/>
+              <w:right w:val="nil"/>
+            </w:tcBorders>
+          </w:tcPr>
+          <w:p/>
+        </w:tc>
+      </w:tr>
+    </w:tbl>
     <w:p>
       <w:pPr>
-        <w:pStyle w:val="ListBullet"/>
-        <w:spacing w:after="20"/>
+        <w:spacing w:after="0" w:line="160" w:lineRule="exact"/>
+      </w:pPr>
+    </w:p>
+    <w:tbl>
+      <w:tblPr>
+        <w:tblW w:type="auto" w:w="0"/>
+        <w:jc w:val="left"/>
+        <w:tblLayout w:type="fixed"/>
+        <w:tblLook w:firstColumn="1" w:firstRow="1" w:lastColumn="0" w:lastRow="0" w:noHBand="0" w:noVBand="1" w:val="04A0"/>
+      </w:tblPr>
+      <w:tblGrid>
+        <w:gridCol w:w="4819"/>
+        <w:gridCol w:w="4819"/>
+      </w:tblGrid>
+      <w:tr>
+        <w:tc>
+          <w:tcPr>
+            <w:tcW w:type="dxa" w:w="624"/>
+            <w:tcBorders>
+              <w:top w:val="nil"/>
+              <w:left w:val="nil"/>
+              <w:bottom w:val="nil"/>
+              <w:right w:val="nil"/>
+            </w:tcBorders>
+            <w:shd w:val="clear" w:color="auto" w:fill="12294A"/>
+            <w:tcMar>
+              <w:top w:w="70" w:type="dxa"/>
+              <w:left w:w="60" w:type="dxa"/>
+              <w:bottom w:w="70" w:type="dxa"/>
+              <w:right w:w="60" w:type="dxa"/>
+            </w:tcMar>
+            <w:vAlign w:val="center"/>
+          </w:tcPr>
+          <w:p>
+            <w:pPr>
+              <w:spacing w:after="0" w:before="0"/>
+              <w:jc w:val="center"/>
+            </w:pPr>
+            <w:r>
+              <w:rPr>
+                <w:b/>
+                <w:i w:val="0"/>
+                <w:color w:val="FFFFFF"/>
+                <w:sz w:val="26"/>
+              </w:rPr>
+              <w:t>3</w:t>
+            </w:r>
+          </w:p>
+        </w:tc>
+        <w:tc>
+          <w:tcPr>
+            <w:tcW w:type="dxa" w:w="9014"/>
+            <w:tcBorders>
+              <w:top w:val="nil"/>
+              <w:left w:val="nil"/>
+              <w:bottom w:val="single" w:sz="12" w:color="0E7C86"/>
+              <w:right w:val="nil"/>
+            </w:tcBorders>
+            <w:tcMar>
+              <w:top w:w="70" w:type="dxa"/>
+              <w:left w:w="160" w:type="dxa"/>
+              <w:bottom w:w="70" w:type="dxa"/>
+              <w:right w:w="60" w:type="dxa"/>
+            </w:tcMar>
+            <w:vAlign w:val="center"/>
+          </w:tcPr>
+          <w:p>
+            <w:pPr>
+              <w:keepNext/>
+              <w:spacing w:after="0" w:before="0"/>
+            </w:pPr>
+            <w:r>
+              <w:rPr>
+                <w:b/>
+                <w:i w:val="0"/>
+                <w:color w:val="12294A"/>
+                <w:sz w:val="25"/>
+              </w:rPr>
+              <w:t>DEVELOPMENT &amp; IMPLEMENTATION SCOPE</w:t>
+            </w:r>
+          </w:p>
+        </w:tc>
+      </w:tr>
+    </w:tbl>
+    <w:p>
+      <w:pPr>
+        <w:spacing w:after="0" w:line="120" w:lineRule="exact"/>
+      </w:pPr>
+    </w:p>
+    <w:p>
+      <w:pPr>
+        <w:spacing w:after="80"/>
       </w:pPr>
       <w:r>
         <w:rPr>
-          <w:b/>
+          <w:b w:val="0"/>
+          <w:i w:val="0"/>
         </w:rPr>
-        <w:t>Offline Data Collection:</w:t>
-      </w:r>
-      <w:r>
-        <w:t xml:space="preserve"> Field teams can capture data even in locations with limited or no internet connectivity and synchronize it when connectivity becomes available.</w:t>
-      </w:r>
-    </w:p>
-    <w:p>
-      <w:pPr>
-        <w:pStyle w:val="ListBullet"/>
-        <w:spacing w:after="20"/>
-      </w:pPr>
-      <w:r>
-        <w:rPr>
-          <w:b/>
-        </w:rPr>
-        <w:t>Mobile &amp; Web Access:</w:t>
-      </w:r>
-      <w:r>
-        <w:t xml:space="preserve"> The application can be accessed through smartphones, tablets, laptops, and web browsers.</w:t>
-      </w:r>
-    </w:p>
-    <w:p>
-      <w:pPr>
-        <w:pStyle w:val="ListBullet"/>
-        <w:spacing w:after="20"/>
-      </w:pPr>
-      <w:r>
-        <w:rPr>
-          <w:b/>
-        </w:rPr>
-        <w:t>Centralized Database:</w:t>
-      </w:r>
-      <w:r>
-        <w:t xml:space="preserve"> Programme information can be maintained centrally instead of managing multiple disconnected spreadsheets.</w:t>
-      </w:r>
-    </w:p>
-    <w:p>
-      <w:pPr>
-        <w:pStyle w:val="ListBullet"/>
-        <w:spacing w:after="20"/>
-      </w:pPr>
-      <w:r>
-        <w:rPr>
-          <w:b/>
-        </w:rPr>
-        <w:t>Data Recovery &amp; Synchronization:</w:t>
-      </w:r>
-      <w:r>
-        <w:t xml:space="preserve"> Data synchronization and cloud-based storage help reduce the risk associated with locally stored records.</w:t>
-      </w:r>
-    </w:p>
-    <w:p>
-      <w:pPr>
-        <w:pStyle w:val="ListBullet"/>
-        <w:spacing w:after="20"/>
-      </w:pPr>
-      <w:r>
-        <w:rPr>
-          <w:b/>
-        </w:rPr>
-        <w:t>Role-Based Access:</w:t>
-      </w:r>
-      <w:r>
-        <w:t xml:space="preserve"> Different access levels can be configured for administrators, programme managers, MIS teams, supervisors, and field users.</w:t>
-      </w:r>
-    </w:p>
-    <w:p>
-      <w:pPr>
-        <w:pStyle w:val="ListBullet"/>
-        <w:spacing w:after="20"/>
-      </w:pPr>
-      <w:r>
-        <w:rPr>
-          <w:b/>
-        </w:rPr>
-        <w:t>Real-Time Monitoring:</w:t>
-      </w:r>
-      <w:r>
-        <w:t xml:space="preserve"> Management can monitor programme progress and field-level data without waiting for manual consolidation.</w:t>
-      </w:r>
-    </w:p>
-    <w:p>
-      <w:pPr>
-        <w:pStyle w:val="ListBullet"/>
-        <w:spacing w:after="20"/>
-      </w:pPr>
-      <w:r>
-        <w:rPr>
-          <w:b/>
-        </w:rPr>
-        <w:t>Geo-Tagging:</w:t>
-      </w:r>
-      <w:r>
-        <w:t xml:space="preserve"> GPS coordinates can be captured for relevant field activities and beneficiary visits.</w:t>
-      </w:r>
-    </w:p>
-    <w:p>
-      <w:pPr>
-        <w:pStyle w:val="ListBullet"/>
-        <w:spacing w:after="20"/>
-      </w:pPr>
-      <w:r>
-        <w:rPr>
-          <w:b/>
-        </w:rPr>
-        <w:t>Photo &amp; Document Capture:</w:t>
-      </w:r>
-      <w:r>
-        <w:t xml:space="preserve"> Users can upload photographs, documents, supporting evidence, and other programme records directly through the application.</w:t>
-      </w:r>
-    </w:p>
-    <w:p>
-      <w:pPr>
-        <w:pStyle w:val="ListBullet"/>
-        <w:spacing w:after="20"/>
-      </w:pPr>
-      <w:r>
-        <w:rPr>
-          <w:b/>
-        </w:rPr>
-        <w:t>Automated Workflows:</w:t>
-      </w:r>
-      <w:r>
-        <w:t xml:space="preserve"> Notifications, approvals, alerts, document generation, and other repetitive processes can be automated wherever applicable.</w:t>
-      </w:r>
-    </w:p>
-    <w:p>
-      <w:pPr>
-        <w:pStyle w:val="ListBullet"/>
-        <w:spacing w:after="20"/>
-      </w:pPr>
-      <w:r>
-        <w:rPr>
-          <w:b/>
-        </w:rPr>
-        <w:t>Validation &amp; Data Quality:</w:t>
-      </w:r>
-      <w:r>
-        <w:t xml:space="preserve"> Mandatory fields, validation rules, dependent dropdowns, and automated calculations can improve data accuracy.</w:t>
-      </w:r>
-    </w:p>
-    <w:p>
-      <w:pPr>
-        <w:pStyle w:val="ListBullet"/>
-        <w:spacing w:after="20"/>
-      </w:pPr>
-      <w:r>
-        <w:rPr>
-          <w:b/>
-        </w:rPr>
-        <w:t>Scalable Architecture:</w:t>
-      </w:r>
-      <w:r>
-        <w:t xml:space="preserve"> New projects, locations, users, questionnaires, and programme modules can be added as programme requirements grow.</w:t>
-      </w:r>
-    </w:p>
-    <w:p>
-      <w:pPr>
-        <w:pStyle w:val="ListBullet"/>
-        <w:spacing w:after="20"/>
-      </w:pPr>
-      <w:r>
-        <w:rPr>
-          <w:b/>
-        </w:rPr>
-        <w:t>Dashboard &amp; Reporting:</w:t>
-      </w:r>
-      <w:r>
-        <w:t xml:space="preserve"> Management-level dashboards and operational reports can be created for programme monitoring and decision-making.</w:t>
-      </w:r>
-    </w:p>
-    <w:p>
-      <w:pPr>
-        <w:pStyle w:val="ListBullet"/>
-        <w:spacing w:after="20"/>
-      </w:pPr>
-      <w:r>
-        <w:rPr>
-          <w:b/>
-        </w:rPr>
-        <w:t>Secure Access:</w:t>
-      </w:r>
-      <w:r>
-        <w:t xml:space="preserve"> Authentication and role-based data restrictions can be configured so users access only authorized programme information.</w:t>
-      </w:r>
-    </w:p>
-    <w:p>
-      <w:pPr>
-        <w:keepNext/>
-        <w:spacing w:before="280"/>
-        <w:pBdr>
-          <w:bottom w:val="single" w:sz="6" w:space="1" w:color="1F3A5F"/>
-        </w:pBdr>
-      </w:pPr>
-      <w:r>
-        <w:rPr>
-          <w:b/>
-          <w:color w:val="1F3A5F"/>
-          <w:sz w:val="26"/>
-        </w:rPr>
-        <w:t>3. Development &amp; Implementation Scope</w:t>
-      </w:r>
-    </w:p>
-    <w:p>
-      <w:r>
-        <w:rPr>
-          <w:b w:val="0"/>
-        </w:rPr>
-        <w:t>The development cost will cover: requirement analysis and workflow finalization; database and application architecture; UI/UX configuration; development of agreed modules; forms, views and dashboards; role-based access configuration; workflow automation; testing and bug fixing; initial deployment; and basic user/admin orientation.</w:t>
-      </w:r>
-    </w:p>
-    <w:p>
-      <w:pPr>
-        <w:keepNext/>
-        <w:spacing w:before="280"/>
-        <w:pBdr>
-          <w:bottom w:val="single" w:sz="6" w:space="1" w:color="1F3A5F"/>
-        </w:pBdr>
-      </w:pPr>
-      <w:r>
-        <w:rPr>
-          <w:b/>
-          <w:color w:val="1F3A5F"/>
-          <w:sz w:val="26"/>
-        </w:rPr>
-        <w:t>4. Commercial Proposal</w:t>
+        <w:t>The development cost will cover:</w:t>
       </w:r>
     </w:p>
     <w:tbl>
       <w:tblPr>
-        <w:tblStyle w:val="TableGrid"/>
         <w:tblW w:type="auto" w:w="0"/>
+        <w:jc w:val="left"/>
+        <w:tblLayout w:type="fixed"/>
         <w:tblLook w:firstColumn="1" w:firstRow="1" w:lastColumn="0" w:lastRow="0" w:noHBand="0" w:noVBand="1" w:val="04A0"/>
       </w:tblPr>
       <w:tblGrid>
-        <w:gridCol w:w="4706"/>
-        <w:gridCol w:w="4706"/>
+        <w:gridCol w:w="3213"/>
+        <w:gridCol w:w="3213"/>
+        <w:gridCol w:w="3213"/>
+      </w:tblGrid>
+      <w:tr>
+        <w:tc>
+          <w:tcPr>
+            <w:tcW w:type="dxa" w:w="4720"/>
+            <w:tcBorders>
+              <w:top w:val="nil"/>
+              <w:left w:val="nil"/>
+              <w:bottom w:val="single" w:sz="4" w:color="E3E8EF"/>
+              <w:right w:val="nil"/>
+            </w:tcBorders>
+            <w:tcMar>
+              <w:top w:w="40" w:type="dxa"/>
+              <w:left w:w="100" w:type="dxa"/>
+              <w:bottom w:w="40" w:type="dxa"/>
+              <w:right w:w="60" w:type="dxa"/>
+            </w:tcMar>
+          </w:tcPr>
+          <w:p>
+            <w:pPr>
+              <w:spacing w:after="0" w:before="0"/>
+              <w:ind w:left="397" w:hanging="397"/>
+            </w:pPr>
+            <w:r>
+              <w:rPr>
+                <w:b/>
+                <w:i w:val="0"/>
+                <w:color w:val="0E7C86"/>
+                <w:sz w:val="19"/>
+              </w:rPr>
+              <w:t xml:space="preserve">01   </w:t>
+            </w:r>
+            <w:r>
+              <w:rPr>
+                <w:b w:val="0"/>
+                <w:i w:val="0"/>
+                <w:sz w:val="20"/>
+              </w:rPr>
+              <w:t>Requirement analysis and workflow finalization</w:t>
+            </w:r>
+          </w:p>
+        </w:tc>
+        <w:tc>
+          <w:tcPr>
+            <w:tcW w:type="dxa" w:w="198"/>
+            <w:tcBorders>
+              <w:top w:val="nil"/>
+              <w:left w:val="nil"/>
+              <w:bottom w:val="nil"/>
+              <w:right w:val="nil"/>
+            </w:tcBorders>
+          </w:tcPr>
+          <w:p/>
+        </w:tc>
+        <w:tc>
+          <w:tcPr>
+            <w:tcW w:type="dxa" w:w="4720"/>
+            <w:tcBorders>
+              <w:top w:val="nil"/>
+              <w:left w:val="nil"/>
+              <w:bottom w:val="single" w:sz="4" w:color="E3E8EF"/>
+              <w:right w:val="nil"/>
+            </w:tcBorders>
+            <w:tcMar>
+              <w:top w:w="40" w:type="dxa"/>
+              <w:left w:w="100" w:type="dxa"/>
+              <w:bottom w:w="40" w:type="dxa"/>
+              <w:right w:w="60" w:type="dxa"/>
+            </w:tcMar>
+          </w:tcPr>
+          <w:p>
+            <w:pPr>
+              <w:spacing w:after="0" w:before="0"/>
+              <w:ind w:left="397" w:hanging="397"/>
+            </w:pPr>
+            <w:r>
+              <w:rPr>
+                <w:b/>
+                <w:i w:val="0"/>
+                <w:color w:val="0E7C86"/>
+                <w:sz w:val="19"/>
+              </w:rPr>
+              <w:t xml:space="preserve">02   </w:t>
+            </w:r>
+            <w:r>
+              <w:rPr>
+                <w:b w:val="0"/>
+                <w:i w:val="0"/>
+                <w:sz w:val="20"/>
+              </w:rPr>
+              <w:t>Database and application architecture</w:t>
+            </w:r>
+          </w:p>
+        </w:tc>
+      </w:tr>
+      <w:tr>
+        <w:tc>
+          <w:tcPr>
+            <w:tcW w:type="dxa" w:w="4720"/>
+            <w:tcBorders>
+              <w:top w:val="nil"/>
+              <w:left w:val="nil"/>
+              <w:bottom w:val="single" w:sz="4" w:color="E3E8EF"/>
+              <w:right w:val="nil"/>
+            </w:tcBorders>
+            <w:tcMar>
+              <w:top w:w="40" w:type="dxa"/>
+              <w:left w:w="100" w:type="dxa"/>
+              <w:bottom w:w="40" w:type="dxa"/>
+              <w:right w:w="60" w:type="dxa"/>
+            </w:tcMar>
+          </w:tcPr>
+          <w:p>
+            <w:pPr>
+              <w:spacing w:after="0" w:before="0"/>
+              <w:ind w:left="397" w:hanging="397"/>
+            </w:pPr>
+            <w:r>
+              <w:rPr>
+                <w:b/>
+                <w:i w:val="0"/>
+                <w:color w:val="0E7C86"/>
+                <w:sz w:val="19"/>
+              </w:rPr>
+              <w:t xml:space="preserve">03   </w:t>
+            </w:r>
+            <w:r>
+              <w:rPr>
+                <w:b w:val="0"/>
+                <w:i w:val="0"/>
+                <w:sz w:val="20"/>
+              </w:rPr>
+              <w:t>UI/UX configuration</w:t>
+            </w:r>
+          </w:p>
+        </w:tc>
+        <w:tc>
+          <w:tcPr>
+            <w:tcW w:type="dxa" w:w="198"/>
+            <w:tcBorders>
+              <w:top w:val="nil"/>
+              <w:left w:val="nil"/>
+              <w:bottom w:val="nil"/>
+              <w:right w:val="nil"/>
+            </w:tcBorders>
+          </w:tcPr>
+          <w:p/>
+        </w:tc>
+        <w:tc>
+          <w:tcPr>
+            <w:tcW w:type="dxa" w:w="4720"/>
+            <w:tcBorders>
+              <w:top w:val="nil"/>
+              <w:left w:val="nil"/>
+              <w:bottom w:val="single" w:sz="4" w:color="E3E8EF"/>
+              <w:right w:val="nil"/>
+            </w:tcBorders>
+            <w:tcMar>
+              <w:top w:w="40" w:type="dxa"/>
+              <w:left w:w="100" w:type="dxa"/>
+              <w:bottom w:w="40" w:type="dxa"/>
+              <w:right w:w="60" w:type="dxa"/>
+            </w:tcMar>
+          </w:tcPr>
+          <w:p>
+            <w:pPr>
+              <w:spacing w:after="0" w:before="0"/>
+              <w:ind w:left="397" w:hanging="397"/>
+            </w:pPr>
+            <w:r>
+              <w:rPr>
+                <w:b/>
+                <w:i w:val="0"/>
+                <w:color w:val="0E7C86"/>
+                <w:sz w:val="19"/>
+              </w:rPr>
+              <w:t xml:space="preserve">04   </w:t>
+            </w:r>
+            <w:r>
+              <w:rPr>
+                <w:b w:val="0"/>
+                <w:i w:val="0"/>
+                <w:sz w:val="20"/>
+              </w:rPr>
+              <w:t>Development of agreed modules</w:t>
+            </w:r>
+          </w:p>
+        </w:tc>
+      </w:tr>
+      <w:tr>
+        <w:tc>
+          <w:tcPr>
+            <w:tcW w:type="dxa" w:w="4720"/>
+            <w:tcBorders>
+              <w:top w:val="nil"/>
+              <w:left w:val="nil"/>
+              <w:bottom w:val="single" w:sz="4" w:color="E3E8EF"/>
+              <w:right w:val="nil"/>
+            </w:tcBorders>
+            <w:tcMar>
+              <w:top w:w="40" w:type="dxa"/>
+              <w:left w:w="100" w:type="dxa"/>
+              <w:bottom w:w="40" w:type="dxa"/>
+              <w:right w:w="60" w:type="dxa"/>
+            </w:tcMar>
+          </w:tcPr>
+          <w:p>
+            <w:pPr>
+              <w:spacing w:after="0" w:before="0"/>
+              <w:ind w:left="397" w:hanging="397"/>
+            </w:pPr>
+            <w:r>
+              <w:rPr>
+                <w:b/>
+                <w:i w:val="0"/>
+                <w:color w:val="0E7C86"/>
+                <w:sz w:val="19"/>
+              </w:rPr>
+              <w:t xml:space="preserve">05   </w:t>
+            </w:r>
+            <w:r>
+              <w:rPr>
+                <w:b w:val="0"/>
+                <w:i w:val="0"/>
+                <w:sz w:val="20"/>
+              </w:rPr>
+              <w:t>Forms, views and dashboards</w:t>
+            </w:r>
+          </w:p>
+        </w:tc>
+        <w:tc>
+          <w:tcPr>
+            <w:tcW w:type="dxa" w:w="198"/>
+            <w:tcBorders>
+              <w:top w:val="nil"/>
+              <w:left w:val="nil"/>
+              <w:bottom w:val="nil"/>
+              <w:right w:val="nil"/>
+            </w:tcBorders>
+          </w:tcPr>
+          <w:p/>
+        </w:tc>
+        <w:tc>
+          <w:tcPr>
+            <w:tcW w:type="dxa" w:w="4720"/>
+            <w:tcBorders>
+              <w:top w:val="nil"/>
+              <w:left w:val="nil"/>
+              <w:bottom w:val="single" w:sz="4" w:color="E3E8EF"/>
+              <w:right w:val="nil"/>
+            </w:tcBorders>
+            <w:tcMar>
+              <w:top w:w="40" w:type="dxa"/>
+              <w:left w:w="100" w:type="dxa"/>
+              <w:bottom w:w="40" w:type="dxa"/>
+              <w:right w:w="60" w:type="dxa"/>
+            </w:tcMar>
+          </w:tcPr>
+          <w:p>
+            <w:pPr>
+              <w:spacing w:after="0" w:before="0"/>
+              <w:ind w:left="397" w:hanging="397"/>
+            </w:pPr>
+            <w:r>
+              <w:rPr>
+                <w:b/>
+                <w:i w:val="0"/>
+                <w:color w:val="0E7C86"/>
+                <w:sz w:val="19"/>
+              </w:rPr>
+              <w:t xml:space="preserve">06   </w:t>
+            </w:r>
+            <w:r>
+              <w:rPr>
+                <w:b w:val="0"/>
+                <w:i w:val="0"/>
+                <w:sz w:val="20"/>
+              </w:rPr>
+              <w:t>Role-based access configuration</w:t>
+            </w:r>
+          </w:p>
+        </w:tc>
+      </w:tr>
+      <w:tr>
+        <w:tc>
+          <w:tcPr>
+            <w:tcW w:type="dxa" w:w="4720"/>
+            <w:tcBorders>
+              <w:top w:val="nil"/>
+              <w:left w:val="nil"/>
+              <w:bottom w:val="single" w:sz="4" w:color="E3E8EF"/>
+              <w:right w:val="nil"/>
+            </w:tcBorders>
+            <w:tcMar>
+              <w:top w:w="40" w:type="dxa"/>
+              <w:left w:w="100" w:type="dxa"/>
+              <w:bottom w:w="40" w:type="dxa"/>
+              <w:right w:w="60" w:type="dxa"/>
+            </w:tcMar>
+          </w:tcPr>
+          <w:p>
+            <w:pPr>
+              <w:spacing w:after="0" w:before="0"/>
+              <w:ind w:left="397" w:hanging="397"/>
+            </w:pPr>
+            <w:r>
+              <w:rPr>
+                <w:b/>
+                <w:i w:val="0"/>
+                <w:color w:val="0E7C86"/>
+                <w:sz w:val="19"/>
+              </w:rPr>
+              <w:t xml:space="preserve">07   </w:t>
+            </w:r>
+            <w:r>
+              <w:rPr>
+                <w:b w:val="0"/>
+                <w:i w:val="0"/>
+                <w:sz w:val="20"/>
+              </w:rPr>
+              <w:t>Workflow automation</w:t>
+            </w:r>
+          </w:p>
+        </w:tc>
+        <w:tc>
+          <w:tcPr>
+            <w:tcW w:type="dxa" w:w="198"/>
+            <w:tcBorders>
+              <w:top w:val="nil"/>
+              <w:left w:val="nil"/>
+              <w:bottom w:val="nil"/>
+              <w:right w:val="nil"/>
+            </w:tcBorders>
+          </w:tcPr>
+          <w:p/>
+        </w:tc>
+        <w:tc>
+          <w:tcPr>
+            <w:tcW w:type="dxa" w:w="4720"/>
+            <w:tcBorders>
+              <w:top w:val="nil"/>
+              <w:left w:val="nil"/>
+              <w:bottom w:val="single" w:sz="4" w:color="E3E8EF"/>
+              <w:right w:val="nil"/>
+            </w:tcBorders>
+            <w:tcMar>
+              <w:top w:w="40" w:type="dxa"/>
+              <w:left w:w="100" w:type="dxa"/>
+              <w:bottom w:w="40" w:type="dxa"/>
+              <w:right w:w="60" w:type="dxa"/>
+            </w:tcMar>
+          </w:tcPr>
+          <w:p>
+            <w:pPr>
+              <w:spacing w:after="0" w:before="0"/>
+              <w:ind w:left="397" w:hanging="397"/>
+            </w:pPr>
+            <w:r>
+              <w:rPr>
+                <w:b/>
+                <w:i w:val="0"/>
+                <w:color w:val="0E7C86"/>
+                <w:sz w:val="19"/>
+              </w:rPr>
+              <w:t xml:space="preserve">08   </w:t>
+            </w:r>
+            <w:r>
+              <w:rPr>
+                <w:b w:val="0"/>
+                <w:i w:val="0"/>
+                <w:sz w:val="20"/>
+              </w:rPr>
+              <w:t>Testing and bug fixing</w:t>
+            </w:r>
+          </w:p>
+        </w:tc>
+      </w:tr>
+      <w:tr>
+        <w:tc>
+          <w:tcPr>
+            <w:tcW w:type="dxa" w:w="4720"/>
+            <w:tcBorders>
+              <w:top w:val="nil"/>
+              <w:left w:val="nil"/>
+              <w:bottom w:val="single" w:sz="4" w:color="E3E8EF"/>
+              <w:right w:val="nil"/>
+            </w:tcBorders>
+            <w:tcMar>
+              <w:top w:w="40" w:type="dxa"/>
+              <w:left w:w="100" w:type="dxa"/>
+              <w:bottom w:w="40" w:type="dxa"/>
+              <w:right w:w="60" w:type="dxa"/>
+            </w:tcMar>
+          </w:tcPr>
+          <w:p>
+            <w:pPr>
+              <w:spacing w:after="0" w:before="0"/>
+              <w:ind w:left="397" w:hanging="397"/>
+            </w:pPr>
+            <w:r>
+              <w:rPr>
+                <w:b/>
+                <w:i w:val="0"/>
+                <w:color w:val="0E7C86"/>
+                <w:sz w:val="19"/>
+              </w:rPr>
+              <w:t xml:space="preserve">09   </w:t>
+            </w:r>
+            <w:r>
+              <w:rPr>
+                <w:b w:val="0"/>
+                <w:i w:val="0"/>
+                <w:sz w:val="20"/>
+              </w:rPr>
+              <w:t>Initial deployment</w:t>
+            </w:r>
+          </w:p>
+        </w:tc>
+        <w:tc>
+          <w:tcPr>
+            <w:tcW w:type="dxa" w:w="198"/>
+            <w:tcBorders>
+              <w:top w:val="nil"/>
+              <w:left w:val="nil"/>
+              <w:bottom w:val="nil"/>
+              <w:right w:val="nil"/>
+            </w:tcBorders>
+          </w:tcPr>
+          <w:p/>
+        </w:tc>
+        <w:tc>
+          <w:tcPr>
+            <w:tcW w:type="dxa" w:w="4720"/>
+            <w:tcBorders>
+              <w:top w:val="nil"/>
+              <w:left w:val="nil"/>
+              <w:bottom w:val="single" w:sz="4" w:color="E3E8EF"/>
+              <w:right w:val="nil"/>
+            </w:tcBorders>
+            <w:tcMar>
+              <w:top w:w="40" w:type="dxa"/>
+              <w:left w:w="100" w:type="dxa"/>
+              <w:bottom w:w="40" w:type="dxa"/>
+              <w:right w:w="60" w:type="dxa"/>
+            </w:tcMar>
+          </w:tcPr>
+          <w:p>
+            <w:pPr>
+              <w:spacing w:after="0" w:before="0"/>
+              <w:ind w:left="397" w:hanging="397"/>
+            </w:pPr>
+            <w:r>
+              <w:rPr>
+                <w:b/>
+                <w:i w:val="0"/>
+                <w:color w:val="0E7C86"/>
+                <w:sz w:val="19"/>
+              </w:rPr>
+              <w:t xml:space="preserve">10   </w:t>
+            </w:r>
+            <w:r>
+              <w:rPr>
+                <w:b w:val="0"/>
+                <w:i w:val="0"/>
+                <w:sz w:val="20"/>
+              </w:rPr>
+              <w:t>Basic user/admin orientation</w:t>
+            </w:r>
+          </w:p>
+        </w:tc>
+      </w:tr>
+    </w:tbl>
+    <w:p>
+      <w:pPr>
+        <w:spacing w:after="0" w:line="160" w:lineRule="exact"/>
+      </w:pPr>
+    </w:p>
+    <w:tbl>
+      <w:tblPr>
+        <w:tblW w:type="auto" w:w="0"/>
+        <w:jc w:val="left"/>
+        <w:tblLayout w:type="fixed"/>
+        <w:tblLook w:firstColumn="1" w:firstRow="1" w:lastColumn="0" w:lastRow="0" w:noHBand="0" w:noVBand="1" w:val="04A0"/>
+      </w:tblPr>
+      <w:tblGrid>
+        <w:gridCol w:w="4819"/>
+        <w:gridCol w:w="4819"/>
+      </w:tblGrid>
+      <w:tr>
+        <w:tc>
+          <w:tcPr>
+            <w:tcW w:type="dxa" w:w="624"/>
+            <w:tcBorders>
+              <w:top w:val="nil"/>
+              <w:left w:val="nil"/>
+              <w:bottom w:val="nil"/>
+              <w:right w:val="nil"/>
+            </w:tcBorders>
+            <w:shd w:val="clear" w:color="auto" w:fill="12294A"/>
+            <w:tcMar>
+              <w:top w:w="70" w:type="dxa"/>
+              <w:left w:w="60" w:type="dxa"/>
+              <w:bottom w:w="70" w:type="dxa"/>
+              <w:right w:w="60" w:type="dxa"/>
+            </w:tcMar>
+            <w:vAlign w:val="center"/>
+          </w:tcPr>
+          <w:p>
+            <w:pPr>
+              <w:spacing w:after="0" w:before="0"/>
+              <w:jc w:val="center"/>
+            </w:pPr>
+            <w:r>
+              <w:rPr>
+                <w:b/>
+                <w:i w:val="0"/>
+                <w:color w:val="FFFFFF"/>
+                <w:sz w:val="26"/>
+              </w:rPr>
+              <w:t>4</w:t>
+            </w:r>
+          </w:p>
+        </w:tc>
+        <w:tc>
+          <w:tcPr>
+            <w:tcW w:type="dxa" w:w="9014"/>
+            <w:tcBorders>
+              <w:top w:val="nil"/>
+              <w:left w:val="nil"/>
+              <w:bottom w:val="single" w:sz="12" w:color="0E7C86"/>
+              <w:right w:val="nil"/>
+            </w:tcBorders>
+            <w:tcMar>
+              <w:top w:w="70" w:type="dxa"/>
+              <w:left w:w="160" w:type="dxa"/>
+              <w:bottom w:w="70" w:type="dxa"/>
+              <w:right w:w="60" w:type="dxa"/>
+            </w:tcMar>
+            <w:vAlign w:val="center"/>
+          </w:tcPr>
+          <w:p>
+            <w:pPr>
+              <w:keepNext/>
+              <w:spacing w:after="0" w:before="0"/>
+            </w:pPr>
+            <w:r>
+              <w:rPr>
+                <w:b/>
+                <w:i w:val="0"/>
+                <w:color w:val="12294A"/>
+                <w:sz w:val="25"/>
+              </w:rPr>
+              <w:t>COMMERCIAL PROPOSAL</w:t>
+            </w:r>
+          </w:p>
+        </w:tc>
+      </w:tr>
+    </w:tbl>
+    <w:p>
+      <w:pPr>
+        <w:spacing w:after="0" w:line="120" w:lineRule="exact"/>
+      </w:pPr>
+    </w:p>
+    <w:tbl>
+      <w:tblPr>
+        <w:tblW w:type="auto" w:w="0"/>
+        <w:jc w:val="left"/>
+        <w:tblLayout w:type="fixed"/>
+        <w:tblLook w:firstColumn="1" w:firstRow="1" w:lastColumn="0" w:lastRow="0" w:noHBand="0" w:noVBand="1" w:val="04A0"/>
+      </w:tblPr>
+      <w:tblGrid>
+        <w:gridCol w:w="3213"/>
+        <w:gridCol w:w="3213"/>
+        <w:gridCol w:w="3213"/>
+      </w:tblGrid>
+      <w:tr>
+        <w:tc>
+          <w:tcPr>
+            <w:tcW w:type="dxa" w:w="4720"/>
+            <w:tcBorders>
+              <w:top w:val="nil"/>
+              <w:left w:val="nil"/>
+              <w:bottom w:val="single" w:sz="30" w:color="0E7C86"/>
+              <w:right w:val="nil"/>
+            </w:tcBorders>
+            <w:shd w:val="clear" w:color="auto" w:fill="12294A"/>
+            <w:tcMar>
+              <w:top w:w="160" w:type="dxa"/>
+              <w:left w:w="200" w:type="dxa"/>
+              <w:bottom w:w="160" w:type="dxa"/>
+              <w:right w:w="160" w:type="dxa"/>
+            </w:tcMar>
+          </w:tcPr>
+          <w:p>
+            <w:pPr>
+              <w:spacing w:after="40" w:before="0"/>
+            </w:pPr>
+            <w:r>
+              <w:rPr>
+                <w:b/>
+                <w:i w:val="0"/>
+                <w:color w:val="9FD3D8"/>
+                <w:sz w:val="17"/>
+              </w:rPr>
+              <w:t>TOTAL DEVELOPMENT COST</w:t>
+            </w:r>
+          </w:p>
+          <w:p>
+            <w:pPr>
+              <w:spacing w:after="0" w:before="0"/>
+            </w:pPr>
+            <w:r>
+              <w:rPr>
+                <w:b/>
+                <w:i w:val="0"/>
+                <w:color w:val="FFFFFF"/>
+                <w:sz w:val="44"/>
+              </w:rPr>
+              <w:t>₹2,00,000</w:t>
+            </w:r>
+          </w:p>
+          <w:p>
+            <w:pPr>
+              <w:spacing w:after="0" w:before="0"/>
+            </w:pPr>
+            <w:r>
+              <w:rPr>
+                <w:b w:val="0"/>
+                <w:i w:val="0"/>
+                <w:color w:val="DCE9EC"/>
+                <w:sz w:val="20"/>
+              </w:rPr>
+              <w:t>+ applicable GST</w:t>
+            </w:r>
+          </w:p>
+        </w:tc>
+        <w:tc>
+          <w:tcPr>
+            <w:tcW w:type="dxa" w:w="198"/>
+            <w:tcBorders>
+              <w:top w:val="nil"/>
+              <w:left w:val="nil"/>
+              <w:bottom w:val="nil"/>
+              <w:right w:val="nil"/>
+            </w:tcBorders>
+          </w:tcPr>
+          <w:p/>
+        </w:tc>
+        <w:tc>
+          <w:tcPr>
+            <w:tcW w:type="dxa" w:w="4720"/>
+            <w:tcBorders>
+              <w:top w:val="nil"/>
+              <w:left w:val="nil"/>
+              <w:bottom w:val="single" w:sz="30" w:color="0E7C86"/>
+              <w:right w:val="nil"/>
+            </w:tcBorders>
+            <w:shd w:val="clear" w:color="auto" w:fill="12294A"/>
+            <w:tcMar>
+              <w:top w:w="160" w:type="dxa"/>
+              <w:left w:w="200" w:type="dxa"/>
+              <w:bottom w:w="160" w:type="dxa"/>
+              <w:right w:w="160" w:type="dxa"/>
+            </w:tcMar>
+          </w:tcPr>
+          <w:p>
+            <w:pPr>
+              <w:spacing w:after="40" w:before="0"/>
+            </w:pPr>
+            <w:r>
+              <w:rPr>
+                <w:b/>
+                <w:i w:val="0"/>
+                <w:color w:val="9FD3D8"/>
+                <w:sz w:val="17"/>
+              </w:rPr>
+              <w:t>ANNUAL MAINTENANCE COST</w:t>
+            </w:r>
+          </w:p>
+          <w:p>
+            <w:pPr>
+              <w:spacing w:after="0" w:before="0"/>
+            </w:pPr>
+            <w:r>
+              <w:rPr>
+                <w:b/>
+                <w:i w:val="0"/>
+                <w:color w:val="FFFFFF"/>
+                <w:sz w:val="44"/>
+              </w:rPr>
+              <w:t>₹1,00,000</w:t>
+            </w:r>
+          </w:p>
+          <w:p>
+            <w:pPr>
+              <w:spacing w:after="0" w:before="0"/>
+            </w:pPr>
+            <w:r>
+              <w:rPr>
+                <w:b w:val="0"/>
+                <w:i w:val="0"/>
+                <w:color w:val="DCE9EC"/>
+                <w:sz w:val="20"/>
+              </w:rPr>
+              <w:t>per year + applicable GST</w:t>
+            </w:r>
+          </w:p>
+        </w:tc>
+      </w:tr>
+    </w:tbl>
+    <w:p>
+      <w:pPr>
+        <w:spacing w:after="0" w:line="200" w:lineRule="exact"/>
+      </w:pPr>
+    </w:p>
+    <w:tbl>
+      <w:tblPr>
+        <w:tblW w:type="auto" w:w="0"/>
+        <w:jc w:val="left"/>
+        <w:tblLayout w:type="fixed"/>
+        <w:tblLook w:firstColumn="1" w:firstRow="1" w:lastColumn="0" w:lastRow="0" w:noHBand="0" w:noVBand="1" w:val="04A0"/>
+      </w:tblPr>
+      <w:tblGrid>
+        <w:gridCol w:w="4819"/>
+        <w:gridCol w:w="4819"/>
       </w:tblGrid>
       <w:tr>
         <w:tc>
           <w:tcPr>
             <w:tcW w:type="dxa" w:w="6236"/>
-            <w:shd w:val="clear" w:fill="1F3A5F"/>
+            <w:tcBorders>
+              <w:top w:val="nil"/>
+              <w:left w:val="nil"/>
+              <w:bottom w:val="nil"/>
+              <w:right w:val="nil"/>
+            </w:tcBorders>
+            <w:shd w:val="clear" w:color="auto" w:fill="0E7C86"/>
+            <w:tcMar>
+              <w:top w:w="100" w:type="dxa"/>
+              <w:left w:w="160" w:type="dxa"/>
+              <w:bottom w:w="100" w:type="dxa"/>
+              <w:right w:w="160" w:type="dxa"/>
+            </w:tcMar>
           </w:tcPr>
           <w:p>
             <w:pPr>
-              <w:spacing w:after="60" w:before="60"/>
+              <w:spacing w:after="0" w:before="0"/>
             </w:pPr>
-            <w:r/>
             <w:r>
               <w:rPr>
                 <w:b/>
+                <w:i w:val="0"/>
                 <w:color w:val="FFFFFF"/>
+                <w:sz w:val="20"/>
               </w:rPr>
               <w:t>Particulars</w:t>
             </w:r>
@@ -967,18 +3971,32 @@
         </w:tc>
         <w:tc>
           <w:tcPr>
-            <w:tcW w:type="dxa" w:w="3175"/>
-            <w:shd w:val="clear" w:fill="1F3A5F"/>
+            <w:tcW w:type="dxa" w:w="3402"/>
+            <w:tcBorders>
+              <w:top w:val="nil"/>
+              <w:left w:val="nil"/>
+              <w:bottom w:val="nil"/>
+              <w:right w:val="nil"/>
+            </w:tcBorders>
+            <w:shd w:val="clear" w:color="auto" w:fill="0E7C86"/>
+            <w:tcMar>
+              <w:top w:w="100" w:type="dxa"/>
+              <w:left w:w="160" w:type="dxa"/>
+              <w:bottom w:w="100" w:type="dxa"/>
+              <w:right w:w="160" w:type="dxa"/>
+            </w:tcMar>
           </w:tcPr>
           <w:p>
             <w:pPr>
-              <w:spacing w:after="60" w:before="60"/>
+              <w:spacing w:after="0" w:before="0"/>
+              <w:jc w:val="right"/>
             </w:pPr>
-            <w:r/>
             <w:r>
               <w:rPr>
                 <w:b/>
+                <w:i w:val="0"/>
                 <w:color w:val="FFFFFF"/>
+                <w:sz w:val="20"/>
               </w:rPr>
               <w:t>Amount</w:t>
             </w:r>
@@ -989,27 +4007,63 @@
         <w:tc>
           <w:tcPr>
             <w:tcW w:type="dxa" w:w="6236"/>
+            <w:tcBorders>
+              <w:top w:val="nil"/>
+              <w:left w:val="nil"/>
+              <w:bottom w:val="single" w:sz="4" w:color="D5DCE6"/>
+              <w:right w:val="nil"/>
+            </w:tcBorders>
+            <w:shd w:val="clear" w:color="auto" w:fill="F3F6FA"/>
+            <w:tcMar>
+              <w:top w:w="100" w:type="dxa"/>
+              <w:left w:w="160" w:type="dxa"/>
+              <w:bottom w:w="100" w:type="dxa"/>
+              <w:right w:w="160" w:type="dxa"/>
+            </w:tcMar>
           </w:tcPr>
           <w:p>
             <w:pPr>
-              <w:spacing w:after="60" w:before="60"/>
+              <w:spacing w:after="0" w:before="0"/>
             </w:pPr>
-            <w:r/>
             <w:r>
+              <w:rPr>
+                <w:b w:val="0"/>
+                <w:i w:val="0"/>
+                <w:sz w:val="21"/>
+              </w:rPr>
               <w:t>Complete Application Development &amp; Initial Deployment</w:t>
             </w:r>
           </w:p>
         </w:tc>
         <w:tc>
           <w:tcPr>
-            <w:tcW w:type="dxa" w:w="3175"/>
+            <w:tcW w:type="dxa" w:w="3402"/>
+            <w:tcBorders>
+              <w:top w:val="nil"/>
+              <w:left w:val="nil"/>
+              <w:bottom w:val="single" w:sz="4" w:color="D5DCE6"/>
+              <w:right w:val="nil"/>
+            </w:tcBorders>
+            <w:shd w:val="clear" w:color="auto" w:fill="F3F6FA"/>
+            <w:tcMar>
+              <w:top w:w="100" w:type="dxa"/>
+              <w:left w:w="160" w:type="dxa"/>
+              <w:bottom w:w="100" w:type="dxa"/>
+              <w:right w:w="160" w:type="dxa"/>
+            </w:tcMar>
           </w:tcPr>
           <w:p>
             <w:pPr>
-              <w:spacing w:after="60" w:before="60"/>
+              <w:spacing w:after="0" w:before="0"/>
+              <w:jc w:val="right"/>
             </w:pPr>
-            <w:r/>
             <w:r>
+              <w:rPr>
+                <w:b/>
+                <w:i w:val="0"/>
+                <w:color w:val="12294A"/>
+                <w:sz w:val="21"/>
+              </w:rPr>
               <w:t>₹2,00,000</w:t>
             </w:r>
           </w:p>
@@ -1019,27 +4073,63 @@
         <w:tc>
           <w:tcPr>
             <w:tcW w:type="dxa" w:w="6236"/>
+            <w:tcBorders>
+              <w:top w:val="nil"/>
+              <w:left w:val="nil"/>
+              <w:bottom w:val="single" w:sz="4" w:color="D5DCE6"/>
+              <w:right w:val="nil"/>
+            </w:tcBorders>
+            <w:shd w:val="clear" w:color="auto" w:fill="FFFFFF"/>
+            <w:tcMar>
+              <w:top w:w="100" w:type="dxa"/>
+              <w:left w:w="160" w:type="dxa"/>
+              <w:bottom w:w="100" w:type="dxa"/>
+              <w:right w:w="160" w:type="dxa"/>
+            </w:tcMar>
           </w:tcPr>
           <w:p>
             <w:pPr>
-              <w:spacing w:after="60" w:before="60"/>
+              <w:spacing w:after="0" w:before="0"/>
             </w:pPr>
-            <w:r/>
             <w:r>
+              <w:rPr>
+                <w:b w:val="0"/>
+                <w:i w:val="0"/>
+                <w:sz w:val="21"/>
+              </w:rPr>
               <w:t>GST</w:t>
             </w:r>
           </w:p>
         </w:tc>
         <w:tc>
           <w:tcPr>
-            <w:tcW w:type="dxa" w:w="3175"/>
+            <w:tcW w:type="dxa" w:w="3402"/>
+            <w:tcBorders>
+              <w:top w:val="nil"/>
+              <w:left w:val="nil"/>
+              <w:bottom w:val="single" w:sz="4" w:color="D5DCE6"/>
+              <w:right w:val="nil"/>
+            </w:tcBorders>
+            <w:shd w:val="clear" w:color="auto" w:fill="FFFFFF"/>
+            <w:tcMar>
+              <w:top w:w="100" w:type="dxa"/>
+              <w:left w:w="160" w:type="dxa"/>
+              <w:bottom w:w="100" w:type="dxa"/>
+              <w:right w:w="160" w:type="dxa"/>
+            </w:tcMar>
           </w:tcPr>
           <w:p>
             <w:pPr>
-              <w:spacing w:after="60" w:before="60"/>
+              <w:spacing w:after="0" w:before="0"/>
+              <w:jc w:val="right"/>
             </w:pPr>
-            <w:r/>
             <w:r>
+              <w:rPr>
+                <w:b/>
+                <w:i w:val="0"/>
+                <w:color w:val="12294A"/>
+                <w:sz w:val="21"/>
+              </w:rPr>
               <w:t>Extra, as applicable</w:t>
             </w:r>
           </w:p>
@@ -1049,27 +4139,63 @@
         <w:tc>
           <w:tcPr>
             <w:tcW w:type="dxa" w:w="6236"/>
+            <w:tcBorders>
+              <w:top w:val="nil"/>
+              <w:left w:val="nil"/>
+              <w:bottom w:val="single" w:sz="4" w:color="D5DCE6"/>
+              <w:right w:val="nil"/>
+            </w:tcBorders>
+            <w:shd w:val="clear" w:color="auto" w:fill="F3F6FA"/>
+            <w:tcMar>
+              <w:top w:w="100" w:type="dxa"/>
+              <w:left w:w="160" w:type="dxa"/>
+              <w:bottom w:w="100" w:type="dxa"/>
+              <w:right w:w="160" w:type="dxa"/>
+            </w:tcMar>
           </w:tcPr>
           <w:p>
             <w:pPr>
-              <w:spacing w:after="60" w:before="60"/>
+              <w:spacing w:after="0" w:before="0"/>
             </w:pPr>
-            <w:r/>
             <w:r>
+              <w:rPr>
+                <w:b w:val="0"/>
+                <w:i w:val="0"/>
+                <w:sz w:val="21"/>
+              </w:rPr>
               <w:t>Annual Maintenance Contract (AMC)</w:t>
             </w:r>
           </w:p>
         </w:tc>
         <w:tc>
           <w:tcPr>
-            <w:tcW w:type="dxa" w:w="3175"/>
+            <w:tcW w:type="dxa" w:w="3402"/>
+            <w:tcBorders>
+              <w:top w:val="nil"/>
+              <w:left w:val="nil"/>
+              <w:bottom w:val="single" w:sz="4" w:color="D5DCE6"/>
+              <w:right w:val="nil"/>
+            </w:tcBorders>
+            <w:shd w:val="clear" w:color="auto" w:fill="F3F6FA"/>
+            <w:tcMar>
+              <w:top w:w="100" w:type="dxa"/>
+              <w:left w:w="160" w:type="dxa"/>
+              <w:bottom w:w="100" w:type="dxa"/>
+              <w:right w:w="160" w:type="dxa"/>
+            </w:tcMar>
           </w:tcPr>
           <w:p>
             <w:pPr>
-              <w:spacing w:after="60" w:before="60"/>
+              <w:spacing w:after="0" w:before="0"/>
+              <w:jc w:val="right"/>
             </w:pPr>
-            <w:r/>
             <w:r>
+              <w:rPr>
+                <w:b/>
+                <w:i w:val="0"/>
+                <w:color w:val="12294A"/>
+                <w:sz w:val="21"/>
+              </w:rPr>
               <w:t>₹1,00,000 per year + GST</w:t>
             </w:r>
           </w:p>
@@ -1078,215 +4204,726 @@
     </w:tbl>
     <w:p>
       <w:pPr>
-        <w:spacing w:after="40"/>
+        <w:spacing w:after="0" w:line="160" w:lineRule="exact"/>
+      </w:pPr>
+    </w:p>
+    <w:p>
+      <w:pPr>
+        <w:spacing w:after="80"/>
+        <w:jc w:val="both"/>
       </w:pPr>
       <w:r>
         <w:rPr>
           <w:b w:val="0"/>
-        </w:rPr>
-      </w:r>
-    </w:p>
-    <w:p>
-      <w:pPr>
-        <w:spacing w:after="40"/>
-      </w:pPr>
-      <w:r>
-        <w:rPr>
-          <w:b/>
-        </w:rPr>
-        <w:t xml:space="preserve">Total Development Cost: </w:t>
-      </w:r>
-      <w:r>
-        <w:t>₹2,00,000 + applicable GST</w:t>
-      </w:r>
-    </w:p>
-    <w:p>
-      <w:pPr>
-        <w:spacing w:after="40"/>
-      </w:pPr>
-      <w:r>
-        <w:rPr>
-          <w:b/>
-        </w:rPr>
-        <w:t xml:space="preserve">Annual Maintenance Cost: </w:t>
-      </w:r>
-      <w:r>
-        <w:t>₹1,00,000 per year + applicable GST</w:t>
-      </w:r>
-    </w:p>
-    <w:p>
-      <w:r>
-        <w:rPr>
-          <w:b w:val="0"/>
-        </w:rPr>
-      </w:r>
-    </w:p>
-    <w:p>
-      <w:r>
-        <w:rPr>
-          <w:b w:val="0"/>
+          <w:i w:val="0"/>
         </w:rPr>
         <w:t>The AMC will cover routine technical support, bug fixing, application maintenance, minor modifications, workflow adjustments, and assistance with existing application modules. Major new modules, substantial redevelopment, third-party integrations, or significant changes in the agreed scope may be quoted separately after mutual discussion.</w:t>
       </w:r>
     </w:p>
     <w:p>
       <w:pPr>
-        <w:keepNext/>
-        <w:spacing w:before="280"/>
-        <w:pBdr>
-          <w:bottom w:val="single" w:sz="6" w:space="1" w:color="1F3A5F"/>
-        </w:pBdr>
+        <w:spacing w:after="0" w:line="160" w:lineRule="exact"/>
+      </w:pPr>
+    </w:p>
+    <w:tbl>
+      <w:tblPr>
+        <w:tblW w:type="auto" w:w="0"/>
+        <w:jc w:val="left"/>
+        <w:tblLayout w:type="fixed"/>
+        <w:tblLook w:firstColumn="1" w:firstRow="1" w:lastColumn="0" w:lastRow="0" w:noHBand="0" w:noVBand="1" w:val="04A0"/>
+      </w:tblPr>
+      <w:tblGrid>
+        <w:gridCol w:w="4819"/>
+        <w:gridCol w:w="4819"/>
+      </w:tblGrid>
+      <w:tr>
+        <w:tc>
+          <w:tcPr>
+            <w:tcW w:type="dxa" w:w="624"/>
+            <w:tcBorders>
+              <w:top w:val="nil"/>
+              <w:left w:val="nil"/>
+              <w:bottom w:val="nil"/>
+              <w:right w:val="nil"/>
+            </w:tcBorders>
+            <w:shd w:val="clear" w:color="auto" w:fill="12294A"/>
+            <w:tcMar>
+              <w:top w:w="70" w:type="dxa"/>
+              <w:left w:w="60" w:type="dxa"/>
+              <w:bottom w:w="70" w:type="dxa"/>
+              <w:right w:w="60" w:type="dxa"/>
+            </w:tcMar>
+            <w:vAlign w:val="center"/>
+          </w:tcPr>
+          <w:p>
+            <w:pPr>
+              <w:spacing w:after="0" w:before="0"/>
+              <w:jc w:val="center"/>
+            </w:pPr>
+            <w:r>
+              <w:rPr>
+                <w:b/>
+                <w:i w:val="0"/>
+                <w:color w:val="FFFFFF"/>
+                <w:sz w:val="26"/>
+              </w:rPr>
+              <w:t>5</w:t>
+            </w:r>
+          </w:p>
+        </w:tc>
+        <w:tc>
+          <w:tcPr>
+            <w:tcW w:type="dxa" w:w="9014"/>
+            <w:tcBorders>
+              <w:top w:val="nil"/>
+              <w:left w:val="nil"/>
+              <w:bottom w:val="single" w:sz="12" w:color="0E7C86"/>
+              <w:right w:val="nil"/>
+            </w:tcBorders>
+            <w:tcMar>
+              <w:top w:w="70" w:type="dxa"/>
+              <w:left w:w="160" w:type="dxa"/>
+              <w:bottom w:w="70" w:type="dxa"/>
+              <w:right w:w="60" w:type="dxa"/>
+            </w:tcMar>
+            <w:vAlign w:val="center"/>
+          </w:tcPr>
+          <w:p>
+            <w:pPr>
+              <w:keepNext/>
+              <w:spacing w:after="0" w:before="0"/>
+            </w:pPr>
+            <w:r>
+              <w:rPr>
+                <w:b/>
+                <w:i w:val="0"/>
+                <w:color w:val="12294A"/>
+                <w:sz w:val="25"/>
+              </w:rPr>
+              <w:t>IMPORTANT COMMERCIAL NOTES</w:t>
+            </w:r>
+          </w:p>
+        </w:tc>
+      </w:tr>
+    </w:tbl>
+    <w:p>
+      <w:pPr>
+        <w:spacing w:after="0" w:line="120" w:lineRule="exact"/>
+      </w:pPr>
+    </w:p>
+    <w:tbl>
+      <w:tblPr>
+        <w:tblW w:type="auto" w:w="0"/>
+        <w:jc w:val="left"/>
+        <w:tblLayout w:type="fixed"/>
+        <w:tblLook w:firstColumn="1" w:firstRow="1" w:lastColumn="0" w:lastRow="0" w:noHBand="0" w:noVBand="1" w:val="04A0"/>
+      </w:tblPr>
+      <w:tblGrid>
+        <w:gridCol w:w="4819"/>
+        <w:gridCol w:w="4819"/>
+      </w:tblGrid>
+      <w:tr>
+        <w:trPr>
+          <w:cantSplit/>
+        </w:trPr>
+        <w:tc>
+          <w:tcPr>
+            <w:tcW w:type="dxa" w:w="567"/>
+            <w:tcBorders>
+              <w:top w:val="nil"/>
+              <w:left w:val="nil"/>
+              <w:bottom w:val="single" w:sz="4" w:color="E3E8EF"/>
+              <w:right w:val="nil"/>
+            </w:tcBorders>
+            <w:tcMar>
+              <w:top w:w="80" w:type="dxa"/>
+              <w:left w:w="100" w:type="dxa"/>
+              <w:bottom w:w="80" w:type="dxa"/>
+              <w:right w:w="100" w:type="dxa"/>
+            </w:tcMar>
+          </w:tcPr>
+          <w:p>
+            <w:pPr>
+              <w:spacing w:after="0" w:before="0"/>
+              <w:jc w:val="center"/>
+            </w:pPr>
+            <w:r>
+              <w:rPr>
+                <w:b/>
+                <w:i w:val="0"/>
+                <w:color w:val="0E7C86"/>
+                <w:sz w:val="22"/>
+              </w:rPr>
+              <w:t>1</w:t>
+            </w:r>
+          </w:p>
+        </w:tc>
+        <w:tc>
+          <w:tcPr>
+            <w:tcW w:type="dxa" w:w="9071"/>
+            <w:tcBorders>
+              <w:top w:val="nil"/>
+              <w:left w:val="nil"/>
+              <w:bottom w:val="single" w:sz="4" w:color="E3E8EF"/>
+              <w:right w:val="nil"/>
+            </w:tcBorders>
+            <w:tcMar>
+              <w:top w:w="80" w:type="dxa"/>
+              <w:left w:w="100" w:type="dxa"/>
+              <w:bottom w:w="80" w:type="dxa"/>
+              <w:right w:w="100" w:type="dxa"/>
+            </w:tcMar>
+          </w:tcPr>
+          <w:p>
+            <w:pPr>
+              <w:spacing w:after="0" w:before="0"/>
+            </w:pPr>
+            <w:r>
+              <w:rPr>
+                <w:b w:val="0"/>
+                <w:i w:val="0"/>
+                <w:sz w:val="20"/>
+              </w:rPr>
+              <w:t>AppSheet, Google Workspace, cloud database, third-party API, SMS/WhatsApp, payment gateway, or other third-party subscription/license charges, if required, are not included in the above development cost unless specifically agreed in writing.</w:t>
+            </w:r>
+          </w:p>
+        </w:tc>
+      </w:tr>
+      <w:tr>
+        <w:trPr>
+          <w:cantSplit/>
+        </w:trPr>
+        <w:tc>
+          <w:tcPr>
+            <w:tcW w:type="dxa" w:w="567"/>
+            <w:tcBorders>
+              <w:top w:val="nil"/>
+              <w:left w:val="nil"/>
+              <w:bottom w:val="single" w:sz="4" w:color="E3E8EF"/>
+              <w:right w:val="nil"/>
+            </w:tcBorders>
+            <w:tcMar>
+              <w:top w:w="80" w:type="dxa"/>
+              <w:left w:w="100" w:type="dxa"/>
+              <w:bottom w:w="80" w:type="dxa"/>
+              <w:right w:w="100" w:type="dxa"/>
+            </w:tcMar>
+          </w:tcPr>
+          <w:p>
+            <w:pPr>
+              <w:spacing w:after="0" w:before="0"/>
+              <w:jc w:val="center"/>
+            </w:pPr>
+            <w:r>
+              <w:rPr>
+                <w:b/>
+                <w:i w:val="0"/>
+                <w:color w:val="0E7C86"/>
+                <w:sz w:val="22"/>
+              </w:rPr>
+              <w:t>2</w:t>
+            </w:r>
+          </w:p>
+        </w:tc>
+        <w:tc>
+          <w:tcPr>
+            <w:tcW w:type="dxa" w:w="9071"/>
+            <w:tcBorders>
+              <w:top w:val="nil"/>
+              <w:left w:val="nil"/>
+              <w:bottom w:val="single" w:sz="4" w:color="E3E8EF"/>
+              <w:right w:val="nil"/>
+            </w:tcBorders>
+            <w:tcMar>
+              <w:top w:w="80" w:type="dxa"/>
+              <w:left w:w="100" w:type="dxa"/>
+              <w:bottom w:w="80" w:type="dxa"/>
+              <w:right w:w="100" w:type="dxa"/>
+            </w:tcMar>
+          </w:tcPr>
+          <w:p>
+            <w:pPr>
+              <w:spacing w:after="0" w:before="0"/>
+            </w:pPr>
+            <w:r>
+              <w:rPr>
+                <w:b w:val="0"/>
+                <w:i w:val="0"/>
+                <w:sz w:val="20"/>
+              </w:rPr>
+              <w:t>The final application scope and workflow will be frozen after detailed requirement discussions with Sir Syed Trust.</w:t>
+            </w:r>
+          </w:p>
+        </w:tc>
+      </w:tr>
+      <w:tr>
+        <w:trPr>
+          <w:cantSplit/>
+        </w:trPr>
+        <w:tc>
+          <w:tcPr>
+            <w:tcW w:type="dxa" w:w="567"/>
+            <w:tcBorders>
+              <w:top w:val="nil"/>
+              <w:left w:val="nil"/>
+              <w:bottom w:val="single" w:sz="4" w:color="E3E8EF"/>
+              <w:right w:val="nil"/>
+            </w:tcBorders>
+            <w:tcMar>
+              <w:top w:w="80" w:type="dxa"/>
+              <w:left w:w="100" w:type="dxa"/>
+              <w:bottom w:w="80" w:type="dxa"/>
+              <w:right w:w="100" w:type="dxa"/>
+            </w:tcMar>
+          </w:tcPr>
+          <w:p>
+            <w:pPr>
+              <w:spacing w:after="0" w:before="0"/>
+              <w:jc w:val="center"/>
+            </w:pPr>
+            <w:r>
+              <w:rPr>
+                <w:b/>
+                <w:i w:val="0"/>
+                <w:color w:val="0E7C86"/>
+                <w:sz w:val="22"/>
+              </w:rPr>
+              <w:t>3</w:t>
+            </w:r>
+          </w:p>
+        </w:tc>
+        <w:tc>
+          <w:tcPr>
+            <w:tcW w:type="dxa" w:w="9071"/>
+            <w:tcBorders>
+              <w:top w:val="nil"/>
+              <w:left w:val="nil"/>
+              <w:bottom w:val="single" w:sz="4" w:color="E3E8EF"/>
+              <w:right w:val="nil"/>
+            </w:tcBorders>
+            <w:tcMar>
+              <w:top w:w="80" w:type="dxa"/>
+              <w:left w:w="100" w:type="dxa"/>
+              <w:bottom w:w="80" w:type="dxa"/>
+              <w:right w:w="100" w:type="dxa"/>
+            </w:tcMar>
+          </w:tcPr>
+          <w:p>
+            <w:pPr>
+              <w:spacing w:after="0" w:before="0"/>
+            </w:pPr>
+            <w:r>
+              <w:rPr>
+                <w:b w:val="0"/>
+                <w:i w:val="0"/>
+                <w:sz w:val="20"/>
+              </w:rPr>
+              <w:t>Any additional modules or major requirements outside the mutually approved scope may involve additional development charges.</w:t>
+            </w:r>
+          </w:p>
+        </w:tc>
+      </w:tr>
+      <w:tr>
+        <w:trPr>
+          <w:cantSplit/>
+        </w:trPr>
+        <w:tc>
+          <w:tcPr>
+            <w:tcW w:type="dxa" w:w="567"/>
+            <w:tcBorders>
+              <w:top w:val="nil"/>
+              <w:left w:val="nil"/>
+              <w:bottom w:val="single" w:sz="4" w:color="E3E8EF"/>
+              <w:right w:val="nil"/>
+            </w:tcBorders>
+            <w:tcMar>
+              <w:top w:w="80" w:type="dxa"/>
+              <w:left w:w="100" w:type="dxa"/>
+              <w:bottom w:w="80" w:type="dxa"/>
+              <w:right w:w="100" w:type="dxa"/>
+            </w:tcMar>
+          </w:tcPr>
+          <w:p>
+            <w:pPr>
+              <w:spacing w:after="0" w:before="0"/>
+              <w:jc w:val="center"/>
+            </w:pPr>
+            <w:r>
+              <w:rPr>
+                <w:b/>
+                <w:i w:val="0"/>
+                <w:color w:val="0E7C86"/>
+                <w:sz w:val="22"/>
+              </w:rPr>
+              <w:t>4</w:t>
+            </w:r>
+          </w:p>
+        </w:tc>
+        <w:tc>
+          <w:tcPr>
+            <w:tcW w:type="dxa" w:w="9071"/>
+            <w:tcBorders>
+              <w:top w:val="nil"/>
+              <w:left w:val="nil"/>
+              <w:bottom w:val="single" w:sz="4" w:color="E3E8EF"/>
+              <w:right w:val="nil"/>
+            </w:tcBorders>
+            <w:tcMar>
+              <w:top w:w="80" w:type="dxa"/>
+              <w:left w:w="100" w:type="dxa"/>
+              <w:bottom w:w="80" w:type="dxa"/>
+              <w:right w:w="100" w:type="dxa"/>
+            </w:tcMar>
+          </w:tcPr>
+          <w:p>
+            <w:pPr>
+              <w:spacing w:after="0" w:before="0"/>
+            </w:pPr>
+            <w:r>
+              <w:rPr>
+                <w:b w:val="0"/>
+                <w:i w:val="0"/>
+                <w:sz w:val="20"/>
+              </w:rPr>
+              <w:t>Data migration from existing systems/spreadsheets will depend on the structure and quality of the existing data and will be finalized during requirement analysis.</w:t>
+            </w:r>
+          </w:p>
+        </w:tc>
+      </w:tr>
+      <w:tr>
+        <w:trPr>
+          <w:cantSplit/>
+        </w:trPr>
+        <w:tc>
+          <w:tcPr>
+            <w:tcW w:type="dxa" w:w="567"/>
+            <w:tcBorders>
+              <w:top w:val="nil"/>
+              <w:left w:val="nil"/>
+              <w:bottom w:val="single" w:sz="4" w:color="E3E8EF"/>
+              <w:right w:val="nil"/>
+            </w:tcBorders>
+            <w:tcMar>
+              <w:top w:w="80" w:type="dxa"/>
+              <w:left w:w="100" w:type="dxa"/>
+              <w:bottom w:w="80" w:type="dxa"/>
+              <w:right w:w="100" w:type="dxa"/>
+            </w:tcMar>
+          </w:tcPr>
+          <w:p>
+            <w:pPr>
+              <w:spacing w:after="0" w:before="0"/>
+              <w:jc w:val="center"/>
+            </w:pPr>
+            <w:r>
+              <w:rPr>
+                <w:b/>
+                <w:i w:val="0"/>
+                <w:color w:val="0E7C86"/>
+                <w:sz w:val="22"/>
+              </w:rPr>
+              <w:t>5</w:t>
+            </w:r>
+          </w:p>
+        </w:tc>
+        <w:tc>
+          <w:tcPr>
+            <w:tcW w:type="dxa" w:w="9071"/>
+            <w:tcBorders>
+              <w:top w:val="nil"/>
+              <w:left w:val="nil"/>
+              <w:bottom w:val="single" w:sz="4" w:color="E3E8EF"/>
+              <w:right w:val="nil"/>
+            </w:tcBorders>
+            <w:tcMar>
+              <w:top w:w="80" w:type="dxa"/>
+              <w:left w:w="100" w:type="dxa"/>
+              <w:bottom w:w="80" w:type="dxa"/>
+              <w:right w:w="100" w:type="dxa"/>
+            </w:tcMar>
+          </w:tcPr>
+          <w:p>
+            <w:pPr>
+              <w:spacing w:after="0" w:before="0"/>
+            </w:pPr>
+            <w:r>
+              <w:rPr>
+                <w:b w:val="0"/>
+                <w:i w:val="0"/>
+                <w:sz w:val="20"/>
+              </w:rPr>
+              <w:t>Application ownership, administrative access, deployment structure, and handover arrangements will be finalized mutually before production deployment.</w:t>
+            </w:r>
+          </w:p>
+        </w:tc>
+      </w:tr>
+    </w:tbl>
+    <w:p>
+      <w:pPr>
+        <w:spacing w:after="0" w:line="160" w:lineRule="exact"/>
+      </w:pPr>
+    </w:p>
+    <w:tbl>
+      <w:tblPr>
+        <w:tblW w:type="auto" w:w="0"/>
+        <w:jc w:val="left"/>
+        <w:tblLayout w:type="fixed"/>
+        <w:tblLook w:firstColumn="1" w:firstRow="1" w:lastColumn="0" w:lastRow="0" w:noHBand="0" w:noVBand="1" w:val="04A0"/>
+      </w:tblPr>
+      <w:tblGrid>
+        <w:gridCol w:w="4819"/>
+        <w:gridCol w:w="4819"/>
+      </w:tblGrid>
+      <w:tr>
+        <w:tc>
+          <w:tcPr>
+            <w:tcW w:type="dxa" w:w="624"/>
+            <w:tcBorders>
+              <w:top w:val="nil"/>
+              <w:left w:val="nil"/>
+              <w:bottom w:val="nil"/>
+              <w:right w:val="nil"/>
+            </w:tcBorders>
+            <w:shd w:val="clear" w:color="auto" w:fill="12294A"/>
+            <w:tcMar>
+              <w:top w:w="70" w:type="dxa"/>
+              <w:left w:w="60" w:type="dxa"/>
+              <w:bottom w:w="70" w:type="dxa"/>
+              <w:right w:w="60" w:type="dxa"/>
+            </w:tcMar>
+            <w:vAlign w:val="center"/>
+          </w:tcPr>
+          <w:p>
+            <w:pPr>
+              <w:spacing w:after="0" w:before="0"/>
+              <w:jc w:val="center"/>
+            </w:pPr>
+            <w:r>
+              <w:rPr>
+                <w:b/>
+                <w:i w:val="0"/>
+                <w:color w:val="FFFFFF"/>
+                <w:sz w:val="26"/>
+              </w:rPr>
+              <w:t>6</w:t>
+            </w:r>
+          </w:p>
+        </w:tc>
+        <w:tc>
+          <w:tcPr>
+            <w:tcW w:type="dxa" w:w="9014"/>
+            <w:tcBorders>
+              <w:top w:val="nil"/>
+              <w:left w:val="nil"/>
+              <w:bottom w:val="single" w:sz="12" w:color="0E7C86"/>
+              <w:right w:val="nil"/>
+            </w:tcBorders>
+            <w:tcMar>
+              <w:top w:w="70" w:type="dxa"/>
+              <w:left w:w="160" w:type="dxa"/>
+              <w:bottom w:w="70" w:type="dxa"/>
+              <w:right w:w="60" w:type="dxa"/>
+            </w:tcMar>
+            <w:vAlign w:val="center"/>
+          </w:tcPr>
+          <w:p>
+            <w:pPr>
+              <w:keepNext/>
+              <w:spacing w:after="0" w:before="0"/>
+            </w:pPr>
+            <w:r>
+              <w:rPr>
+                <w:b/>
+                <w:i w:val="0"/>
+                <w:color w:val="12294A"/>
+                <w:sz w:val="25"/>
+              </w:rPr>
+              <w:t>OUR COMMITMENT</w:t>
+            </w:r>
+          </w:p>
+        </w:tc>
+      </w:tr>
+    </w:tbl>
+    <w:p>
+      <w:pPr>
+        <w:spacing w:after="0" w:line="120" w:lineRule="exact"/>
+      </w:pPr>
+    </w:p>
+    <w:tbl>
+      <w:tblPr>
+        <w:tblW w:type="auto" w:w="0"/>
+        <w:jc w:val="left"/>
+        <w:tblLayout w:type="fixed"/>
+        <w:tblLook w:firstColumn="1" w:firstRow="1" w:lastColumn="0" w:lastRow="0" w:noHBand="0" w:noVBand="1" w:val="04A0"/>
+      </w:tblPr>
+      <w:tblGrid>
+        <w:gridCol w:w="9638"/>
+      </w:tblGrid>
+      <w:tr>
+        <w:tc>
+          <w:tcPr>
+            <w:tcW w:type="dxa" w:w="9638"/>
+            <w:tcBorders>
+              <w:top w:val="nil"/>
+              <w:left w:val="single" w:sz="36" w:color="0E7C86"/>
+              <w:bottom w:val="nil"/>
+              <w:right w:val="nil"/>
+            </w:tcBorders>
+            <w:shd w:val="clear" w:color="auto" w:fill="E6F2F3"/>
+            <w:tcMar>
+              <w:top w:w="140" w:type="dxa"/>
+              <w:left w:w="220" w:type="dxa"/>
+              <w:bottom w:w="140" w:type="dxa"/>
+              <w:right w:w="180" w:type="dxa"/>
+            </w:tcMar>
+          </w:tcPr>
+          <w:p>
+            <w:pPr>
+              <w:spacing w:after="120" w:before="0"/>
+            </w:pPr>
+            <w:r>
+              <w:rPr>
+                <w:b w:val="0"/>
+                <w:i/>
+                <w:color w:val="12294A"/>
+                <w:sz w:val="21"/>
+              </w:rPr>
+              <w:t>Raijmait Quantum aims to provide Sir Syed Trust with a centralized, user-friendly, field-ready, and scalable digital MIS solution that reduces manual reporting, improves data quality, strengthens financial and programme monitoring, and enables timely decision-making for the Women Livelihood Programme.</w:t>
+            </w:r>
+          </w:p>
+        </w:tc>
+      </w:tr>
+    </w:tbl>
+    <w:p>
+      <w:pPr>
+        <w:spacing w:after="0" w:line="160" w:lineRule="exact"/>
+      </w:pPr>
+    </w:p>
+    <w:p>
+      <w:pPr>
+        <w:spacing w:after="200"/>
       </w:pPr>
       <w:r>
         <w:rPr>
-          <w:b/>
-          <w:color w:val="1F3A5F"/>
-          <w:sz w:val="26"/>
+          <w:b w:val="0"/>
+          <w:i w:val="0"/>
         </w:rPr>
-        <w:t>5. Important Commercial Notes</w:t>
-      </w:r>
-    </w:p>
-    <w:p>
-      <w:pPr>
-        <w:pStyle w:val="ListBullet"/>
-        <w:spacing w:after="20"/>
-      </w:pPr>
-      <w:r>
-        <w:t>AppSheet, Google Workspace, cloud database, third-party API, SMS/WhatsApp, payment gateway, or other third-party subscription/license charges, if required, are not included in the above development cost unless specifically agreed in writing.</w:t>
-      </w:r>
-    </w:p>
-    <w:p>
-      <w:pPr>
-        <w:pStyle w:val="ListBullet"/>
-        <w:spacing w:after="20"/>
-      </w:pPr>
-      <w:r>
-        <w:t>The final application scope and workflow will be frozen after detailed requirement discussions with Sir Syed Trust.</w:t>
-      </w:r>
-    </w:p>
-    <w:p>
-      <w:pPr>
-        <w:pStyle w:val="ListBullet"/>
-        <w:spacing w:after="20"/>
-      </w:pPr>
-      <w:r>
-        <w:t>Any additional modules or major requirements outside the mutually approved scope may involve additional development charges.</w:t>
-      </w:r>
-    </w:p>
-    <w:p>
-      <w:pPr>
-        <w:pStyle w:val="ListBullet"/>
-        <w:spacing w:after="20"/>
-      </w:pPr>
-      <w:r>
-        <w:t>Data migration from existing systems/spreadsheets will depend on the structure and quality of the existing data and will be finalized during requirement analysis.</w:t>
-      </w:r>
-    </w:p>
-    <w:p>
-      <w:pPr>
-        <w:pStyle w:val="ListBullet"/>
-        <w:spacing w:after="20"/>
-      </w:pPr>
-      <w:r>
-        <w:t>Application ownership, administrative access, deployment structure, and handover arrangements will be finalized mutually before production deployment.</w:t>
+        <w:t>We look forward to working with Sir Syed Trust and supporting the digital transformation of its livelihood programme.</w:t>
       </w:r>
     </w:p>
     <w:p>
       <w:pPr>
         <w:keepNext/>
-        <w:spacing w:before="280"/>
-        <w:pBdr>
-          <w:bottom w:val="single" w:sz="6" w:space="1" w:color="1F3A5F"/>
-        </w:pBdr>
+        <w:spacing w:after="520"/>
       </w:pPr>
       <w:r>
         <w:rPr>
-          <w:b/>
-          <w:color w:val="1F3A5F"/>
-          <w:sz w:val="26"/>
-        </w:rPr>
-        <w:t>6. Our Commitment</w:t>
-      </w:r>
-    </w:p>
-    <w:p>
-      <w:r>
-        <w:rPr>
           <w:b w:val="0"/>
-        </w:rPr>
-        <w:t>Raijmait Quantum aims to provide Sir Syed Trust with a centralized, user-friendly, field-ready, and scalable digital MIS solution that reduces manual reporting, improves data quality, strengthens financial and programme monitoring, and enables timely decision-making for the Women Livelihood Programme.</w:t>
-      </w:r>
-    </w:p>
-    <w:p>
-      <w:r>
-        <w:rPr>
-          <w:b w:val="0"/>
-        </w:rPr>
-        <w:t>We look forward to working with Sir Syed Trust and supporting the digital transformation of its livelihood programme.</w:t>
-      </w:r>
-    </w:p>
-    <w:p>
-      <w:r>
-        <w:rPr>
-          <w:b w:val="0"/>
+          <w:i w:val="0"/>
         </w:rPr>
         <w:t>Sincerely,</w:t>
       </w:r>
     </w:p>
-    <w:p>
-      <w:pPr>
-        <w:spacing w:after="360"/>
-      </w:pPr>
-      <w:r>
-        <w:rPr>
-          <w:b w:val="0"/>
-        </w:rPr>
-      </w:r>
-    </w:p>
-    <w:p>
-      <w:pPr>
-        <w:spacing w:after="0"/>
-      </w:pPr>
-      <w:r>
-        <w:rPr>
-          <w:b/>
-        </w:rPr>
-        <w:t>For Raijmait Quantum</w:t>
-      </w:r>
-    </w:p>
-    <w:p>
-      <w:pPr>
-        <w:spacing w:after="0"/>
-      </w:pPr>
-      <w:r>
-        <w:rPr>
-          <w:b w:val="0"/>
-        </w:rPr>
-        <w:t>Authorized Signatory</w:t>
-      </w:r>
-    </w:p>
-    <w:p>
-      <w:pPr>
-        <w:spacing w:after="0"/>
-      </w:pPr>
-      <w:r>
-        <w:rPr>
-          <w:b w:val="0"/>
-        </w:rPr>
-        <w:t>Raijmait Quantum</w:t>
-      </w:r>
-    </w:p>
-    <w:p>
-      <w:r>
-        <w:rPr>
-          <w:b w:val="0"/>
-        </w:rPr>
-        <w:t>Software Development &amp; Data Management Solutions</w:t>
-      </w:r>
-    </w:p>
+    <w:tbl>
+      <w:tblPr>
+        <w:tblW w:type="auto" w:w="0"/>
+        <w:jc w:val="left"/>
+        <w:tblLayout w:type="fixed"/>
+        <w:tblLook w:firstColumn="1" w:firstRow="1" w:lastColumn="0" w:lastRow="0" w:noHBand="0" w:noVBand="1" w:val="04A0"/>
+      </w:tblPr>
+      <w:tblGrid>
+        <w:gridCol w:w="4819"/>
+        <w:gridCol w:w="4819"/>
+      </w:tblGrid>
+      <w:tr>
+        <w:trPr>
+          <w:cantSplit/>
+        </w:trPr>
+        <w:tc>
+          <w:tcPr>
+            <w:tcW w:type="dxa" w:w="3685"/>
+            <w:tcBorders>
+              <w:top w:val="single" w:sz="8" w:color="12294A"/>
+              <w:left w:val="nil"/>
+              <w:bottom w:val="nil"/>
+              <w:right w:val="nil"/>
+            </w:tcBorders>
+          </w:tcPr>
+          <w:p>
+            <w:pPr>
+              <w:spacing w:after="0" w:before="60"/>
+            </w:pPr>
+            <w:r>
+              <w:rPr>
+                <w:b/>
+                <w:i w:val="0"/>
+                <w:color w:val="12294A"/>
+                <w:sz w:val="21"/>
+              </w:rPr>
+              <w:t>For Raijmait Quantum</w:t>
+            </w:r>
+          </w:p>
+          <w:p>
+            <w:pPr>
+              <w:spacing w:after="0" w:before="0"/>
+            </w:pPr>
+            <w:r>
+              <w:rPr>
+                <w:b w:val="0"/>
+                <w:i w:val="0"/>
+                <w:sz w:val="20"/>
+              </w:rPr>
+              <w:t>Authorized Signatory</w:t>
+            </w:r>
+          </w:p>
+          <w:p>
+            <w:pPr>
+              <w:spacing w:after="0" w:before="0"/>
+            </w:pPr>
+            <w:r>
+              <w:rPr>
+                <w:b w:val="0"/>
+                <w:i w:val="0"/>
+                <w:color w:val="5A6472"/>
+                <w:sz w:val="20"/>
+              </w:rPr>
+              <w:t>Raijmait Quantum</w:t>
+            </w:r>
+          </w:p>
+          <w:p>
+            <w:pPr>
+              <w:spacing w:after="0" w:before="0"/>
+            </w:pPr>
+            <w:r>
+              <w:rPr>
+                <w:b w:val="0"/>
+                <w:i w:val="0"/>
+                <w:color w:val="5A6472"/>
+                <w:sz w:val="18"/>
+              </w:rPr>
+              <w:t>Software Development &amp; Data Management Solutions</w:t>
+            </w:r>
+          </w:p>
+        </w:tc>
+        <w:tc>
+          <w:tcPr>
+            <w:tcW w:type="dxa" w:w="5953"/>
+            <w:tcBorders>
+              <w:top w:val="nil"/>
+              <w:left w:val="nil"/>
+              <w:bottom w:val="nil"/>
+              <w:right w:val="nil"/>
+            </w:tcBorders>
+          </w:tcPr>
+          <w:p/>
+        </w:tc>
+      </w:tr>
+    </w:tbl>
     <w:sectPr>
-      <w:footerReference w:type="default" r:id="rId9"/>
+      <w:headerReference w:type="default" r:id="rId9"/>
+      <w:footerReference w:type="default" r:id="rId10"/>
       <w:pgSz w:w="11906" w:h="16838"/>
-      <w:pgMar w:top="1134" w:right="1247" w:bottom="1134" w:left="1247" w:header="720" w:footer="720" w:gutter="0"/>
+      <w:pgMar w:top="907" w:right="1134" w:bottom="1020" w:left="1134" w:header="720" w:footer="720" w:gutter="0"/>
       <w:cols w:space="720"/>
       <w:docGrid w:linePitch="360"/>
     </w:sectPr>
@@ -1299,17 +4936,24 @@
   <w:p>
     <w:pPr>
       <w:pStyle w:val="Footer"/>
+      <w:pBdr>
+        <w:top w:val="single" w:sz="6" w:space="6" w:color="0E7C86"/>
+      </w:pBdr>
       <w:jc w:val="center"/>
     </w:pPr>
     <w:r>
       <w:rPr>
-        <w:sz w:val="18"/>
-      </w:rPr>
-      <w:t xml:space="preserve">Raijmait Quantum – Quotation for Sir Syed Trust – Page </w:t>
+        <w:b w:val="0"/>
+        <w:i w:val="0"/>
+        <w:color w:val="5A6472"/>
+        <w:sz w:val="17"/>
+      </w:rPr>
+      <w:t xml:space="preserve">Confidential – Prepared for Sir Syed Trust  |  Page </w:t>
     </w:r>
     <w:r>
       <w:rPr>
-        <w:sz w:val="18"/>
+        <w:color w:val="5A6472"/>
+        <w:sz w:val="17"/>
       </w:rPr>
       <w:fldChar w:fldCharType="begin"/>
       <w:instrText xml:space="preserve">PAGE</w:instrText>
@@ -1317,6 +4961,26 @@
     </w:r>
   </w:p>
 </w:ftr>
+</file>
+
+<file path=word/header1.xml><?xml version="1.0" encoding="utf-8"?>
+<w:hdr xmlns:m="http://schemas.openxmlformats.org/officeDocument/2006/math" xmlns:mc="http://schemas.openxmlformats.org/markup-compatibility/2006" xmlns:mo="http://schemas.microsoft.com/office/mac/office/2008/main" xmlns:mv="urn:schemas-microsoft-com:mac:vml" xmlns:o="urn:schemas-microsoft-com:office:office" xmlns:r="http://schemas.openxmlformats.org/officeDocument/2006/relationships" xmlns:v="urn:schemas-microsoft-com:vml" xmlns:w10="urn:schemas-microsoft-com:office:word" xmlns:w14="http://schemas.microsoft.com/office/word/2010/wordml" xmlns:w="http://schemas.openxmlformats.org/wordprocessingml/2006/main" xmlns:wne="http://schemas.microsoft.com/office/word/2006/wordml" xmlns:wp14="http://schemas.microsoft.com/office/word/2010/wordprocessingDrawing" xmlns:wp="http://schemas.openxmlformats.org/drawingml/2006/wordprocessingDrawing" xmlns:wpc="http://schemas.microsoft.com/office/word/2010/wordprocessingCanvas" xmlns:wpg="http://schemas.microsoft.com/office/word/2010/wordprocessingGroup" xmlns:wpi="http://schemas.microsoft.com/office/word/2010/wordprocessingInk" xmlns:wps="http://schemas.microsoft.com/office/word/2010/wordprocessingShape" mc:Ignorable="w14 wp14">
+  <w:p>
+    <w:pPr>
+      <w:pStyle w:val="Header"/>
+      <w:jc w:val="right"/>
+    </w:pPr>
+    <w:r>
+      <w:rPr>
+        <w:b w:val="0"/>
+        <w:i w:val="0"/>
+        <w:color w:val="5A6472"/>
+        <w:sz w:val="16"/>
+      </w:rPr>
+      <w:t>Raijmait Quantum  |  Quotation: Women Livelihood Programme Management Application</w:t>
+    </w:r>
+  </w:p>
+</w:hdr>
 </file>
 
 <file path=word/numbering.xml><?xml version="1.0" encoding="utf-8"?>
@@ -1683,11 +5347,11 @@
     <w:qFormat/>
     <w:rsid w:val="00FC693F"/>
     <w:pPr>
-      <w:spacing w:after="120"/>
+      <w:spacing w:after="120" w:line="269" w:lineRule="auto"/>
     </w:pPr>
     <w:rPr>
       <w:rFonts w:ascii="Calibri" w:hAnsi="Calibri" w:eastAsia="Calibri"/>
-      <w:sz w:val="22"/>
+      <w:sz w:val="21"/>
     </w:rPr>
   </w:style>
   <w:style w:type="paragraph" w:styleId="Header">
